--- a/Design/System Design and Architecture.docx
+++ b/Design/System Design and Architecture.docx
@@ -4,40 +4,318 @@
   <w:body>
     <w:p>
       <w:pPr>
-        <w:jc w:val="center"/>
-        <w:rPr>
-          <w:rFonts w:ascii="Calibri" w:hAnsi="Calibri" w:cs="Calibri"/>
+        <w:pStyle w:val="Title"/>
+        <w:rPr>
+          <w:rFonts w:asciiTheme="minorHAnsi" w:hAnsiTheme="minorHAnsi" w:cstheme="minorHAnsi"/>
           <w:b/>
           <w:bCs/>
-          <w:sz w:val="36"/>
-          <w:szCs w:val="36"/>
+          <w:color w:val="44546A"/>
+          <w:w w:val="105"/>
+          <w:sz w:val="40"/>
+          <w:szCs w:val="40"/>
         </w:rPr>
       </w:pPr>
       <w:r>
         <w:rPr>
-          <w:rFonts w:ascii="Calibri" w:hAnsi="Calibri" w:cs="Calibri"/>
+          <w:rFonts w:asciiTheme="minorHAnsi" w:hAnsiTheme="minorHAnsi" w:cstheme="minorHAnsi"/>
           <w:b/>
           <w:bCs/>
-          <w:sz w:val="36"/>
-          <w:szCs w:val="36"/>
-        </w:rPr>
-        <w:t xml:space="preserve">System </w:t>
+          <w:color w:val="44546A"/>
+          <w:w w:val="105"/>
+          <w:sz w:val="40"/>
+          <w:szCs w:val="40"/>
+        </w:rPr>
+        <w:t>System Designa and architecture</w:t>
+      </w:r>
+    </w:p>
+    <w:p>
+      <w:pPr>
+        <w:rPr>
+          <w:sz w:val="18"/>
+          <w:szCs w:val="18"/>
+        </w:rPr>
+      </w:pPr>
+    </w:p>
+    <w:p>
+      <w:pPr>
+        <w:rPr>
+          <w:sz w:val="18"/>
+          <w:szCs w:val="18"/>
+        </w:rPr>
+      </w:pPr>
+    </w:p>
+    <w:p>
+      <w:pPr>
+        <w:rPr>
+          <w:sz w:val="18"/>
+          <w:szCs w:val="18"/>
+        </w:rPr>
+      </w:pPr>
+    </w:p>
+    <w:p>
+      <w:pPr>
+        <w:rPr>
+          <w:sz w:val="18"/>
+          <w:szCs w:val="18"/>
+        </w:rPr>
+      </w:pPr>
+    </w:p>
+    <w:p>
+      <w:pPr>
+        <w:spacing w:before="32" w:line="360" w:lineRule="auto"/>
+        <w:ind w:left="1700" w:right="1678"/>
+        <w:jc w:val="center"/>
+        <w:rPr>
+          <w:rFonts w:cstheme="minorHAnsi"/>
+          <w:color w:val="44546A"/>
+          <w:w w:val="115"/>
+          <w:sz w:val="18"/>
+          <w:szCs w:val="18"/>
+        </w:rPr>
+      </w:pPr>
+      <w:r>
+        <w:rPr>
+          <w:rFonts w:cstheme="minorHAnsi"/>
+          <w:b/>
+          <w:color w:val="44546A"/>
+          <w:w w:val="115"/>
+          <w:sz w:val="18"/>
+          <w:szCs w:val="18"/>
+        </w:rPr>
+        <w:t>Project</w:t>
+      </w:r>
+    </w:p>
+    <w:p>
+      <w:pPr>
+        <w:spacing w:before="32" w:line="360" w:lineRule="auto"/>
+        <w:ind w:left="1700" w:right="1678"/>
+        <w:jc w:val="center"/>
+        <w:rPr>
+          <w:rFonts w:cstheme="minorHAnsi"/>
+          <w:sz w:val="18"/>
+          <w:szCs w:val="18"/>
+        </w:rPr>
+      </w:pPr>
+      <w:r>
+        <w:rPr>
+          <w:rFonts w:cstheme="minorHAnsi"/>
+          <w:color w:val="1A1A1A"/>
+          <w:w w:val="115"/>
+          <w:sz w:val="18"/>
+          <w:szCs w:val="18"/>
+        </w:rPr>
+        <w:t>Project Name</w:t>
+      </w:r>
+    </w:p>
+    <w:p>
+      <w:pPr>
+        <w:spacing w:before="32" w:line="360" w:lineRule="auto"/>
+        <w:ind w:left="1700" w:right="1678"/>
+        <w:jc w:val="center"/>
+        <w:rPr>
+          <w:rFonts w:cstheme="minorHAnsi"/>
+          <w:color w:val="0E2841" w:themeColor="text2"/>
+          <w:w w:val="115"/>
+          <w:sz w:val="18"/>
+          <w:szCs w:val="18"/>
+        </w:rPr>
+      </w:pPr>
+      <w:r>
+        <w:rPr>
+          <w:rFonts w:cstheme="minorHAnsi"/>
+          <w:b/>
+          <w:color w:val="44546A"/>
+          <w:w w:val="115"/>
+          <w:sz w:val="18"/>
+          <w:szCs w:val="18"/>
+        </w:rPr>
+        <w:t>Prepared</w:t>
       </w:r>
       <w:r>
         <w:rPr>
-          <w:rFonts w:ascii="Calibri" w:hAnsi="Calibri" w:cs="Calibri"/>
+          <w:rFonts w:cstheme="minorHAnsi"/>
           <w:b/>
-          <w:bCs/>
-          <w:sz w:val="36"/>
-          <w:szCs w:val="36"/>
-        </w:rPr>
-        <w:t>Design and Architecture</w:t>
+          <w:color w:val="44546A"/>
+          <w:spacing w:val="-4"/>
+          <w:w w:val="115"/>
+          <w:sz w:val="18"/>
+          <w:szCs w:val="18"/>
+        </w:rPr>
+        <w:t xml:space="preserve"> </w:t>
       </w:r>
-    </w:p>
-    <w:p>
-      <w:pPr>
-        <w:spacing w:before="32"/>
-        <w:ind w:right="1678"/>
+      <w:r>
+        <w:rPr>
+          <w:rFonts w:cstheme="minorHAnsi"/>
+          <w:b/>
+          <w:color w:val="44546A"/>
+          <w:w w:val="115"/>
+          <w:sz w:val="18"/>
+          <w:szCs w:val="18"/>
+        </w:rPr>
+        <w:t>for</w:t>
+      </w:r>
+    </w:p>
+    <w:p>
+      <w:pPr>
+        <w:spacing w:before="32" w:line="360" w:lineRule="auto"/>
+        <w:ind w:left="1700" w:right="1678"/>
+        <w:jc w:val="center"/>
+        <w:rPr>
+          <w:rFonts w:cstheme="minorHAnsi"/>
+          <w:sz w:val="18"/>
+          <w:szCs w:val="18"/>
+        </w:rPr>
+      </w:pPr>
+      <w:bookmarkStart w:id="0" w:name="Dr._Ahmad_Bader"/>
+      <w:bookmarkEnd w:id="0"/>
+      <w:r>
+        <w:rPr>
+          <w:rFonts w:cstheme="minorHAnsi"/>
+          <w:color w:val="1A1A1A"/>
+          <w:w w:val="115"/>
+          <w:sz w:val="18"/>
+          <w:szCs w:val="18"/>
+        </w:rPr>
+        <w:t>Client Name</w:t>
+      </w:r>
+    </w:p>
+    <w:p>
+      <w:pPr>
+        <w:spacing w:line="360" w:lineRule="auto"/>
+        <w:ind w:left="1700" w:right="1678"/>
+        <w:jc w:val="center"/>
+        <w:rPr>
+          <w:rFonts w:cstheme="minorHAnsi"/>
+          <w:b/>
+          <w:color w:val="0E2841" w:themeColor="text2"/>
+          <w:sz w:val="18"/>
+          <w:szCs w:val="18"/>
+        </w:rPr>
+      </w:pPr>
+      <w:r>
+        <w:rPr>
+          <w:rFonts w:cstheme="minorHAnsi"/>
+          <w:b/>
+          <w:color w:val="44546A"/>
+          <w:w w:val="115"/>
+          <w:sz w:val="18"/>
+          <w:szCs w:val="18"/>
+        </w:rPr>
+        <w:t>Author</w:t>
+      </w:r>
+    </w:p>
+    <w:p>
+      <w:pPr>
+        <w:spacing w:before="27" w:line="360" w:lineRule="auto"/>
+        <w:ind w:left="1700" w:right="1678"/>
+        <w:jc w:val="center"/>
+        <w:rPr>
+          <w:rFonts w:cstheme="minorHAnsi"/>
+          <w:sz w:val="18"/>
+          <w:szCs w:val="18"/>
+        </w:rPr>
+      </w:pPr>
+      <w:r>
+        <w:rPr>
+          <w:rFonts w:cstheme="minorHAnsi"/>
+          <w:color w:val="1A1A1A"/>
+          <w:w w:val="115"/>
+          <w:sz w:val="18"/>
+          <w:szCs w:val="18"/>
+        </w:rPr>
+        <w:t>[Your Name]</w:t>
+      </w:r>
+    </w:p>
+    <w:p>
+      <w:pPr>
+        <w:pStyle w:val="BodyText"/>
+        <w:spacing w:line="360" w:lineRule="auto"/>
+        <w:rPr>
+          <w:rFonts w:cstheme="minorHAnsi"/>
+          <w:sz w:val="18"/>
+          <w:szCs w:val="18"/>
+        </w:rPr>
+      </w:pPr>
+    </w:p>
+    <w:p>
+      <w:pPr>
+        <w:pStyle w:val="BodyText"/>
+        <w:spacing w:before="3" w:line="360" w:lineRule="auto"/>
+        <w:rPr>
+          <w:rFonts w:cstheme="minorHAnsi"/>
+          <w:sz w:val="18"/>
+          <w:szCs w:val="18"/>
+        </w:rPr>
+      </w:pPr>
+    </w:p>
+    <w:p>
+      <w:pPr>
+        <w:pStyle w:val="BodyText"/>
+        <w:spacing w:before="3" w:line="360" w:lineRule="auto"/>
+        <w:rPr>
+          <w:rFonts w:cstheme="minorHAnsi"/>
+          <w:sz w:val="18"/>
+          <w:szCs w:val="18"/>
+        </w:rPr>
+      </w:pPr>
+    </w:p>
+    <w:p>
+      <w:pPr>
+        <w:pStyle w:val="BodyText"/>
+        <w:spacing w:before="3" w:line="360" w:lineRule="auto"/>
+        <w:rPr>
+          <w:rFonts w:cstheme="minorHAnsi"/>
+          <w:sz w:val="18"/>
+          <w:szCs w:val="18"/>
+        </w:rPr>
+      </w:pPr>
+    </w:p>
+    <w:p>
+      <w:pPr>
+        <w:spacing w:line="360" w:lineRule="auto"/>
+        <w:ind w:left="1700" w:right="1681"/>
+        <w:jc w:val="center"/>
+        <w:rPr>
+          <w:rFonts w:ascii="Calibri" w:hAnsi="Calibri" w:cstheme="minorHAnsi"/>
+          <w:sz w:val="18"/>
+          <w:szCs w:val="18"/>
+        </w:rPr>
+      </w:pPr>
+      <w:r>
+        <w:rPr>
+          <w:rFonts w:cstheme="minorHAnsi"/>
+          <w:color w:val="1A1A1A"/>
+          <w:w w:val="115"/>
+          <w:sz w:val="18"/>
+          <w:szCs w:val="18"/>
+        </w:rPr>
+        <w:t>Month Day,</w:t>
+      </w:r>
+      <w:r>
+        <w:rPr>
+          <w:rFonts w:cstheme="minorHAnsi"/>
+          <w:color w:val="1A1A1A"/>
+          <w:spacing w:val="-5"/>
+          <w:w w:val="115"/>
+          <w:sz w:val="18"/>
+          <w:szCs w:val="18"/>
+        </w:rPr>
+        <w:t xml:space="preserve"> </w:t>
+      </w:r>
+      <w:r>
+        <w:rPr>
+          <w:rFonts w:cstheme="minorHAnsi"/>
+          <w:color w:val="1A1A1A"/>
+          <w:w w:val="115"/>
+          <w:sz w:val="18"/>
+          <w:szCs w:val="18"/>
+        </w:rPr>
+        <w:t>Year</w:t>
+      </w:r>
+    </w:p>
+    <w:p>
+      <w:pPr>
+        <w:ind w:left="1700" w:right="1681"/>
         <w:rPr>
           <w:rFonts w:ascii="Calibri" w:hAnsi="Calibri" w:cs="Calibri"/>
           <w:color w:val="1A1A1A"/>
@@ -49,9 +327,7 @@
     </w:p>
     <w:p>
       <w:pPr>
-        <w:spacing w:before="32"/>
-        <w:ind w:left="1700" w:right="1678"/>
-        <w:jc w:val="center"/>
+        <w:ind w:left="1700" w:right="1681"/>
         <w:rPr>
           <w:rFonts w:ascii="Calibri" w:hAnsi="Calibri" w:cs="Calibri"/>
           <w:color w:val="1A1A1A"/>
@@ -63,9 +339,7 @@
     </w:p>
     <w:p>
       <w:pPr>
-        <w:spacing w:before="32" w:line="360" w:lineRule="auto"/>
-        <w:ind w:left="1700" w:right="1678"/>
-        <w:jc w:val="center"/>
+        <w:ind w:left="1700" w:right="1681"/>
         <w:rPr>
           <w:rFonts w:ascii="Calibri" w:hAnsi="Calibri" w:cs="Calibri"/>
           <w:color w:val="1A1A1A"/>
@@ -74,30 +348,22 @@
           <w:szCs w:val="20"/>
         </w:rPr>
       </w:pPr>
-      <w:r>
-        <w:rPr>
-          <w:rFonts w:ascii="Calibri" w:hAnsi="Calibri" w:cs="Calibri"/>
-          <w:b/>
+    </w:p>
+    <w:p>
+      <w:pPr>
+        <w:ind w:left="1700" w:right="1681"/>
+        <w:rPr>
+          <w:rFonts w:ascii="Calibri" w:hAnsi="Calibri" w:cs="Calibri"/>
           <w:color w:val="1A1A1A"/>
           <w:w w:val="115"/>
           <w:sz w:val="20"/>
           <w:szCs w:val="20"/>
         </w:rPr>
-        <w:t>Project</w:t>
-      </w:r>
-    </w:p>
-    <w:p>
-      <w:pPr>
-        <w:spacing w:before="32" w:line="360" w:lineRule="auto"/>
-        <w:ind w:left="1700" w:right="1678"/>
-        <w:jc w:val="center"/>
-        <w:rPr>
-          <w:rFonts w:ascii="Calibri" w:hAnsi="Calibri" w:cs="Calibri"/>
-          <w:sz w:val="20"/>
-          <w:szCs w:val="20"/>
-        </w:rPr>
-      </w:pPr>
-      <w:r>
+      </w:pPr>
+    </w:p>
+    <w:p>
+      <w:pPr>
+        <w:ind w:left="1700" w:right="1681"/>
         <w:rPr>
           <w:rFonts w:ascii="Calibri" w:hAnsi="Calibri" w:cs="Calibri"/>
           <w:color w:val="1A1A1A"/>
@@ -105,14 +371,11 @@
           <w:sz w:val="20"/>
           <w:szCs w:val="20"/>
         </w:rPr>
-        <w:t>Project Name</w:t>
-      </w:r>
-    </w:p>
-    <w:p>
-      <w:pPr>
-        <w:spacing w:before="32" w:line="360" w:lineRule="auto"/>
-        <w:ind w:left="1700" w:right="1678"/>
-        <w:jc w:val="center"/>
+      </w:pPr>
+    </w:p>
+    <w:p>
+      <w:pPr>
+        <w:ind w:left="1700" w:right="1681"/>
         <w:rPr>
           <w:rFonts w:ascii="Calibri" w:hAnsi="Calibri" w:cs="Calibri"/>
           <w:color w:val="1A1A1A"/>
@@ -121,55 +384,34 @@
           <w:szCs w:val="20"/>
         </w:rPr>
       </w:pPr>
-      <w:r>
-        <w:rPr>
-          <w:rFonts w:ascii="Calibri" w:hAnsi="Calibri" w:cs="Calibri"/>
-          <w:b/>
+    </w:p>
+    <w:p>
+      <w:pPr>
+        <w:ind w:left="1700" w:right="1681"/>
+        <w:rPr>
+          <w:rFonts w:ascii="Calibri" w:hAnsi="Calibri" w:cs="Calibri"/>
           <w:color w:val="1A1A1A"/>
           <w:w w:val="115"/>
           <w:sz w:val="20"/>
           <w:szCs w:val="20"/>
         </w:rPr>
-        <w:t>Prepared</w:t>
-      </w:r>
-      <w:r>
-        <w:rPr>
-          <w:rFonts w:ascii="Calibri" w:hAnsi="Calibri" w:cs="Calibri"/>
-          <w:b/>
-          <w:color w:val="1A1A1A"/>
-          <w:spacing w:val="-4"/>
-          <w:w w:val="115"/>
-          <w:sz w:val="20"/>
-          <w:szCs w:val="20"/>
-        </w:rPr>
-        <w:t xml:space="preserve"> </w:t>
-      </w:r>
-      <w:r>
-        <w:rPr>
-          <w:rFonts w:ascii="Calibri" w:hAnsi="Calibri" w:cs="Calibri"/>
-          <w:b/>
+      </w:pPr>
+    </w:p>
+    <w:p>
+      <w:pPr>
+        <w:ind w:left="1700" w:right="1681"/>
+        <w:rPr>
+          <w:rFonts w:ascii="Calibri" w:hAnsi="Calibri" w:cs="Calibri"/>
           <w:color w:val="1A1A1A"/>
           <w:w w:val="115"/>
           <w:sz w:val="20"/>
           <w:szCs w:val="20"/>
         </w:rPr>
-        <w:t>for</w:t>
-      </w:r>
-    </w:p>
-    <w:p>
-      <w:pPr>
-        <w:spacing w:before="32" w:line="360" w:lineRule="auto"/>
-        <w:ind w:left="1700" w:right="1678"/>
-        <w:jc w:val="center"/>
-        <w:rPr>
-          <w:rFonts w:ascii="Calibri" w:hAnsi="Calibri" w:cs="Calibri"/>
-          <w:sz w:val="20"/>
-          <w:szCs w:val="20"/>
-        </w:rPr>
-      </w:pPr>
-      <w:bookmarkStart w:id="0" w:name="Dr._Ahmad_Bader"/>
-      <w:bookmarkEnd w:id="0"/>
-      <w:r>
+      </w:pPr>
+    </w:p>
+    <w:p>
+      <w:pPr>
+        <w:ind w:left="1700" w:right="1681"/>
         <w:rPr>
           <w:rFonts w:ascii="Calibri" w:hAnsi="Calibri" w:cs="Calibri"/>
           <w:color w:val="1A1A1A"/>
@@ -177,477 +419,57 @@
           <w:sz w:val="20"/>
           <w:szCs w:val="20"/>
         </w:rPr>
-        <w:t>Client Name</w:t>
-      </w:r>
-    </w:p>
-    <w:p>
-      <w:pPr>
-        <w:spacing w:line="360" w:lineRule="auto"/>
-        <w:ind w:left="1700" w:right="1678"/>
-        <w:jc w:val="center"/>
-        <w:rPr>
-          <w:rFonts w:ascii="Calibri" w:hAnsi="Calibri" w:cs="Calibri"/>
-          <w:b/>
-          <w:sz w:val="20"/>
-          <w:szCs w:val="20"/>
-        </w:rPr>
-      </w:pPr>
-      <w:r>
-        <w:rPr>
-          <w:rFonts w:ascii="Calibri" w:hAnsi="Calibri" w:cs="Calibri"/>
-          <w:b/>
+      </w:pPr>
+    </w:p>
+    <w:p>
+      <w:pPr>
+        <w:ind w:left="1700" w:right="1681"/>
+        <w:rPr>
+          <w:rFonts w:ascii="Calibri" w:hAnsi="Calibri" w:cs="Calibri"/>
           <w:color w:val="1A1A1A"/>
           <w:w w:val="115"/>
           <w:sz w:val="20"/>
           <w:szCs w:val="20"/>
         </w:rPr>
-        <w:t>Prepared</w:t>
-      </w:r>
-      <w:r>
-        <w:rPr>
-          <w:rFonts w:ascii="Calibri" w:hAnsi="Calibri" w:cs="Calibri"/>
-          <w:b/>
-          <w:color w:val="1A1A1A"/>
-          <w:spacing w:val="-3"/>
-          <w:w w:val="115"/>
-          <w:sz w:val="20"/>
-          <w:szCs w:val="20"/>
-        </w:rPr>
-        <w:t xml:space="preserve"> </w:t>
-      </w:r>
-      <w:r>
-        <w:rPr>
-          <w:rFonts w:ascii="Calibri" w:hAnsi="Calibri" w:cs="Calibri"/>
-          <w:b/>
+      </w:pPr>
+    </w:p>
+    <w:p>
+      <w:pPr>
+        <w:ind w:left="1700" w:right="1681"/>
+        <w:rPr>
+          <w:rFonts w:ascii="Calibri" w:hAnsi="Calibri" w:cs="Calibri"/>
           <w:color w:val="1A1A1A"/>
           <w:w w:val="115"/>
           <w:sz w:val="20"/>
           <w:szCs w:val="20"/>
         </w:rPr>
-        <w:t>by</w:t>
-      </w:r>
-    </w:p>
-    <w:p>
-      <w:pPr>
-        <w:spacing w:before="27" w:line="360" w:lineRule="auto"/>
-        <w:ind w:left="1700" w:right="1678"/>
-        <w:jc w:val="center"/>
-        <w:rPr>
-          <w:rFonts w:ascii="Calibri" w:hAnsi="Calibri" w:cs="Calibri"/>
-          <w:sz w:val="20"/>
-          <w:szCs w:val="20"/>
-        </w:rPr>
-      </w:pPr>
-      <w:r>
-        <w:rPr>
-          <w:rFonts w:ascii="Calibri" w:hAnsi="Calibri" w:cs="Calibri"/>
-          <w:color w:val="1A1A1A"/>
-          <w:w w:val="115"/>
-          <w:sz w:val="20"/>
-          <w:szCs w:val="20"/>
-        </w:rPr>
-        <w:t>[Your Name]</w:t>
-      </w:r>
-    </w:p>
-    <w:p>
-      <w:pPr>
-        <w:pStyle w:val="BodyText"/>
-        <w:spacing w:line="360" w:lineRule="auto"/>
-        <w:rPr>
-          <w:sz w:val="20"/>
-          <w:szCs w:val="20"/>
-        </w:rPr>
-      </w:pPr>
-    </w:p>
-    <w:p>
-      <w:pPr>
-        <w:pStyle w:val="BodyText"/>
-        <w:spacing w:before="3" w:line="360" w:lineRule="auto"/>
-        <w:rPr>
-          <w:sz w:val="20"/>
-          <w:szCs w:val="20"/>
-        </w:rPr>
-      </w:pPr>
-    </w:p>
-    <w:p>
-      <w:pPr>
-        <w:pStyle w:val="BodyText"/>
-        <w:spacing w:before="3" w:line="360" w:lineRule="auto"/>
-        <w:rPr>
-          <w:sz w:val="20"/>
-          <w:szCs w:val="20"/>
-        </w:rPr>
-      </w:pPr>
-    </w:p>
-    <w:p>
-      <w:pPr>
-        <w:pStyle w:val="BodyText"/>
-        <w:spacing w:before="3" w:line="360" w:lineRule="auto"/>
-        <w:rPr>
-          <w:sz w:val="20"/>
-          <w:szCs w:val="20"/>
-        </w:rPr>
-      </w:pPr>
-    </w:p>
-    <w:p>
-      <w:pPr>
-        <w:spacing w:line="360" w:lineRule="auto"/>
-        <w:ind w:left="1700" w:right="1681"/>
-        <w:jc w:val="center"/>
-        <w:rPr>
-          <w:rFonts w:ascii="Calibri" w:hAnsi="Calibri" w:cs="Calibri"/>
-          <w:color w:val="1A1A1A"/>
-          <w:w w:val="115"/>
-          <w:sz w:val="20"/>
-          <w:szCs w:val="20"/>
-        </w:rPr>
-      </w:pPr>
-      <w:r>
-        <w:rPr>
-          <w:rFonts w:ascii="Calibri" w:hAnsi="Calibri" w:cs="Calibri"/>
-          <w:color w:val="1A1A1A"/>
-          <w:w w:val="115"/>
-          <w:sz w:val="20"/>
-          <w:szCs w:val="20"/>
-        </w:rPr>
-        <w:t>Day/Month/Year</w:t>
-      </w:r>
-    </w:p>
-    <w:p>
-      <w:pPr>
-        <w:spacing w:line="360" w:lineRule="auto"/>
-        <w:ind w:left="1700" w:right="1681"/>
-        <w:rPr>
-          <w:rFonts w:ascii="Calibri" w:hAnsi="Calibri" w:cs="Calibri"/>
-          <w:color w:val="1A1A1A"/>
-          <w:w w:val="115"/>
-          <w:sz w:val="20"/>
-          <w:szCs w:val="20"/>
-        </w:rPr>
-      </w:pPr>
-    </w:p>
-    <w:p>
-      <w:pPr>
-        <w:ind w:left="1700" w:right="1681"/>
-        <w:rPr>
-          <w:rFonts w:ascii="Calibri" w:hAnsi="Calibri" w:cs="Calibri"/>
-          <w:color w:val="1A1A1A"/>
-          <w:w w:val="115"/>
-          <w:sz w:val="20"/>
-          <w:szCs w:val="20"/>
-        </w:rPr>
-      </w:pPr>
-    </w:p>
-    <w:p>
-      <w:pPr>
-        <w:ind w:left="1700" w:right="1681"/>
-        <w:rPr>
-          <w:rFonts w:ascii="Calibri" w:hAnsi="Calibri" w:cs="Calibri"/>
-          <w:color w:val="1A1A1A"/>
-          <w:w w:val="115"/>
-          <w:sz w:val="20"/>
-          <w:szCs w:val="20"/>
-        </w:rPr>
-      </w:pPr>
-    </w:p>
-    <w:p>
-      <w:pPr>
-        <w:ind w:left="1700" w:right="1681"/>
-        <w:rPr>
-          <w:rFonts w:ascii="Calibri" w:hAnsi="Calibri" w:cs="Calibri"/>
-          <w:color w:val="1A1A1A"/>
-          <w:w w:val="115"/>
-          <w:sz w:val="20"/>
-          <w:szCs w:val="20"/>
-        </w:rPr>
-      </w:pPr>
-    </w:p>
-    <w:p>
-      <w:pPr>
-        <w:ind w:left="1700" w:right="1681"/>
-        <w:rPr>
-          <w:rFonts w:ascii="Calibri" w:hAnsi="Calibri" w:cs="Calibri"/>
-          <w:color w:val="1A1A1A"/>
-          <w:w w:val="115"/>
-          <w:sz w:val="20"/>
-          <w:szCs w:val="20"/>
-        </w:rPr>
-      </w:pPr>
-    </w:p>
-    <w:p>
-      <w:pPr>
-        <w:ind w:left="1700" w:right="1681"/>
-        <w:rPr>
-          <w:rFonts w:ascii="Calibri" w:hAnsi="Calibri" w:cs="Calibri"/>
-          <w:color w:val="1A1A1A"/>
-          <w:w w:val="115"/>
-          <w:sz w:val="20"/>
-          <w:szCs w:val="20"/>
-        </w:rPr>
-      </w:pPr>
-    </w:p>
-    <w:p>
-      <w:pPr>
-        <w:ind w:left="1700" w:right="1681"/>
-        <w:rPr>
-          <w:rFonts w:ascii="Calibri" w:hAnsi="Calibri" w:cs="Calibri"/>
-          <w:color w:val="1A1A1A"/>
-          <w:w w:val="115"/>
-          <w:sz w:val="20"/>
-          <w:szCs w:val="20"/>
-        </w:rPr>
-      </w:pPr>
-    </w:p>
-    <w:p>
-      <w:pPr>
-        <w:ind w:left="1700" w:right="1681"/>
-        <w:rPr>
-          <w:rFonts w:ascii="Calibri" w:hAnsi="Calibri" w:cs="Calibri"/>
-          <w:color w:val="1A1A1A"/>
-          <w:w w:val="115"/>
-          <w:sz w:val="20"/>
-          <w:szCs w:val="20"/>
-        </w:rPr>
-      </w:pPr>
-    </w:p>
-    <w:p>
-      <w:pPr>
-        <w:ind w:left="1700" w:right="1681"/>
-        <w:rPr>
-          <w:rFonts w:ascii="Calibri" w:hAnsi="Calibri" w:cs="Calibri"/>
-          <w:color w:val="1A1A1A"/>
-          <w:w w:val="115"/>
-          <w:sz w:val="20"/>
-          <w:szCs w:val="20"/>
-        </w:rPr>
-      </w:pPr>
-    </w:p>
-    <w:p>
-      <w:pPr>
-        <w:ind w:left="1700" w:right="1681"/>
-        <w:rPr>
-          <w:rFonts w:ascii="Calibri" w:hAnsi="Calibri" w:cs="Calibri"/>
-          <w:color w:val="1A1A1A"/>
-          <w:w w:val="115"/>
-          <w:sz w:val="20"/>
-          <w:szCs w:val="20"/>
-        </w:rPr>
-      </w:pPr>
-    </w:p>
-    <w:p>
-      <w:pPr>
-        <w:ind w:left="1700" w:right="1681"/>
-        <w:rPr>
-          <w:rFonts w:ascii="Calibri" w:hAnsi="Calibri" w:cs="Calibri"/>
-          <w:color w:val="1A1A1A"/>
-          <w:w w:val="115"/>
-          <w:sz w:val="20"/>
-          <w:szCs w:val="20"/>
-        </w:rPr>
-      </w:pPr>
-    </w:p>
-    <w:p>
-      <w:pPr>
-        <w:ind w:left="1700" w:right="1681"/>
-        <w:rPr>
-          <w:rFonts w:ascii="Calibri" w:hAnsi="Calibri" w:cs="Calibri"/>
-          <w:color w:val="1A1A1A"/>
-          <w:w w:val="115"/>
-          <w:sz w:val="20"/>
-          <w:szCs w:val="20"/>
-        </w:rPr>
-      </w:pPr>
-    </w:p>
-    <w:p>
-      <w:pPr>
-        <w:ind w:left="1700" w:right="1681"/>
-        <w:rPr>
-          <w:rFonts w:ascii="Calibri" w:hAnsi="Calibri" w:cs="Calibri"/>
-          <w:color w:val="1A1A1A"/>
-          <w:w w:val="115"/>
-          <w:sz w:val="20"/>
-          <w:szCs w:val="20"/>
-        </w:rPr>
-      </w:pPr>
-    </w:p>
-    <w:p>
-      <w:pPr>
-        <w:ind w:left="1700" w:right="1681"/>
-        <w:rPr>
-          <w:rFonts w:ascii="Calibri" w:hAnsi="Calibri" w:cs="Calibri"/>
-          <w:color w:val="1A1A1A"/>
-          <w:w w:val="115"/>
-          <w:sz w:val="20"/>
-          <w:szCs w:val="20"/>
-        </w:rPr>
-      </w:pPr>
-    </w:p>
-    <w:p>
-      <w:pPr>
-        <w:ind w:left="1700" w:right="1681"/>
-        <w:rPr>
-          <w:rFonts w:ascii="Calibri" w:hAnsi="Calibri" w:cs="Calibri"/>
-          <w:color w:val="1A1A1A"/>
-          <w:w w:val="115"/>
-          <w:sz w:val="20"/>
-          <w:szCs w:val="20"/>
-        </w:rPr>
-      </w:pPr>
-    </w:p>
-    <w:p>
-      <w:pPr>
-        <w:rPr>
-          <w:rFonts w:ascii="Calibri" w:hAnsi="Calibri" w:cs="Calibri"/>
-        </w:rPr>
-      </w:pPr>
-    </w:p>
-    <w:p>
-      <w:pPr>
-        <w:spacing w:before="100" w:beforeAutospacing="1" w:after="100" w:afterAutospacing="1"/>
+      </w:pPr>
+    </w:p>
+    <w:p>
+      <w:pPr>
+        <w:spacing w:line="276" w:lineRule="auto"/>
+        <w:rPr>
+          <w:rFonts w:ascii="Calibri" w:hAnsi="Calibri" w:cs="Calibri"/>
+        </w:rPr>
+      </w:pPr>
+    </w:p>
+    <w:p>
+      <w:pPr>
+        <w:spacing w:line="276" w:lineRule="auto"/>
         <w:rPr>
           <w:rFonts w:ascii="Calibri" w:hAnsi="Calibri" w:cs="Calibri"/>
           <w:b/>
           <w:bCs/>
+          <w:color w:val="44546A"/>
           <w:sz w:val="24"/>
         </w:rPr>
       </w:pPr>
-    </w:p>
-    <w:p>
-      <w:pPr>
-        <w:spacing w:line="276" w:lineRule="auto"/>
+      <w:r>
         <w:rPr>
           <w:rFonts w:ascii="Calibri" w:hAnsi="Calibri" w:cs="Calibri"/>
           <w:b/>
           <w:bCs/>
-          <w:sz w:val="24"/>
-        </w:rPr>
-      </w:pPr>
-    </w:p>
-    <w:p>
-      <w:pPr>
-        <w:spacing w:line="276" w:lineRule="auto"/>
-        <w:rPr>
-          <w:rFonts w:ascii="Calibri" w:hAnsi="Calibri" w:cs="Calibri"/>
-          <w:b/>
-          <w:bCs/>
-          <w:sz w:val="24"/>
-        </w:rPr>
-      </w:pPr>
-    </w:p>
-    <w:p>
-      <w:pPr>
-        <w:spacing w:line="276" w:lineRule="auto"/>
-        <w:rPr>
-          <w:rFonts w:ascii="Calibri" w:hAnsi="Calibri" w:cs="Calibri"/>
-          <w:b/>
-          <w:bCs/>
-          <w:sz w:val="24"/>
-        </w:rPr>
-      </w:pPr>
-    </w:p>
-    <w:p>
-      <w:pPr>
-        <w:spacing w:line="276" w:lineRule="auto"/>
-        <w:rPr>
-          <w:rFonts w:ascii="Calibri" w:hAnsi="Calibri" w:cs="Calibri"/>
-          <w:b/>
-          <w:bCs/>
-          <w:sz w:val="24"/>
-        </w:rPr>
-      </w:pPr>
-    </w:p>
-    <w:p>
-      <w:pPr>
-        <w:spacing w:line="276" w:lineRule="auto"/>
-        <w:rPr>
-          <w:rFonts w:ascii="Calibri" w:hAnsi="Calibri" w:cs="Calibri"/>
-          <w:b/>
-          <w:bCs/>
-          <w:sz w:val="24"/>
-        </w:rPr>
-      </w:pPr>
-    </w:p>
-    <w:p>
-      <w:pPr>
-        <w:spacing w:line="276" w:lineRule="auto"/>
-        <w:rPr>
-          <w:rFonts w:ascii="Calibri" w:hAnsi="Calibri" w:cs="Calibri"/>
-          <w:b/>
-          <w:bCs/>
-          <w:sz w:val="24"/>
-        </w:rPr>
-      </w:pPr>
-    </w:p>
-    <w:p>
-      <w:pPr>
-        <w:spacing w:line="276" w:lineRule="auto"/>
-        <w:rPr>
-          <w:rFonts w:ascii="Calibri" w:hAnsi="Calibri" w:cs="Calibri"/>
-          <w:b/>
-          <w:bCs/>
-          <w:sz w:val="24"/>
-        </w:rPr>
-      </w:pPr>
-    </w:p>
-    <w:p>
-      <w:pPr>
-        <w:spacing w:line="276" w:lineRule="auto"/>
-        <w:rPr>
-          <w:rFonts w:ascii="Calibri" w:hAnsi="Calibri" w:cs="Calibri"/>
-          <w:b/>
-          <w:bCs/>
-          <w:sz w:val="24"/>
-        </w:rPr>
-      </w:pPr>
-    </w:p>
-    <w:p>
-      <w:pPr>
-        <w:spacing w:line="276" w:lineRule="auto"/>
-        <w:rPr>
-          <w:rFonts w:ascii="Calibri" w:hAnsi="Calibri" w:cs="Calibri"/>
-          <w:b/>
-          <w:bCs/>
-          <w:sz w:val="24"/>
-        </w:rPr>
-      </w:pPr>
-    </w:p>
-    <w:p>
-      <w:pPr>
-        <w:spacing w:line="276" w:lineRule="auto"/>
-        <w:rPr>
-          <w:rFonts w:ascii="Calibri" w:hAnsi="Calibri" w:cs="Calibri"/>
-          <w:b/>
-          <w:bCs/>
-          <w:sz w:val="24"/>
-        </w:rPr>
-      </w:pPr>
-    </w:p>
-    <w:p>
-      <w:pPr>
-        <w:spacing w:line="276" w:lineRule="auto"/>
-        <w:rPr>
-          <w:rFonts w:ascii="Calibri" w:hAnsi="Calibri" w:cs="Calibri"/>
-          <w:b/>
-          <w:bCs/>
-          <w:sz w:val="24"/>
-        </w:rPr>
-      </w:pPr>
-    </w:p>
-    <w:p>
-      <w:pPr>
-        <w:spacing w:line="276" w:lineRule="auto"/>
-        <w:rPr>
-          <w:rFonts w:ascii="Calibri" w:hAnsi="Calibri" w:cs="Calibri"/>
-          <w:b/>
-          <w:bCs/>
-          <w:sz w:val="24"/>
-        </w:rPr>
-      </w:pPr>
-      <w:r>
-        <w:rPr>
-          <w:rFonts w:ascii="Calibri" w:hAnsi="Calibri" w:cs="Calibri"/>
-          <w:b/>
-          <w:bCs/>
+          <w:color w:val="44546A"/>
           <w:sz w:val="24"/>
         </w:rPr>
         <w:lastRenderedPageBreak/>
@@ -701,8 +523,8 @@
           <w:rFonts w:ascii="Calibri" w:hAnsi="Calibri" w:cs="Calibri"/>
           <w:b/>
           <w:bCs/>
-          <w:sz w:val="18"/>
-          <w:szCs w:val="18"/>
+          <w:color w:val="44546A"/>
+          <w:sz w:val="24"/>
         </w:rPr>
       </w:pPr>
       <w:r>
@@ -710,10 +532,10 @@
           <w:rFonts w:ascii="Calibri" w:hAnsi="Calibri" w:cs="Calibri"/>
           <w:b/>
           <w:bCs/>
-          <w:sz w:val="18"/>
-          <w:szCs w:val="18"/>
-        </w:rPr>
-        <w:t>Scope</w:t>
+          <w:color w:val="44546A"/>
+          <w:sz w:val="24"/>
+        </w:rPr>
+        <w:t>Architectural Overview</w:t>
       </w:r>
     </w:p>
     <w:p>
@@ -721,6 +543,8 @@
         <w:spacing w:line="276" w:lineRule="auto"/>
         <w:rPr>
           <w:rFonts w:ascii="Calibri" w:hAnsi="Calibri" w:cs="Calibri"/>
+          <w:b/>
+          <w:bCs/>
           <w:sz w:val="18"/>
           <w:szCs w:val="18"/>
         </w:rPr>
@@ -728,17 +552,100 @@
       <w:r>
         <w:rPr>
           <w:rFonts w:ascii="Calibri" w:hAnsi="Calibri" w:cs="Calibri"/>
-          <w:sz w:val="18"/>
-          <w:szCs w:val="18"/>
-        </w:rPr>
-        <w:t>This document covers the system's high-level design, key components, communication methods, technology stack, deployment strategy, security considerations, and performance optimizations. It does not include specific implementation details, detailed database schemas, or exhaustive documentation on each individual service.</w:t>
+          <w:b/>
+          <w:bCs/>
+          <w:sz w:val="18"/>
+          <w:szCs w:val="18"/>
+        </w:rPr>
+        <w:t>System Context</w:t>
       </w:r>
     </w:p>
     <w:p>
       <w:pPr>
+        <w:spacing w:line="276" w:lineRule="auto"/>
+        <w:rPr>
+          <w:rFonts w:ascii="Calibri" w:hAnsi="Calibri" w:cs="Calibri"/>
+          <w:sz w:val="18"/>
+          <w:szCs w:val="18"/>
+        </w:rPr>
+      </w:pPr>
+      <w:r>
+        <w:rPr>
+          <w:rFonts w:ascii="Calibri" w:hAnsi="Calibri" w:cs="Calibri"/>
+          <w:sz w:val="18"/>
+          <w:szCs w:val="18"/>
+        </w:rPr>
+        <w:t>A high-level diagram illustrating the interactions between the system and external entities such as users, APIs, databases, and third-party services.</w:t>
+      </w:r>
+    </w:p>
+    <w:p>
+      <w:pPr>
+        <w:spacing w:line="276" w:lineRule="auto"/>
+        <w:rPr>
+          <w:rFonts w:ascii="Calibri" w:hAnsi="Calibri" w:cs="Calibri"/>
+          <w:b/>
+          <w:bCs/>
+          <w:sz w:val="18"/>
+          <w:szCs w:val="18"/>
+        </w:rPr>
+      </w:pPr>
+      <w:r>
+        <w:rPr>
+          <w:rFonts w:ascii="Calibri" w:hAnsi="Calibri" w:cs="Calibri"/>
+          <w:b/>
+          <w:bCs/>
+          <w:sz w:val="18"/>
+          <w:szCs w:val="18"/>
+        </w:rPr>
+        <w:t>High-Level Architecture</w:t>
+      </w:r>
+    </w:p>
+    <w:p>
+      <w:pPr>
+        <w:spacing w:line="276" w:lineRule="auto"/>
+        <w:rPr>
+          <w:rFonts w:ascii="Calibri" w:hAnsi="Calibri" w:cs="Calibri"/>
+          <w:sz w:val="18"/>
+          <w:szCs w:val="18"/>
+        </w:rPr>
+      </w:pPr>
+      <w:r>
+        <w:rPr>
+          <w:rFonts w:ascii="Calibri" w:hAnsi="Calibri" w:cs="Calibri"/>
+          <w:sz w:val="18"/>
+          <w:szCs w:val="18"/>
+        </w:rPr>
+        <w:t>This section provides an overview of the system components and their interactions, explaining the flow of data and the relationships between the various elements.</w:t>
+      </w:r>
+    </w:p>
+    <w:p>
+      <w:pPr>
+        <w:spacing w:line="276" w:lineRule="auto"/>
+        <w:rPr>
+          <w:rFonts w:ascii="Calibri" w:hAnsi="Calibri" w:cs="Calibri"/>
+          <w:b/>
+          <w:bCs/>
+          <w:sz w:val="18"/>
+          <w:szCs w:val="18"/>
+        </w:rPr>
+      </w:pPr>
+      <w:r>
+        <w:rPr>
+          <w:rFonts w:ascii="Calibri" w:hAnsi="Calibri" w:cs="Calibri"/>
+          <w:b/>
+          <w:bCs/>
+          <w:sz w:val="18"/>
+          <w:szCs w:val="18"/>
+        </w:rPr>
+        <w:t>Key Architectural Decisions</w:t>
+      </w:r>
+    </w:p>
+    <w:p>
+      <w:pPr>
+        <w:pStyle w:val="ListParagraph"/>
         <w:numPr>
           <w:ilvl w:val="0"/>
-          <w:numId w:val="7"/>
+          <w:numId w:val="25"/>
         </w:numPr>
         <w:spacing w:line="276" w:lineRule="auto"/>
         <w:rPr>
@@ -753,14 +660,15 @@
           <w:sz w:val="18"/>
           <w:szCs w:val="18"/>
         </w:rPr>
-        <w:t>Intended Audience</w:t>
+        <w:t>Microservices vs. Monolith: A decision to implement the system as a microservices architecture to allow for better scalability and flexibility.</w:t>
       </w:r>
     </w:p>
     <w:p>
       <w:pPr>
+        <w:pStyle w:val="ListParagraph"/>
         <w:numPr>
           <w:ilvl w:val="0"/>
-          <w:numId w:val="7"/>
+          <w:numId w:val="25"/>
         </w:numPr>
         <w:spacing w:line="276" w:lineRule="auto"/>
         <w:rPr>
@@ -775,14 +683,15 @@
           <w:sz w:val="18"/>
           <w:szCs w:val="18"/>
         </w:rPr>
-        <w:t>Developers</w:t>
+        <w:t>Database Selection: Chose a SQL-based database (e.g., PostgreSQL) for structured data storage with relational integrity.</w:t>
       </w:r>
     </w:p>
     <w:p>
       <w:pPr>
+        <w:pStyle w:val="ListParagraph"/>
         <w:numPr>
           <w:ilvl w:val="0"/>
-          <w:numId w:val="7"/>
+          <w:numId w:val="25"/>
         </w:numPr>
         <w:spacing w:line="276" w:lineRule="auto"/>
         <w:rPr>
@@ -797,73 +706,7 @@
           <w:sz w:val="18"/>
           <w:szCs w:val="18"/>
         </w:rPr>
-        <w:t>Architects</w:t>
-      </w:r>
-    </w:p>
-    <w:p>
-      <w:pPr>
-        <w:numPr>
-          <w:ilvl w:val="0"/>
-          <w:numId w:val="7"/>
-        </w:numPr>
-        <w:spacing w:line="276" w:lineRule="auto"/>
-        <w:rPr>
-          <w:rFonts w:ascii="Calibri" w:hAnsi="Calibri" w:cs="Calibri"/>
-          <w:sz w:val="18"/>
-          <w:szCs w:val="18"/>
-        </w:rPr>
-      </w:pPr>
-      <w:r>
-        <w:rPr>
-          <w:rFonts w:ascii="Calibri" w:hAnsi="Calibri" w:cs="Calibri"/>
-          <w:sz w:val="18"/>
-          <w:szCs w:val="18"/>
-        </w:rPr>
-        <w:t>Project Managers</w:t>
-      </w:r>
-    </w:p>
-    <w:p>
-      <w:pPr>
-        <w:numPr>
-          <w:ilvl w:val="0"/>
-          <w:numId w:val="7"/>
-        </w:numPr>
-        <w:spacing w:line="276" w:lineRule="auto"/>
-        <w:rPr>
-          <w:rFonts w:ascii="Calibri" w:hAnsi="Calibri" w:cs="Calibri"/>
-          <w:sz w:val="18"/>
-          <w:szCs w:val="18"/>
-        </w:rPr>
-      </w:pPr>
-      <w:r>
-        <w:rPr>
-          <w:rFonts w:ascii="Calibri" w:hAnsi="Calibri" w:cs="Calibri"/>
-          <w:sz w:val="18"/>
-          <w:szCs w:val="18"/>
-        </w:rPr>
-        <w:t>System Administrators</w:t>
-      </w:r>
-    </w:p>
-    <w:p>
-      <w:pPr>
-        <w:numPr>
-          <w:ilvl w:val="0"/>
-          <w:numId w:val="7"/>
-        </w:numPr>
-        <w:spacing w:line="276" w:lineRule="auto"/>
-        <w:rPr>
-          <w:rFonts w:ascii="Calibri" w:hAnsi="Calibri" w:cs="Calibri"/>
-          <w:sz w:val="18"/>
-          <w:szCs w:val="18"/>
-        </w:rPr>
-      </w:pPr>
-      <w:r>
-        <w:rPr>
-          <w:rFonts w:ascii="Calibri" w:hAnsi="Calibri" w:cs="Calibri"/>
-          <w:sz w:val="18"/>
-          <w:szCs w:val="18"/>
-        </w:rPr>
-        <w:t>Stakeholders</w:t>
+        <w:t>Messaging Patterns: Chose asynchronous messaging for communication between microservices using message queues (e.g., RabbitMQ, Kafka).</w:t>
       </w:r>
     </w:p>
     <w:p>
@@ -873,8 +716,8 @@
           <w:rFonts w:ascii="Calibri" w:hAnsi="Calibri" w:cs="Calibri"/>
           <w:b/>
           <w:bCs/>
-          <w:sz w:val="18"/>
-          <w:szCs w:val="18"/>
+          <w:color w:val="44546A"/>
+          <w:sz w:val="24"/>
         </w:rPr>
       </w:pPr>
       <w:r>
@@ -882,109 +725,11 @@
           <w:rFonts w:ascii="Calibri" w:hAnsi="Calibri" w:cs="Calibri"/>
           <w:b/>
           <w:bCs/>
-          <w:sz w:val="18"/>
-          <w:szCs w:val="18"/>
-        </w:rPr>
-        <w:t>References</w:t>
+          <w:color w:val="44546A"/>
+          <w:sz w:val="24"/>
+        </w:rPr>
+        <w:t>System Components</w:t>
       </w:r>
-    </w:p>
-    <w:p>
-      <w:pPr>
-        <w:numPr>
-          <w:ilvl w:val="0"/>
-          <w:numId w:val="8"/>
-        </w:numPr>
-        <w:spacing w:line="276" w:lineRule="auto"/>
-        <w:rPr>
-          <w:rFonts w:ascii="Calibri" w:hAnsi="Calibri" w:cs="Calibri"/>
-          <w:sz w:val="18"/>
-          <w:szCs w:val="18"/>
-        </w:rPr>
-      </w:pPr>
-      <w:r>
-        <w:rPr>
-          <w:rFonts w:ascii="Calibri" w:hAnsi="Calibri" w:cs="Calibri"/>
-          <w:sz w:val="18"/>
-          <w:szCs w:val="18"/>
-        </w:rPr>
-        <w:t>Software Requirements Specification (SRS)</w:t>
-      </w:r>
-    </w:p>
-    <w:p>
-      <w:pPr>
-        <w:numPr>
-          <w:ilvl w:val="0"/>
-          <w:numId w:val="8"/>
-        </w:numPr>
-        <w:spacing w:line="276" w:lineRule="auto"/>
-        <w:rPr>
-          <w:rFonts w:ascii="Calibri" w:hAnsi="Calibri" w:cs="Calibri"/>
-          <w:sz w:val="18"/>
-          <w:szCs w:val="18"/>
-        </w:rPr>
-      </w:pPr>
-      <w:r>
-        <w:rPr>
-          <w:rFonts w:ascii="Calibri" w:hAnsi="Calibri" w:cs="Calibri"/>
-          <w:sz w:val="18"/>
-          <w:szCs w:val="18"/>
-        </w:rPr>
-        <w:t>API Documentation</w:t>
-      </w:r>
-    </w:p>
-    <w:p>
-      <w:pPr>
-        <w:numPr>
-          <w:ilvl w:val="0"/>
-          <w:numId w:val="8"/>
-        </w:numPr>
-        <w:spacing w:line="276" w:lineRule="auto"/>
-        <w:rPr>
-          <w:rFonts w:ascii="Calibri" w:hAnsi="Calibri" w:cs="Calibri"/>
-          <w:sz w:val="18"/>
-          <w:szCs w:val="18"/>
-        </w:rPr>
-      </w:pPr>
-      <w:r>
-        <w:rPr>
-          <w:rFonts w:ascii="Calibri" w:hAnsi="Calibri" w:cs="Calibri"/>
-          <w:sz w:val="18"/>
-          <w:szCs w:val="18"/>
-        </w:rPr>
-        <w:t>Database Schema Documentation</w:t>
-      </w:r>
-    </w:p>
-    <w:p>
-      <w:pPr>
-        <w:numPr>
-          <w:ilvl w:val="0"/>
-          <w:numId w:val="8"/>
-        </w:numPr>
-        <w:spacing w:line="276" w:lineRule="auto"/>
-        <w:rPr>
-          <w:rFonts w:ascii="Calibri" w:hAnsi="Calibri" w:cs="Calibri"/>
-          <w:sz w:val="18"/>
-          <w:szCs w:val="18"/>
-        </w:rPr>
-      </w:pPr>
-      <w:r>
-        <w:rPr>
-          <w:rFonts w:ascii="Calibri" w:hAnsi="Calibri" w:cs="Calibri"/>
-          <w:sz w:val="18"/>
-          <w:szCs w:val="18"/>
-        </w:rPr>
-        <w:t>User Manual</w:t>
-      </w:r>
-    </w:p>
-    <w:p>
-      <w:pPr>
-        <w:spacing w:line="276" w:lineRule="auto"/>
-        <w:rPr>
-          <w:rFonts w:ascii="Calibri" w:hAnsi="Calibri" w:cs="Calibri"/>
-          <w:sz w:val="18"/>
-          <w:szCs w:val="18"/>
-        </w:rPr>
-      </w:pPr>
     </w:p>
     <w:p>
       <w:pPr>
@@ -993,7 +738,8 @@
           <w:rFonts w:ascii="Calibri" w:hAnsi="Calibri" w:cs="Calibri"/>
           <w:b/>
           <w:bCs/>
-          <w:sz w:val="24"/>
+          <w:sz w:val="18"/>
+          <w:szCs w:val="18"/>
         </w:rPr>
       </w:pPr>
       <w:r>
@@ -1001,225 +747,6 @@
           <w:rFonts w:ascii="Calibri" w:hAnsi="Calibri" w:cs="Calibri"/>
           <w:b/>
           <w:bCs/>
-          <w:sz w:val="24"/>
-        </w:rPr>
-        <w:t>Architectural Overview</w:t>
-      </w:r>
-    </w:p>
-    <w:p>
-      <w:pPr>
-        <w:spacing w:line="276" w:lineRule="auto"/>
-        <w:rPr>
-          <w:rFonts w:ascii="Calibri" w:hAnsi="Calibri" w:cs="Calibri"/>
-          <w:b/>
-          <w:bCs/>
-          <w:sz w:val="18"/>
-          <w:szCs w:val="18"/>
-        </w:rPr>
-      </w:pPr>
-      <w:r>
-        <w:rPr>
-          <w:rFonts w:ascii="Calibri" w:hAnsi="Calibri" w:cs="Calibri"/>
-          <w:b/>
-          <w:bCs/>
-          <w:sz w:val="18"/>
-          <w:szCs w:val="18"/>
-        </w:rPr>
-        <w:t>System Context</w:t>
-      </w:r>
-    </w:p>
-    <w:p>
-      <w:pPr>
-        <w:spacing w:line="276" w:lineRule="auto"/>
-        <w:rPr>
-          <w:rFonts w:ascii="Calibri" w:hAnsi="Calibri" w:cs="Calibri"/>
-          <w:sz w:val="18"/>
-          <w:szCs w:val="18"/>
-        </w:rPr>
-      </w:pPr>
-      <w:r>
-        <w:rPr>
-          <w:rFonts w:ascii="Calibri" w:hAnsi="Calibri" w:cs="Calibri"/>
-          <w:sz w:val="18"/>
-          <w:szCs w:val="18"/>
-        </w:rPr>
-        <w:t>A high-level diagram illustrating the interactions between the system and external entities such as users, APIs, databases, and third-party services.</w:t>
-      </w:r>
-    </w:p>
-    <w:p>
-      <w:pPr>
-        <w:spacing w:line="276" w:lineRule="auto"/>
-        <w:rPr>
-          <w:rFonts w:ascii="Calibri" w:hAnsi="Calibri" w:cs="Calibri"/>
-          <w:b/>
-          <w:bCs/>
-          <w:sz w:val="18"/>
-          <w:szCs w:val="18"/>
-        </w:rPr>
-      </w:pPr>
-      <w:r>
-        <w:rPr>
-          <w:rFonts w:ascii="Calibri" w:hAnsi="Calibri" w:cs="Calibri"/>
-          <w:b/>
-          <w:bCs/>
-          <w:sz w:val="18"/>
-          <w:szCs w:val="18"/>
-        </w:rPr>
-        <w:t>High-Level Architecture</w:t>
-      </w:r>
-    </w:p>
-    <w:p>
-      <w:pPr>
-        <w:spacing w:line="276" w:lineRule="auto"/>
-        <w:rPr>
-          <w:rFonts w:ascii="Calibri" w:hAnsi="Calibri" w:cs="Calibri"/>
-          <w:sz w:val="18"/>
-          <w:szCs w:val="18"/>
-        </w:rPr>
-      </w:pPr>
-      <w:r>
-        <w:rPr>
-          <w:rFonts w:ascii="Calibri" w:hAnsi="Calibri" w:cs="Calibri"/>
-          <w:sz w:val="18"/>
-          <w:szCs w:val="18"/>
-        </w:rPr>
-        <w:t>This section provides an overview of the system components and their interactions, explaining the flow of data and the relationships between the various elements.</w:t>
-      </w:r>
-    </w:p>
-    <w:p>
-      <w:pPr>
-        <w:spacing w:line="276" w:lineRule="auto"/>
-        <w:rPr>
-          <w:rFonts w:ascii="Calibri" w:hAnsi="Calibri" w:cs="Calibri"/>
-          <w:b/>
-          <w:bCs/>
-          <w:sz w:val="18"/>
-          <w:szCs w:val="18"/>
-        </w:rPr>
-      </w:pPr>
-      <w:r>
-        <w:rPr>
-          <w:rFonts w:ascii="Calibri" w:hAnsi="Calibri" w:cs="Calibri"/>
-          <w:b/>
-          <w:bCs/>
-          <w:sz w:val="18"/>
-          <w:szCs w:val="18"/>
-        </w:rPr>
-        <w:t>Key Architectural Decisions</w:t>
-      </w:r>
-    </w:p>
-    <w:p>
-      <w:pPr>
-        <w:numPr>
-          <w:ilvl w:val="0"/>
-          <w:numId w:val="22"/>
-        </w:numPr>
-        <w:spacing w:line="276" w:lineRule="auto"/>
-        <w:rPr>
-          <w:rFonts w:ascii="Calibri" w:hAnsi="Calibri" w:cs="Calibri"/>
-          <w:sz w:val="18"/>
-          <w:szCs w:val="18"/>
-        </w:rPr>
-      </w:pPr>
-      <w:r>
-        <w:rPr>
-          <w:rFonts w:ascii="Calibri" w:hAnsi="Calibri" w:cs="Calibri"/>
-          <w:sz w:val="18"/>
-          <w:szCs w:val="18"/>
-        </w:rPr>
-        <w:t>Microservices vs. Monolith: A decision to implement the system as a microservices architecture to allow for better scalability and flexibility.</w:t>
-      </w:r>
-    </w:p>
-    <w:p>
-      <w:pPr>
-        <w:numPr>
-          <w:ilvl w:val="0"/>
-          <w:numId w:val="22"/>
-        </w:numPr>
-        <w:spacing w:line="276" w:lineRule="auto"/>
-        <w:rPr>
-          <w:rFonts w:ascii="Calibri" w:hAnsi="Calibri" w:cs="Calibri"/>
-          <w:sz w:val="18"/>
-          <w:szCs w:val="18"/>
-        </w:rPr>
-      </w:pPr>
-      <w:r>
-        <w:rPr>
-          <w:rFonts w:ascii="Calibri" w:hAnsi="Calibri" w:cs="Calibri"/>
-          <w:sz w:val="18"/>
-          <w:szCs w:val="18"/>
-        </w:rPr>
-        <w:t>Database Selection: Chose a SQL-based database (e.g., PostgreSQL) for structured data storage with relational integrity.</w:t>
-      </w:r>
-    </w:p>
-    <w:p>
-      <w:pPr>
-        <w:numPr>
-          <w:ilvl w:val="0"/>
-          <w:numId w:val="22"/>
-        </w:numPr>
-        <w:spacing w:line="276" w:lineRule="auto"/>
-        <w:rPr>
-          <w:rFonts w:ascii="Calibri" w:hAnsi="Calibri" w:cs="Calibri"/>
-          <w:sz w:val="18"/>
-          <w:szCs w:val="18"/>
-        </w:rPr>
-      </w:pPr>
-      <w:r>
-        <w:rPr>
-          <w:rFonts w:ascii="Calibri" w:hAnsi="Calibri" w:cs="Calibri"/>
-          <w:sz w:val="18"/>
-          <w:szCs w:val="18"/>
-        </w:rPr>
-        <w:t>Messaging Patterns: Chose asynchronous messaging for communication between microservices using message queues (e.g., RabbitMQ, Kafka).</w:t>
-      </w:r>
-    </w:p>
-    <w:p>
-      <w:pPr>
-        <w:spacing w:line="276" w:lineRule="auto"/>
-        <w:rPr>
-          <w:rFonts w:ascii="Calibri" w:hAnsi="Calibri" w:cs="Calibri"/>
-          <w:sz w:val="18"/>
-          <w:szCs w:val="18"/>
-        </w:rPr>
-      </w:pPr>
-    </w:p>
-    <w:p>
-      <w:pPr>
-        <w:spacing w:line="276" w:lineRule="auto"/>
-        <w:rPr>
-          <w:rFonts w:ascii="Calibri" w:hAnsi="Calibri" w:cs="Calibri"/>
-          <w:b/>
-          <w:bCs/>
-          <w:sz w:val="24"/>
-        </w:rPr>
-      </w:pPr>
-      <w:r>
-        <w:rPr>
-          <w:rFonts w:ascii="Calibri" w:hAnsi="Calibri" w:cs="Calibri"/>
-          <w:b/>
-          <w:bCs/>
-          <w:sz w:val="24"/>
-        </w:rPr>
-        <w:t>System Components</w:t>
-      </w:r>
-    </w:p>
-    <w:p>
-      <w:pPr>
-        <w:spacing w:line="276" w:lineRule="auto"/>
-        <w:rPr>
-          <w:rFonts w:ascii="Calibri" w:hAnsi="Calibri" w:cs="Calibri"/>
-          <w:b/>
-          <w:bCs/>
-          <w:sz w:val="18"/>
-          <w:szCs w:val="18"/>
-        </w:rPr>
-      </w:pPr>
-      <w:r>
-        <w:rPr>
-          <w:rFonts w:ascii="Calibri" w:hAnsi="Calibri" w:cs="Calibri"/>
-          <w:b/>
-          <w:bCs/>
           <w:sz w:val="18"/>
           <w:szCs w:val="18"/>
         </w:rPr>
@@ -1242,28 +769,6 @@
           <w:szCs w:val="18"/>
         </w:rPr>
         <w:t>A visual representation of the major system components and how they interact with each other.</w:t>
-      </w:r>
-    </w:p>
-    <w:p>
-      <w:pPr>
-        <w:spacing w:line="276" w:lineRule="auto"/>
-        <w:rPr>
-          <w:rFonts w:ascii="Calibri" w:hAnsi="Calibri" w:cs="Calibri"/>
-          <w:b/>
-          <w:bCs/>
-          <w:sz w:val="18"/>
-          <w:szCs w:val="18"/>
-        </w:rPr>
-      </w:pPr>
-      <w:r>
-        <w:rPr>
-          <w:rFonts w:ascii="Calibri" w:hAnsi="Calibri" w:cs="Calibri"/>
-          <w:b/>
-          <w:bCs/>
-          <w:sz w:val="18"/>
-          <w:szCs w:val="18"/>
-        </w:rPr>
-        <w:t>Modules &amp; Responsibilities</w:t>
       </w:r>
     </w:p>
     <w:tbl>
@@ -1608,6 +1113,49 @@
     </w:tbl>
     <w:p>
       <w:pPr>
+        <w:spacing w:before="240" w:line="276" w:lineRule="auto"/>
+        <w:jc w:val="center"/>
+        <w:rPr>
+          <w:rFonts w:ascii="Times New Roman" w:hAnsi="Times New Roman" w:cs="Times New Roman"/>
+          <w:sz w:val="18"/>
+          <w:szCs w:val="18"/>
+        </w:rPr>
+      </w:pPr>
+      <w:r>
+        <w:rPr>
+          <w:rFonts w:ascii="Times New Roman" w:hAnsi="Times New Roman" w:cs="Times New Roman"/>
+          <w:sz w:val="18"/>
+          <w:szCs w:val="18"/>
+        </w:rPr>
+        <w:t xml:space="preserve">Table 1 </w:t>
+      </w:r>
+      <w:r>
+        <w:rPr>
+          <w:rFonts w:ascii="Times New Roman" w:hAnsi="Times New Roman" w:cs="Times New Roman"/>
+          <w:sz w:val="18"/>
+          <w:szCs w:val="18"/>
+        </w:rPr>
+        <w:t>–</w:t>
+      </w:r>
+      <w:r>
+        <w:rPr>
+          <w:rFonts w:ascii="Times New Roman" w:hAnsi="Times New Roman" w:cs="Times New Roman"/>
+          <w:sz w:val="18"/>
+          <w:szCs w:val="18"/>
+        </w:rPr>
+        <w:t xml:space="preserve"> </w:t>
+      </w:r>
+      <w:r>
+        <w:rPr>
+          <w:rFonts w:ascii="Times New Roman" w:hAnsi="Times New Roman" w:cs="Times New Roman"/>
+          <w:sz w:val="18"/>
+          <w:szCs w:val="18"/>
+        </w:rPr>
+        <w:t>System Components</w:t>
+      </w:r>
+    </w:p>
+    <w:p>
+      <w:pPr>
         <w:spacing w:line="276" w:lineRule="auto"/>
         <w:rPr>
           <w:rFonts w:ascii="Calibri" w:hAnsi="Calibri" w:cs="Calibri"/>
@@ -1651,46 +1199,35 @@
         <w:spacing w:line="276" w:lineRule="auto"/>
         <w:rPr>
           <w:rFonts w:ascii="Calibri" w:hAnsi="Calibri" w:cs="Calibri"/>
-          <w:sz w:val="18"/>
-          <w:szCs w:val="18"/>
-        </w:rPr>
-      </w:pPr>
-    </w:p>
-    <w:p>
-      <w:pPr>
-        <w:spacing w:line="276" w:lineRule="auto"/>
-        <w:rPr>
-          <w:rFonts w:ascii="Calibri" w:hAnsi="Calibri" w:cs="Calibri"/>
           <w:b/>
           <w:bCs/>
-          <w:szCs w:val="22"/>
-        </w:rPr>
-      </w:pPr>
-    </w:p>
-    <w:p>
-      <w:pPr>
-        <w:spacing w:line="276" w:lineRule="auto"/>
+          <w:color w:val="44546A"/>
+          <w:sz w:val="24"/>
+        </w:rPr>
+      </w:pPr>
+      <w:r>
         <w:rPr>
           <w:rFonts w:ascii="Calibri" w:hAnsi="Calibri" w:cs="Calibri"/>
           <w:b/>
           <w:bCs/>
+          <w:color w:val="44546A"/>
           <w:sz w:val="24"/>
         </w:rPr>
-      </w:pPr>
-      <w:r>
+        <w:t>Technology Stack</w:t>
+      </w:r>
+    </w:p>
+    <w:p>
+      <w:pPr>
+        <w:spacing w:line="276" w:lineRule="auto"/>
         <w:rPr>
           <w:rFonts w:ascii="Calibri" w:hAnsi="Calibri" w:cs="Calibri"/>
           <w:b/>
           <w:bCs/>
-          <w:sz w:val="24"/>
-        </w:rPr>
-        <w:lastRenderedPageBreak/>
-        <w:t>Technology Stack</w:t>
-      </w:r>
-    </w:p>
-    <w:p>
-      <w:pPr>
-        <w:spacing w:line="276" w:lineRule="auto"/>
+          <w:sz w:val="18"/>
+          <w:szCs w:val="18"/>
+        </w:rPr>
+      </w:pPr>
+      <w:r>
         <w:rPr>
           <w:rFonts w:ascii="Calibri" w:hAnsi="Calibri" w:cs="Calibri"/>
           <w:b/>
@@ -1698,8 +1235,58 @@
           <w:sz w:val="18"/>
           <w:szCs w:val="18"/>
         </w:rPr>
+        <w:t>Programming Languages</w:t>
+      </w:r>
+    </w:p>
+    <w:p>
+      <w:pPr>
+        <w:pStyle w:val="ListParagraph"/>
+        <w:numPr>
+          <w:ilvl w:val="0"/>
+          <w:numId w:val="26"/>
+        </w:numPr>
+        <w:spacing w:line="276" w:lineRule="auto"/>
+        <w:rPr>
+          <w:rFonts w:ascii="Calibri" w:hAnsi="Calibri" w:cs="Calibri"/>
+          <w:sz w:val="18"/>
+          <w:szCs w:val="18"/>
+        </w:rPr>
       </w:pPr>
       <w:r>
+        <w:rPr>
+          <w:rFonts w:ascii="Calibri" w:hAnsi="Calibri" w:cs="Calibri"/>
+          <w:sz w:val="18"/>
+          <w:szCs w:val="18"/>
+        </w:rPr>
+        <w:t>Python: For backend services</w:t>
+      </w:r>
+    </w:p>
+    <w:p>
+      <w:pPr>
+        <w:pStyle w:val="ListParagraph"/>
+        <w:numPr>
+          <w:ilvl w:val="0"/>
+          <w:numId w:val="26"/>
+        </w:numPr>
+        <w:spacing w:line="276" w:lineRule="auto"/>
+        <w:rPr>
+          <w:rFonts w:ascii="Calibri" w:hAnsi="Calibri" w:cs="Calibri"/>
+          <w:sz w:val="18"/>
+          <w:szCs w:val="18"/>
+        </w:rPr>
+      </w:pPr>
+      <w:r>
+        <w:rPr>
+          <w:rFonts w:ascii="Calibri" w:hAnsi="Calibri" w:cs="Calibri"/>
+          <w:sz w:val="18"/>
+          <w:szCs w:val="18"/>
+        </w:rPr>
+        <w:t>JavaScript: For frontend</w:t>
+      </w:r>
+    </w:p>
+    <w:p>
+      <w:pPr>
+        <w:spacing w:line="276" w:lineRule="auto"/>
         <w:rPr>
           <w:rFonts w:ascii="Calibri" w:hAnsi="Calibri" w:cs="Calibri"/>
           <w:b/>
@@ -1707,14 +1294,24 @@
           <w:sz w:val="18"/>
           <w:szCs w:val="18"/>
         </w:rPr>
-        <w:t>Programming Languages</w:t>
+      </w:pPr>
+      <w:r>
+        <w:rPr>
+          <w:rFonts w:ascii="Calibri" w:hAnsi="Calibri" w:cs="Calibri"/>
+          <w:b/>
+          <w:bCs/>
+          <w:sz w:val="18"/>
+          <w:szCs w:val="18"/>
+        </w:rPr>
+        <w:t>Frameworks &amp; Libraries</w:t>
       </w:r>
     </w:p>
     <w:p>
       <w:pPr>
+        <w:pStyle w:val="ListParagraph"/>
         <w:numPr>
           <w:ilvl w:val="0"/>
-          <w:numId w:val="9"/>
+          <w:numId w:val="28"/>
         </w:numPr>
         <w:spacing w:line="276" w:lineRule="auto"/>
         <w:rPr>
@@ -1729,14 +1326,15 @@
           <w:sz w:val="18"/>
           <w:szCs w:val="18"/>
         </w:rPr>
-        <w:t>Python: For backend services</w:t>
+        <w:t>Django: For the backend API</w:t>
       </w:r>
     </w:p>
     <w:p>
       <w:pPr>
+        <w:pStyle w:val="ListParagraph"/>
         <w:numPr>
           <w:ilvl w:val="0"/>
-          <w:numId w:val="9"/>
+          <w:numId w:val="28"/>
         </w:numPr>
         <w:spacing w:line="276" w:lineRule="auto"/>
         <w:rPr>
@@ -1751,7 +1349,54 @@
           <w:sz w:val="18"/>
           <w:szCs w:val="18"/>
         </w:rPr>
-        <w:t>JavaScript: For frontend</w:t>
+        <w:lastRenderedPageBreak/>
+        <w:t>React: For frontend development</w:t>
+      </w:r>
+    </w:p>
+    <w:p>
+      <w:pPr>
+        <w:pStyle w:val="ListParagraph"/>
+        <w:numPr>
+          <w:ilvl w:val="0"/>
+          <w:numId w:val="28"/>
+        </w:numPr>
+        <w:spacing w:line="276" w:lineRule="auto"/>
+        <w:rPr>
+          <w:rFonts w:ascii="Calibri" w:hAnsi="Calibri" w:cs="Calibri"/>
+          <w:sz w:val="18"/>
+          <w:szCs w:val="18"/>
+        </w:rPr>
+      </w:pPr>
+      <w:r>
+        <w:rPr>
+          <w:rFonts w:ascii="Calibri" w:hAnsi="Calibri" w:cs="Calibri"/>
+          <w:sz w:val="18"/>
+          <w:szCs w:val="18"/>
+        </w:rPr>
+        <w:t>Database</w:t>
+      </w:r>
+    </w:p>
+    <w:p>
+      <w:pPr>
+        <w:pStyle w:val="ListParagraph"/>
+        <w:numPr>
+          <w:ilvl w:val="0"/>
+          <w:numId w:val="28"/>
+        </w:numPr>
+        <w:spacing w:line="276" w:lineRule="auto"/>
+        <w:rPr>
+          <w:rFonts w:ascii="Calibri" w:hAnsi="Calibri" w:cs="Calibri"/>
+          <w:sz w:val="18"/>
+          <w:szCs w:val="18"/>
+        </w:rPr>
+      </w:pPr>
+      <w:r>
+        <w:rPr>
+          <w:rFonts w:ascii="Calibri" w:hAnsi="Calibri" w:cs="Calibri"/>
+          <w:sz w:val="18"/>
+          <w:szCs w:val="18"/>
+        </w:rPr>
+        <w:t>PostgreSQL: For relational data storage</w:t>
       </w:r>
     </w:p>
     <w:p>
@@ -1773,14 +1418,15 @@
           <w:sz w:val="18"/>
           <w:szCs w:val="18"/>
         </w:rPr>
-        <w:t>Frameworks &amp; Libraries</w:t>
+        <w:t>Infrastructure</w:t>
       </w:r>
     </w:p>
     <w:p>
       <w:pPr>
+        <w:pStyle w:val="ListParagraph"/>
         <w:numPr>
           <w:ilvl w:val="0"/>
-          <w:numId w:val="10"/>
+          <w:numId w:val="29"/>
         </w:numPr>
         <w:spacing w:line="276" w:lineRule="auto"/>
         <w:rPr>
@@ -1795,14 +1441,15 @@
           <w:sz w:val="18"/>
           <w:szCs w:val="18"/>
         </w:rPr>
-        <w:t>Django: For the backend API</w:t>
+        <w:t>Docker: Containerization of services</w:t>
       </w:r>
     </w:p>
     <w:p>
       <w:pPr>
+        <w:pStyle w:val="ListParagraph"/>
         <w:numPr>
           <w:ilvl w:val="0"/>
-          <w:numId w:val="10"/>
+          <w:numId w:val="29"/>
         </w:numPr>
         <w:spacing w:line="276" w:lineRule="auto"/>
         <w:rPr>
@@ -1817,14 +1464,15 @@
           <w:sz w:val="18"/>
           <w:szCs w:val="18"/>
         </w:rPr>
-        <w:t>React: For frontend development</w:t>
+        <w:t>Kubernetes: Orchestration of containers</w:t>
       </w:r>
     </w:p>
     <w:p>
       <w:pPr>
+        <w:pStyle w:val="ListParagraph"/>
         <w:numPr>
           <w:ilvl w:val="0"/>
-          <w:numId w:val="10"/>
+          <w:numId w:val="29"/>
         </w:numPr>
         <w:spacing w:line="276" w:lineRule="auto"/>
         <w:rPr>
@@ -1833,49 +1481,43 @@
           <w:szCs w:val="18"/>
         </w:rPr>
       </w:pPr>
-      <w:proofErr w:type="spellStart"/>
       <w:r>
         <w:rPr>
           <w:rFonts w:ascii="Calibri" w:hAnsi="Calibri" w:cs="Calibri"/>
           <w:sz w:val="18"/>
           <w:szCs w:val="18"/>
         </w:rPr>
-        <w:t>FastAPI</w:t>
+        <w:t>AWS/GCP: Cloud hosting and services</w:t>
       </w:r>
-      <w:proofErr w:type="spellEnd"/>
+    </w:p>
+    <w:p>
+      <w:pPr>
+        <w:spacing w:line="276" w:lineRule="auto"/>
+        <w:rPr>
+          <w:rFonts w:ascii="Calibri" w:hAnsi="Calibri" w:cs="Calibri"/>
+          <w:b/>
+          <w:bCs/>
+          <w:color w:val="44546A"/>
+          <w:sz w:val="24"/>
+        </w:rPr>
+      </w:pPr>
       <w:r>
         <w:rPr>
           <w:rFonts w:ascii="Calibri" w:hAnsi="Calibri" w:cs="Calibri"/>
-          <w:sz w:val="18"/>
-          <w:szCs w:val="18"/>
-        </w:rPr>
-        <w:t>: For high-performance API services</w:t>
+          <w:b/>
+          <w:bCs/>
+          <w:color w:val="44546A"/>
+          <w:sz w:val="24"/>
+        </w:rPr>
+        <w:t>Deployment &amp; Scalability</w:t>
       </w:r>
     </w:p>
     <w:p>
       <w:pPr>
-        <w:spacing w:line="276" w:lineRule="auto"/>
-        <w:ind w:left="360"/>
-        <w:rPr>
-          <w:rFonts w:ascii="Calibri" w:hAnsi="Calibri" w:cs="Calibri"/>
-          <w:sz w:val="18"/>
-          <w:szCs w:val="18"/>
-        </w:rPr>
-      </w:pPr>
-      <w:r>
-        <w:rPr>
-          <w:rFonts w:ascii="Calibri" w:hAnsi="Calibri" w:cs="Calibri"/>
-          <w:sz w:val="18"/>
-          <w:szCs w:val="18"/>
-        </w:rPr>
-        <w:t>Database</w:t>
-      </w:r>
-    </w:p>
-    <w:p>
-      <w:pPr>
+        <w:pStyle w:val="ListParagraph"/>
         <w:numPr>
           <w:ilvl w:val="0"/>
-          <w:numId w:val="11"/>
+          <w:numId w:val="30"/>
         </w:numPr>
         <w:spacing w:line="276" w:lineRule="auto"/>
         <w:rPr>
@@ -1890,7 +1532,76 @@
           <w:sz w:val="18"/>
           <w:szCs w:val="18"/>
         </w:rPr>
-        <w:t>PostgreSQL: For relational data storage</w:t>
+        <w:t>Deployment Strategy</w:t>
+      </w:r>
+    </w:p>
+    <w:p>
+      <w:pPr>
+        <w:pStyle w:val="ListParagraph"/>
+        <w:numPr>
+          <w:ilvl w:val="0"/>
+          <w:numId w:val="30"/>
+        </w:numPr>
+        <w:spacing w:line="276" w:lineRule="auto"/>
+        <w:rPr>
+          <w:rFonts w:ascii="Calibri" w:hAnsi="Calibri" w:cs="Calibri"/>
+          <w:sz w:val="18"/>
+          <w:szCs w:val="18"/>
+        </w:rPr>
+      </w:pPr>
+      <w:r>
+        <w:rPr>
+          <w:rFonts w:ascii="Calibri" w:hAnsi="Calibri" w:cs="Calibri"/>
+          <w:sz w:val="18"/>
+          <w:szCs w:val="18"/>
+        </w:rPr>
+        <w:t>CI/CD Pipeline: Jenkins and GitHub Actions to automate testing and deployment.</w:t>
+      </w:r>
+    </w:p>
+    <w:p>
+      <w:pPr>
+        <w:pStyle w:val="ListParagraph"/>
+        <w:numPr>
+          <w:ilvl w:val="0"/>
+          <w:numId w:val="30"/>
+        </w:numPr>
+        <w:spacing w:line="276" w:lineRule="auto"/>
+        <w:rPr>
+          <w:rFonts w:ascii="Calibri" w:hAnsi="Calibri" w:cs="Calibri"/>
+          <w:sz w:val="18"/>
+          <w:szCs w:val="18"/>
+        </w:rPr>
+      </w:pPr>
+      <w:r>
+        <w:rPr>
+          <w:rFonts w:ascii="Calibri" w:hAnsi="Calibri" w:cs="Calibri"/>
+          <w:sz w:val="18"/>
+          <w:szCs w:val="18"/>
+        </w:rPr>
+        <w:t>Automated Deployments: Docker images deployed to Kubernetes clusters.</w:t>
+      </w:r>
+    </w:p>
+    <w:p>
+      <w:pPr>
+        <w:pStyle w:val="ListParagraph"/>
+        <w:numPr>
+          <w:ilvl w:val="0"/>
+          <w:numId w:val="30"/>
+        </w:numPr>
+        <w:spacing w:line="276" w:lineRule="auto"/>
+        <w:rPr>
+          <w:rFonts w:ascii="Calibri" w:hAnsi="Calibri" w:cs="Calibri"/>
+          <w:sz w:val="18"/>
+          <w:szCs w:val="18"/>
+        </w:rPr>
+      </w:pPr>
+      <w:r>
+        <w:rPr>
+          <w:rFonts w:ascii="Calibri" w:hAnsi="Calibri" w:cs="Calibri"/>
+          <w:sz w:val="18"/>
+          <w:szCs w:val="18"/>
+        </w:rPr>
+        <w:t>Rollback Strategies: Blue-Green Deployment for zero-downtime deployments with an option to roll back if issues occur.</w:t>
       </w:r>
     </w:p>
     <w:p>
@@ -1912,14 +1623,15 @@
           <w:sz w:val="18"/>
           <w:szCs w:val="18"/>
         </w:rPr>
-        <w:t>Infrastructure</w:t>
+        <w:t>Scalability Considerations</w:t>
       </w:r>
     </w:p>
     <w:p>
       <w:pPr>
+        <w:pStyle w:val="ListParagraph"/>
         <w:numPr>
           <w:ilvl w:val="0"/>
-          <w:numId w:val="12"/>
+          <w:numId w:val="31"/>
         </w:numPr>
         <w:spacing w:line="276" w:lineRule="auto"/>
         <w:rPr>
@@ -1934,14 +1646,15 @@
           <w:sz w:val="18"/>
           <w:szCs w:val="18"/>
         </w:rPr>
-        <w:t>Docker: Containerization of services</w:t>
+        <w:t>Load Balancing: Kubernetes services with auto-scaling for managing traffic load.</w:t>
       </w:r>
     </w:p>
     <w:p>
       <w:pPr>
+        <w:pStyle w:val="ListParagraph"/>
         <w:numPr>
           <w:ilvl w:val="0"/>
-          <w:numId w:val="12"/>
+          <w:numId w:val="31"/>
         </w:numPr>
         <w:spacing w:line="276" w:lineRule="auto"/>
         <w:rPr>
@@ -1956,14 +1669,15 @@
           <w:sz w:val="18"/>
           <w:szCs w:val="18"/>
         </w:rPr>
-        <w:t>Kubernetes: Orchestration of containers</w:t>
+        <w:t>Caching: Redis or Memcached for caching frequently accessed data.</w:t>
       </w:r>
     </w:p>
     <w:p>
       <w:pPr>
+        <w:pStyle w:val="ListParagraph"/>
         <w:numPr>
           <w:ilvl w:val="0"/>
-          <w:numId w:val="12"/>
+          <w:numId w:val="31"/>
         </w:numPr>
         <w:spacing w:line="276" w:lineRule="auto"/>
         <w:rPr>
@@ -1978,7 +1692,7 @@
           <w:sz w:val="18"/>
           <w:szCs w:val="18"/>
         </w:rPr>
-        <w:t>AWS/GCP: Cloud hosting and services</w:t>
+        <w:t>Database Sharding: Partitioning large databases to improve scalability.</w:t>
       </w:r>
     </w:p>
     <w:p>
@@ -1992,25 +1706,55 @@
           <w:szCs w:val="18"/>
         </w:rPr>
       </w:pPr>
-    </w:p>
-    <w:p>
-      <w:pPr>
-        <w:spacing w:line="276" w:lineRule="auto"/>
+      <w:r>
         <w:rPr>
           <w:rFonts w:ascii="Calibri" w:hAnsi="Calibri" w:cs="Calibri"/>
           <w:b/>
           <w:bCs/>
-          <w:sz w:val="24"/>
+          <w:sz w:val="18"/>
+          <w:szCs w:val="18"/>
+        </w:rPr>
+        <w:t>Infrastructure Diagram</w:t>
+      </w:r>
+    </w:p>
+    <w:p>
+      <w:pPr>
+        <w:spacing w:line="276" w:lineRule="auto"/>
+        <w:rPr>
+          <w:rFonts w:ascii="Calibri" w:hAnsi="Calibri" w:cs="Calibri"/>
+          <w:sz w:val="18"/>
+          <w:szCs w:val="18"/>
         </w:rPr>
       </w:pPr>
       <w:r>
+        <w:rPr>
+          <w:rFonts w:ascii="Calibri" w:hAnsi="Calibri" w:cs="Calibri"/>
+          <w:sz w:val="18"/>
+          <w:szCs w:val="18"/>
+        </w:rPr>
+        <w:t>A diagram illustrates the deployment architecture, whether cloud-based (AWS, GCP) or on-premise.</w:t>
+      </w:r>
+    </w:p>
+    <w:p>
+      <w:pPr>
+        <w:spacing w:line="276" w:lineRule="auto"/>
         <w:rPr>
           <w:rFonts w:ascii="Calibri" w:hAnsi="Calibri" w:cs="Calibri"/>
           <w:b/>
           <w:bCs/>
+          <w:color w:val="44546A"/>
           <w:sz w:val="24"/>
         </w:rPr>
-        <w:t>Deployment &amp; Scalability</w:t>
+      </w:pPr>
+      <w:r>
+        <w:rPr>
+          <w:rFonts w:ascii="Calibri" w:hAnsi="Calibri" w:cs="Calibri"/>
+          <w:b/>
+          <w:bCs/>
+          <w:color w:val="44546A"/>
+          <w:sz w:val="24"/>
+        </w:rPr>
+        <w:t>Security Architecture</w:t>
       </w:r>
     </w:p>
     <w:p>
@@ -2018,6 +1762,8 @@
         <w:spacing w:line="276" w:lineRule="auto"/>
         <w:rPr>
           <w:rFonts w:ascii="Calibri" w:hAnsi="Calibri" w:cs="Calibri"/>
+          <w:b/>
+          <w:bCs/>
           <w:sz w:val="18"/>
           <w:szCs w:val="18"/>
         </w:rPr>
@@ -2025,17 +1771,20 @@
       <w:r>
         <w:rPr>
           <w:rFonts w:ascii="Calibri" w:hAnsi="Calibri" w:cs="Calibri"/>
-          <w:sz w:val="18"/>
-          <w:szCs w:val="18"/>
-        </w:rPr>
-        <w:t>Deployment Strategy</w:t>
+          <w:b/>
+          <w:bCs/>
+          <w:sz w:val="18"/>
+          <w:szCs w:val="18"/>
+        </w:rPr>
+        <w:t>Authentication &amp; Authorization</w:t>
       </w:r>
     </w:p>
     <w:p>
       <w:pPr>
+        <w:pStyle w:val="ListParagraph"/>
         <w:numPr>
           <w:ilvl w:val="0"/>
-          <w:numId w:val="13"/>
+          <w:numId w:val="32"/>
         </w:numPr>
         <w:spacing w:line="276" w:lineRule="auto"/>
         <w:rPr>
@@ -2050,14 +1799,15 @@
           <w:sz w:val="18"/>
           <w:szCs w:val="18"/>
         </w:rPr>
-        <w:t>CI/CD Pipeline: Jenkins and GitHub Actions to automate testing and deployment.</w:t>
+        <w:t>JWT: For secure, stateless authentication.</w:t>
       </w:r>
     </w:p>
     <w:p>
       <w:pPr>
+        <w:pStyle w:val="ListParagraph"/>
         <w:numPr>
           <w:ilvl w:val="0"/>
-          <w:numId w:val="13"/>
+          <w:numId w:val="32"/>
         </w:numPr>
         <w:spacing w:line="276" w:lineRule="auto"/>
         <w:rPr>
@@ -2072,14 +1822,15 @@
           <w:sz w:val="18"/>
           <w:szCs w:val="18"/>
         </w:rPr>
-        <w:t>Automated Deployments: Docker images deployed to Kubernetes clusters.</w:t>
+        <w:t>OAuth2: For third-party authentication integration.</w:t>
       </w:r>
     </w:p>
     <w:p>
       <w:pPr>
+        <w:pStyle w:val="ListParagraph"/>
         <w:numPr>
           <w:ilvl w:val="0"/>
-          <w:numId w:val="13"/>
+          <w:numId w:val="32"/>
         </w:numPr>
         <w:spacing w:line="276" w:lineRule="auto"/>
         <w:rPr>
@@ -2094,7 +1845,7 @@
           <w:sz w:val="18"/>
           <w:szCs w:val="18"/>
         </w:rPr>
-        <w:t>Rollback Strategies: Blue-Green Deployment for zero-downtime deployments with an option to roll back if issues occur.</w:t>
+        <w:t>RBAC: Role-based access control to define permissions for users.</w:t>
       </w:r>
     </w:p>
     <w:p>
@@ -2116,14 +1867,15 @@
           <w:sz w:val="18"/>
           <w:szCs w:val="18"/>
         </w:rPr>
-        <w:t>Scalability Considerations</w:t>
+        <w:t>Data Security</w:t>
       </w:r>
     </w:p>
     <w:p>
       <w:pPr>
+        <w:pStyle w:val="ListParagraph"/>
         <w:numPr>
           <w:ilvl w:val="0"/>
-          <w:numId w:val="14"/>
+          <w:numId w:val="33"/>
         </w:numPr>
         <w:spacing w:line="276" w:lineRule="auto"/>
         <w:rPr>
@@ -2138,14 +1890,15 @@
           <w:sz w:val="18"/>
           <w:szCs w:val="18"/>
         </w:rPr>
-        <w:t>Load Balancing: Kubernetes services with auto-scaling for managing traffic load.</w:t>
+        <w:t>Encryption: AES-256 encryption for sensitive data.</w:t>
       </w:r>
     </w:p>
     <w:p>
       <w:pPr>
+        <w:pStyle w:val="ListParagraph"/>
         <w:numPr>
           <w:ilvl w:val="0"/>
-          <w:numId w:val="14"/>
+          <w:numId w:val="33"/>
         </w:numPr>
         <w:spacing w:line="276" w:lineRule="auto"/>
         <w:rPr>
@@ -2160,14 +1913,15 @@
           <w:sz w:val="18"/>
           <w:szCs w:val="18"/>
         </w:rPr>
-        <w:t>Caching: Redis or Memcached for caching frequently accessed data.</w:t>
+        <w:t>Hashing Algorithms: SHA-256 for passwords.</w:t>
       </w:r>
     </w:p>
     <w:p>
       <w:pPr>
+        <w:pStyle w:val="ListParagraph"/>
         <w:numPr>
           <w:ilvl w:val="0"/>
-          <w:numId w:val="14"/>
+          <w:numId w:val="33"/>
         </w:numPr>
         <w:spacing w:line="276" w:lineRule="auto"/>
         <w:rPr>
@@ -2182,7 +1936,7 @@
           <w:sz w:val="18"/>
           <w:szCs w:val="18"/>
         </w:rPr>
-        <w:t>Database Sharding: Partitioning large databases to improve scalability.</w:t>
+        <w:t>Data Storage Security: Ensure encrypted storage of sensitive data using field-level encryption where necessary.</w:t>
       </w:r>
     </w:p>
     <w:p>
@@ -2204,11 +1958,16 @@
           <w:sz w:val="18"/>
           <w:szCs w:val="18"/>
         </w:rPr>
-        <w:t>Infrastructure Diagram</w:t>
+        <w:t>Threat Modeling</w:t>
       </w:r>
     </w:p>
     <w:p>
       <w:pPr>
+        <w:pStyle w:val="ListParagraph"/>
+        <w:numPr>
+          <w:ilvl w:val="0"/>
+          <w:numId w:val="34"/>
+        </w:numPr>
         <w:spacing w:line="276" w:lineRule="auto"/>
         <w:rPr>
           <w:rFonts w:ascii="Calibri" w:hAnsi="Calibri" w:cs="Calibri"/>
@@ -2222,11 +1981,16 @@
           <w:sz w:val="18"/>
           <w:szCs w:val="18"/>
         </w:rPr>
-        <w:t>A diagram illustrates the deployment architecture, whether cloud-based (AWS, GCP) or on-premise.</w:t>
+        <w:t>Potential Security Risks: SQL Injection, Cross-Site Scripting (XSS), Cross-Site Request Forgery (CSRF).</w:t>
       </w:r>
     </w:p>
     <w:p>
       <w:pPr>
+        <w:pStyle w:val="ListParagraph"/>
+        <w:numPr>
+          <w:ilvl w:val="0"/>
+          <w:numId w:val="34"/>
+        </w:numPr>
         <w:spacing w:line="276" w:lineRule="auto"/>
         <w:rPr>
           <w:rFonts w:ascii="Calibri" w:hAnsi="Calibri" w:cs="Calibri"/>
@@ -2234,6 +1998,14 @@
           <w:szCs w:val="18"/>
         </w:rPr>
       </w:pPr>
+      <w:r>
+        <w:rPr>
+          <w:rFonts w:ascii="Calibri" w:hAnsi="Calibri" w:cs="Calibri"/>
+          <w:sz w:val="18"/>
+          <w:szCs w:val="18"/>
+        </w:rPr>
+        <w:t>Mitigations: Use parameterized queries, input validation, and HTTPS for secure communication.</w:t>
+      </w:r>
     </w:p>
     <w:p>
       <w:pPr>
@@ -2242,7 +2014,9 @@
           <w:rFonts w:ascii="Calibri" w:hAnsi="Calibri" w:cs="Calibri"/>
           <w:b/>
           <w:bCs/>
+          <w:color w:val="44546A"/>
           <w:sz w:val="24"/>
+          <w:szCs w:val="24"/>
         </w:rPr>
       </w:pPr>
       <w:r>
@@ -2250,9 +2024,11 @@
           <w:rFonts w:ascii="Calibri" w:hAnsi="Calibri" w:cs="Calibri"/>
           <w:b/>
           <w:bCs/>
+          <w:color w:val="44546A"/>
           <w:sz w:val="24"/>
-        </w:rPr>
-        <w:t>Security Architecture</w:t>
+          <w:szCs w:val="24"/>
+        </w:rPr>
+        <w:t>Performance &amp; Reliability</w:t>
       </w:r>
     </w:p>
     <w:p>
@@ -2274,14 +2050,15 @@
           <w:sz w:val="18"/>
           <w:szCs w:val="18"/>
         </w:rPr>
-        <w:t>Authentication &amp; Authorization</w:t>
+        <w:t>Performance Optimization</w:t>
       </w:r>
     </w:p>
     <w:p>
       <w:pPr>
+        <w:pStyle w:val="ListParagraph"/>
         <w:numPr>
           <w:ilvl w:val="0"/>
-          <w:numId w:val="15"/>
+          <w:numId w:val="35"/>
         </w:numPr>
         <w:spacing w:line="276" w:lineRule="auto"/>
         <w:rPr>
@@ -2296,14 +2073,15 @@
           <w:sz w:val="18"/>
           <w:szCs w:val="18"/>
         </w:rPr>
-        <w:t>JWT: For secure, stateless authentication.</w:t>
+        <w:t>Caching: Use of Redis or Memcached to store frequently accessed data in memory.</w:t>
       </w:r>
     </w:p>
     <w:p>
       <w:pPr>
+        <w:pStyle w:val="ListParagraph"/>
         <w:numPr>
           <w:ilvl w:val="0"/>
-          <w:numId w:val="15"/>
+          <w:numId w:val="35"/>
         </w:numPr>
         <w:spacing w:line="276" w:lineRule="auto"/>
         <w:rPr>
@@ -2318,14 +2096,15 @@
           <w:sz w:val="18"/>
           <w:szCs w:val="18"/>
         </w:rPr>
-        <w:t>OAuth2: For third-party authentication integration.</w:t>
+        <w:t>Database Indexing: Adding indexes on frequently queried columns for faster lookup times.</w:t>
       </w:r>
     </w:p>
     <w:p>
       <w:pPr>
+        <w:pStyle w:val="ListParagraph"/>
         <w:numPr>
           <w:ilvl w:val="0"/>
-          <w:numId w:val="15"/>
+          <w:numId w:val="35"/>
         </w:numPr>
         <w:spacing w:line="276" w:lineRule="auto"/>
         <w:rPr>
@@ -2340,7 +2119,7 @@
           <w:sz w:val="18"/>
           <w:szCs w:val="18"/>
         </w:rPr>
-        <w:t>RBAC: Role-based access control to define permissions for users.</w:t>
+        <w:t>Code Optimization: Minimizing the use of synchronous blocking calls.</w:t>
       </w:r>
     </w:p>
     <w:p>
@@ -2362,14 +2141,15 @@
           <w:sz w:val="18"/>
           <w:szCs w:val="18"/>
         </w:rPr>
-        <w:t>Data Security</w:t>
+        <w:t>Fault Tolerance</w:t>
       </w:r>
     </w:p>
     <w:p>
       <w:pPr>
+        <w:pStyle w:val="ListParagraph"/>
         <w:numPr>
           <w:ilvl w:val="0"/>
-          <w:numId w:val="16"/>
+          <w:numId w:val="36"/>
         </w:numPr>
         <w:spacing w:line="276" w:lineRule="auto"/>
         <w:rPr>
@@ -2384,293 +2164,15 @@
           <w:sz w:val="18"/>
           <w:szCs w:val="18"/>
         </w:rPr>
-        <w:t>Encryption: AES-256 encryption for sensitive data.</w:t>
+        <w:t>Redundancy: Use of multiple instances of services and databases for high availability.</w:t>
       </w:r>
     </w:p>
     <w:p>
       <w:pPr>
+        <w:pStyle w:val="ListParagraph"/>
         <w:numPr>
           <w:ilvl w:val="0"/>
-          <w:numId w:val="16"/>
-        </w:numPr>
-        <w:spacing w:line="276" w:lineRule="auto"/>
-        <w:rPr>
-          <w:rFonts w:ascii="Calibri" w:hAnsi="Calibri" w:cs="Calibri"/>
-          <w:sz w:val="18"/>
-          <w:szCs w:val="18"/>
-        </w:rPr>
-      </w:pPr>
-      <w:r>
-        <w:rPr>
-          <w:rFonts w:ascii="Calibri" w:hAnsi="Calibri" w:cs="Calibri"/>
-          <w:sz w:val="18"/>
-          <w:szCs w:val="18"/>
-        </w:rPr>
-        <w:t>Hashing Algorithms: SHA-256 for passwords.</w:t>
-      </w:r>
-    </w:p>
-    <w:p>
-      <w:pPr>
-        <w:numPr>
-          <w:ilvl w:val="0"/>
-          <w:numId w:val="16"/>
-        </w:numPr>
-        <w:spacing w:line="276" w:lineRule="auto"/>
-        <w:rPr>
-          <w:rFonts w:ascii="Calibri" w:hAnsi="Calibri" w:cs="Calibri"/>
-          <w:sz w:val="18"/>
-          <w:szCs w:val="18"/>
-        </w:rPr>
-      </w:pPr>
-      <w:r>
-        <w:rPr>
-          <w:rFonts w:ascii="Calibri" w:hAnsi="Calibri" w:cs="Calibri"/>
-          <w:sz w:val="18"/>
-          <w:szCs w:val="18"/>
-        </w:rPr>
-        <w:t>Data Storage Security: Ensure encrypted storage of sensitive data using field-level encryption where necessary.</w:t>
-      </w:r>
-    </w:p>
-    <w:p>
-      <w:pPr>
-        <w:spacing w:line="276" w:lineRule="auto"/>
-        <w:rPr>
-          <w:rFonts w:ascii="Calibri" w:hAnsi="Calibri" w:cs="Calibri"/>
-          <w:b/>
-          <w:bCs/>
-          <w:sz w:val="18"/>
-          <w:szCs w:val="18"/>
-        </w:rPr>
-      </w:pPr>
-      <w:r>
-        <w:rPr>
-          <w:rFonts w:ascii="Calibri" w:hAnsi="Calibri" w:cs="Calibri"/>
-          <w:b/>
-          <w:bCs/>
-          <w:sz w:val="18"/>
-          <w:szCs w:val="18"/>
-        </w:rPr>
-        <w:t>Threat Modeling</w:t>
-      </w:r>
-    </w:p>
-    <w:p>
-      <w:pPr>
-        <w:numPr>
-          <w:ilvl w:val="0"/>
-          <w:numId w:val="17"/>
-        </w:numPr>
-        <w:spacing w:line="276" w:lineRule="auto"/>
-        <w:rPr>
-          <w:rFonts w:ascii="Calibri" w:hAnsi="Calibri" w:cs="Calibri"/>
-          <w:sz w:val="18"/>
-          <w:szCs w:val="18"/>
-        </w:rPr>
-      </w:pPr>
-      <w:r>
-        <w:rPr>
-          <w:rFonts w:ascii="Calibri" w:hAnsi="Calibri" w:cs="Calibri"/>
-          <w:sz w:val="18"/>
-          <w:szCs w:val="18"/>
-        </w:rPr>
-        <w:t>Potential Security Risks: SQL Injection, Cross-Site Scripting (XSS), Cross-Site Request Forgery (CSRF).</w:t>
-      </w:r>
-    </w:p>
-    <w:p>
-      <w:pPr>
-        <w:numPr>
-          <w:ilvl w:val="0"/>
-          <w:numId w:val="17"/>
-        </w:numPr>
-        <w:spacing w:line="276" w:lineRule="auto"/>
-        <w:rPr>
-          <w:rFonts w:ascii="Calibri" w:hAnsi="Calibri" w:cs="Calibri"/>
-          <w:sz w:val="18"/>
-          <w:szCs w:val="18"/>
-        </w:rPr>
-      </w:pPr>
-      <w:r>
-        <w:rPr>
-          <w:rFonts w:ascii="Calibri" w:hAnsi="Calibri" w:cs="Calibri"/>
-          <w:sz w:val="18"/>
-          <w:szCs w:val="18"/>
-        </w:rPr>
-        <w:t>Mitigations: Use parameterized queries, input validation, and HTTPS for secure communication.</w:t>
-      </w:r>
-    </w:p>
-    <w:p>
-      <w:pPr>
-        <w:spacing w:line="276" w:lineRule="auto"/>
-        <w:rPr>
-          <w:rFonts w:ascii="Calibri" w:hAnsi="Calibri" w:cs="Calibri"/>
-          <w:sz w:val="18"/>
-          <w:szCs w:val="18"/>
-        </w:rPr>
-      </w:pPr>
-    </w:p>
-    <w:p>
-      <w:pPr>
-        <w:spacing w:line="276" w:lineRule="auto"/>
-        <w:rPr>
-          <w:rFonts w:ascii="Calibri" w:hAnsi="Calibri" w:cs="Calibri"/>
-          <w:sz w:val="18"/>
-          <w:szCs w:val="18"/>
-        </w:rPr>
-      </w:pPr>
-      <w:r>
-        <w:rPr>
-          <w:rFonts w:ascii="Calibri" w:hAnsi="Calibri" w:cs="Calibri"/>
-          <w:b/>
-          <w:bCs/>
-          <w:sz w:val="24"/>
-        </w:rPr>
-        <w:t>Performance</w:t>
-      </w:r>
-      <w:r>
-        <w:rPr>
-          <w:rFonts w:ascii="Calibri" w:hAnsi="Calibri" w:cs="Calibri"/>
-          <w:sz w:val="18"/>
-          <w:szCs w:val="18"/>
-        </w:rPr>
-        <w:t xml:space="preserve"> &amp; Reliability</w:t>
-      </w:r>
-    </w:p>
-    <w:p>
-      <w:pPr>
-        <w:spacing w:line="276" w:lineRule="auto"/>
-        <w:rPr>
-          <w:rFonts w:ascii="Calibri" w:hAnsi="Calibri" w:cs="Calibri"/>
-          <w:b/>
-          <w:bCs/>
-          <w:sz w:val="18"/>
-          <w:szCs w:val="18"/>
-        </w:rPr>
-      </w:pPr>
-      <w:r>
-        <w:rPr>
-          <w:rFonts w:ascii="Calibri" w:hAnsi="Calibri" w:cs="Calibri"/>
-          <w:b/>
-          <w:bCs/>
-          <w:sz w:val="18"/>
-          <w:szCs w:val="18"/>
-        </w:rPr>
-        <w:t>Performance Optimization</w:t>
-      </w:r>
-    </w:p>
-    <w:p>
-      <w:pPr>
-        <w:numPr>
-          <w:ilvl w:val="0"/>
-          <w:numId w:val="18"/>
-        </w:numPr>
-        <w:spacing w:line="276" w:lineRule="auto"/>
-        <w:rPr>
-          <w:rFonts w:ascii="Calibri" w:hAnsi="Calibri" w:cs="Calibri"/>
-          <w:sz w:val="18"/>
-          <w:szCs w:val="18"/>
-        </w:rPr>
-      </w:pPr>
-      <w:r>
-        <w:rPr>
-          <w:rFonts w:ascii="Calibri" w:hAnsi="Calibri" w:cs="Calibri"/>
-          <w:sz w:val="18"/>
-          <w:szCs w:val="18"/>
-        </w:rPr>
-        <w:t>Caching: Use of Redis or Memcached to store frequently accessed data in memory.</w:t>
-      </w:r>
-    </w:p>
-    <w:p>
-      <w:pPr>
-        <w:numPr>
-          <w:ilvl w:val="0"/>
-          <w:numId w:val="18"/>
-        </w:numPr>
-        <w:spacing w:line="276" w:lineRule="auto"/>
-        <w:rPr>
-          <w:rFonts w:ascii="Calibri" w:hAnsi="Calibri" w:cs="Calibri"/>
-          <w:sz w:val="18"/>
-          <w:szCs w:val="18"/>
-        </w:rPr>
-      </w:pPr>
-      <w:r>
-        <w:rPr>
-          <w:rFonts w:ascii="Calibri" w:hAnsi="Calibri" w:cs="Calibri"/>
-          <w:sz w:val="18"/>
-          <w:szCs w:val="18"/>
-        </w:rPr>
-        <w:t>Database Indexing: Adding indexes on frequently queried columns for faster lookup times.</w:t>
-      </w:r>
-    </w:p>
-    <w:p>
-      <w:pPr>
-        <w:numPr>
-          <w:ilvl w:val="0"/>
-          <w:numId w:val="18"/>
-        </w:numPr>
-        <w:spacing w:line="276" w:lineRule="auto"/>
-        <w:rPr>
-          <w:rFonts w:ascii="Calibri" w:hAnsi="Calibri" w:cs="Calibri"/>
-          <w:sz w:val="18"/>
-          <w:szCs w:val="18"/>
-        </w:rPr>
-      </w:pPr>
-      <w:r>
-        <w:rPr>
-          <w:rFonts w:ascii="Calibri" w:hAnsi="Calibri" w:cs="Calibri"/>
-          <w:sz w:val="18"/>
-          <w:szCs w:val="18"/>
-        </w:rPr>
-        <w:t>Code Optimization: Minimizing the use of synchronous blocking calls.</w:t>
-      </w:r>
-    </w:p>
-    <w:p>
-      <w:pPr>
-        <w:spacing w:line="276" w:lineRule="auto"/>
-        <w:rPr>
-          <w:rFonts w:ascii="Calibri" w:hAnsi="Calibri" w:cs="Calibri"/>
-          <w:b/>
-          <w:bCs/>
-          <w:sz w:val="18"/>
-          <w:szCs w:val="18"/>
-        </w:rPr>
-      </w:pPr>
-      <w:r>
-        <w:rPr>
-          <w:rFonts w:ascii="Calibri" w:hAnsi="Calibri" w:cs="Calibri"/>
-          <w:b/>
-          <w:bCs/>
-          <w:sz w:val="18"/>
-          <w:szCs w:val="18"/>
-        </w:rPr>
-        <w:t>Fault Tolerance</w:t>
-      </w:r>
-    </w:p>
-    <w:p>
-      <w:pPr>
-        <w:numPr>
-          <w:ilvl w:val="0"/>
-          <w:numId w:val="19"/>
-        </w:numPr>
-        <w:spacing w:line="276" w:lineRule="auto"/>
-        <w:rPr>
-          <w:rFonts w:ascii="Calibri" w:hAnsi="Calibri" w:cs="Calibri"/>
-          <w:sz w:val="18"/>
-          <w:szCs w:val="18"/>
-        </w:rPr>
-      </w:pPr>
-      <w:r>
-        <w:rPr>
-          <w:rFonts w:ascii="Calibri" w:hAnsi="Calibri" w:cs="Calibri"/>
-          <w:sz w:val="18"/>
-          <w:szCs w:val="18"/>
-        </w:rPr>
-        <w:t>Redundancy: Use of multiple instances of services and databases for high availability.</w:t>
-      </w:r>
-    </w:p>
-    <w:p>
-      <w:pPr>
-        <w:numPr>
-          <w:ilvl w:val="0"/>
-          <w:numId w:val="19"/>
+          <w:numId w:val="36"/>
         </w:numPr>
         <w:spacing w:line="276" w:lineRule="auto"/>
         <w:rPr>
@@ -2725,9 +2227,10 @@
     </w:p>
     <w:p>
       <w:pPr>
+        <w:pStyle w:val="ListParagraph"/>
         <w:numPr>
           <w:ilvl w:val="0"/>
-          <w:numId w:val="20"/>
+          <w:numId w:val="37"/>
         </w:numPr>
         <w:spacing w:line="276" w:lineRule="auto"/>
         <w:rPr>
@@ -2747,9 +2250,10 @@
     </w:p>
     <w:p>
       <w:pPr>
+        <w:pStyle w:val="ListParagraph"/>
         <w:numPr>
           <w:ilvl w:val="0"/>
-          <w:numId w:val="20"/>
+          <w:numId w:val="37"/>
         </w:numPr>
         <w:spacing w:line="276" w:lineRule="auto"/>
         <w:rPr>
@@ -2772,18 +2276,9 @@
         <w:spacing w:line="276" w:lineRule="auto"/>
         <w:rPr>
           <w:rFonts w:ascii="Calibri" w:hAnsi="Calibri" w:cs="Calibri"/>
-          <w:sz w:val="18"/>
-          <w:szCs w:val="18"/>
-        </w:rPr>
-      </w:pPr>
-    </w:p>
-    <w:p>
-      <w:pPr>
-        <w:spacing w:line="276" w:lineRule="auto"/>
-        <w:rPr>
-          <w:rFonts w:ascii="Calibri" w:hAnsi="Calibri" w:cs="Calibri"/>
           <w:b/>
           <w:bCs/>
+          <w:color w:val="44546A"/>
           <w:sz w:val="24"/>
         </w:rPr>
       </w:pPr>
@@ -2792,6 +2287,7 @@
           <w:rFonts w:ascii="Calibri" w:hAnsi="Calibri" w:cs="Calibri"/>
           <w:b/>
           <w:bCs/>
+          <w:color w:val="44546A"/>
           <w:sz w:val="24"/>
         </w:rPr>
         <w:t>API &amp; Data Flow</w:t>
@@ -2821,9 +2317,10 @@
     </w:p>
     <w:p>
       <w:pPr>
+        <w:pStyle w:val="ListParagraph"/>
         <w:numPr>
           <w:ilvl w:val="0"/>
-          <w:numId w:val="21"/>
+          <w:numId w:val="38"/>
         </w:numPr>
         <w:spacing w:line="276" w:lineRule="auto"/>
         <w:rPr>
@@ -2843,9 +2340,10 @@
     </w:p>
     <w:p>
       <w:pPr>
+        <w:pStyle w:val="ListParagraph"/>
         <w:numPr>
           <w:ilvl w:val="0"/>
-          <w:numId w:val="21"/>
+          <w:numId w:val="38"/>
         </w:numPr>
         <w:spacing w:line="276" w:lineRule="auto"/>
         <w:rPr>
@@ -2865,9 +2363,10 @@
     </w:p>
     <w:p>
       <w:pPr>
+        <w:pStyle w:val="ListParagraph"/>
         <w:numPr>
           <w:ilvl w:val="0"/>
-          <w:numId w:val="21"/>
+          <w:numId w:val="38"/>
         </w:numPr>
         <w:spacing w:line="276" w:lineRule="auto"/>
         <w:rPr>
@@ -2883,28 +2382,6 @@
           <w:szCs w:val="18"/>
         </w:rPr>
         <w:t>External API 2: explain what the API does.</w:t>
-      </w:r>
-    </w:p>
-    <w:p>
-      <w:pPr>
-        <w:numPr>
-          <w:ilvl w:val="0"/>
-          <w:numId w:val="21"/>
-        </w:numPr>
-        <w:spacing w:line="276" w:lineRule="auto"/>
-        <w:rPr>
-          <w:rFonts w:ascii="Calibri" w:hAnsi="Calibri" w:cs="Calibri"/>
-          <w:sz w:val="18"/>
-          <w:szCs w:val="18"/>
-        </w:rPr>
-      </w:pPr>
-      <w:r>
-        <w:rPr>
-          <w:rFonts w:ascii="Calibri" w:hAnsi="Calibri" w:cs="Calibri"/>
-          <w:sz w:val="18"/>
-          <w:szCs w:val="18"/>
-        </w:rPr>
-        <w:t>External API 3: explain what the API does.</w:t>
       </w:r>
     </w:p>
     <w:p>
@@ -3326,6 +2803,232 @@
     </w:lvl>
   </w:abstractNum>
   <w:abstractNum w:abstractNumId="2" w15:restartNumberingAfterBreak="0">
+    <w:nsid w:val="0545651E"/>
+    <w:multiLevelType w:val="hybridMultilevel"/>
+    <w:tmpl w:val="EDE65246"/>
+    <w:lvl w:ilvl="0" w:tplc="04090001">
+      <w:start w:val="1"/>
+      <w:numFmt w:val="bullet"/>
+      <w:lvlText w:val=""/>
+      <w:lvlJc w:val="left"/>
+      <w:pPr>
+        <w:ind w:left="720" w:hanging="360"/>
+      </w:pPr>
+      <w:rPr>
+        <w:rFonts w:ascii="Symbol" w:hAnsi="Symbol" w:hint="default"/>
+      </w:rPr>
+    </w:lvl>
+    <w:lvl w:ilvl="1" w:tplc="04090003" w:tentative="1">
+      <w:start w:val="1"/>
+      <w:numFmt w:val="bullet"/>
+      <w:lvlText w:val="o"/>
+      <w:lvlJc w:val="left"/>
+      <w:pPr>
+        <w:ind w:left="1440" w:hanging="360"/>
+      </w:pPr>
+      <w:rPr>
+        <w:rFonts w:ascii="Courier New" w:hAnsi="Courier New" w:cs="Courier New" w:hint="default"/>
+      </w:rPr>
+    </w:lvl>
+    <w:lvl w:ilvl="2" w:tplc="04090005" w:tentative="1">
+      <w:start w:val="1"/>
+      <w:numFmt w:val="bullet"/>
+      <w:lvlText w:val=""/>
+      <w:lvlJc w:val="left"/>
+      <w:pPr>
+        <w:ind w:left="2160" w:hanging="360"/>
+      </w:pPr>
+      <w:rPr>
+        <w:rFonts w:ascii="Wingdings" w:hAnsi="Wingdings" w:hint="default"/>
+      </w:rPr>
+    </w:lvl>
+    <w:lvl w:ilvl="3" w:tplc="04090001" w:tentative="1">
+      <w:start w:val="1"/>
+      <w:numFmt w:val="bullet"/>
+      <w:lvlText w:val=""/>
+      <w:lvlJc w:val="left"/>
+      <w:pPr>
+        <w:ind w:left="2880" w:hanging="360"/>
+      </w:pPr>
+      <w:rPr>
+        <w:rFonts w:ascii="Symbol" w:hAnsi="Symbol" w:hint="default"/>
+      </w:rPr>
+    </w:lvl>
+    <w:lvl w:ilvl="4" w:tplc="04090003" w:tentative="1">
+      <w:start w:val="1"/>
+      <w:numFmt w:val="bullet"/>
+      <w:lvlText w:val="o"/>
+      <w:lvlJc w:val="left"/>
+      <w:pPr>
+        <w:ind w:left="3600" w:hanging="360"/>
+      </w:pPr>
+      <w:rPr>
+        <w:rFonts w:ascii="Courier New" w:hAnsi="Courier New" w:cs="Courier New" w:hint="default"/>
+      </w:rPr>
+    </w:lvl>
+    <w:lvl w:ilvl="5" w:tplc="04090005" w:tentative="1">
+      <w:start w:val="1"/>
+      <w:numFmt w:val="bullet"/>
+      <w:lvlText w:val=""/>
+      <w:lvlJc w:val="left"/>
+      <w:pPr>
+        <w:ind w:left="4320" w:hanging="360"/>
+      </w:pPr>
+      <w:rPr>
+        <w:rFonts w:ascii="Wingdings" w:hAnsi="Wingdings" w:hint="default"/>
+      </w:rPr>
+    </w:lvl>
+    <w:lvl w:ilvl="6" w:tplc="04090001" w:tentative="1">
+      <w:start w:val="1"/>
+      <w:numFmt w:val="bullet"/>
+      <w:lvlText w:val=""/>
+      <w:lvlJc w:val="left"/>
+      <w:pPr>
+        <w:ind w:left="5040" w:hanging="360"/>
+      </w:pPr>
+      <w:rPr>
+        <w:rFonts w:ascii="Symbol" w:hAnsi="Symbol" w:hint="default"/>
+      </w:rPr>
+    </w:lvl>
+    <w:lvl w:ilvl="7" w:tplc="04090003" w:tentative="1">
+      <w:start w:val="1"/>
+      <w:numFmt w:val="bullet"/>
+      <w:lvlText w:val="o"/>
+      <w:lvlJc w:val="left"/>
+      <w:pPr>
+        <w:ind w:left="5760" w:hanging="360"/>
+      </w:pPr>
+      <w:rPr>
+        <w:rFonts w:ascii="Courier New" w:hAnsi="Courier New" w:cs="Courier New" w:hint="default"/>
+      </w:rPr>
+    </w:lvl>
+    <w:lvl w:ilvl="8" w:tplc="04090005" w:tentative="1">
+      <w:start w:val="1"/>
+      <w:numFmt w:val="bullet"/>
+      <w:lvlText w:val=""/>
+      <w:lvlJc w:val="left"/>
+      <w:pPr>
+        <w:ind w:left="6480" w:hanging="360"/>
+      </w:pPr>
+      <w:rPr>
+        <w:rFonts w:ascii="Wingdings" w:hAnsi="Wingdings" w:hint="default"/>
+      </w:rPr>
+    </w:lvl>
+  </w:abstractNum>
+  <w:abstractNum w:abstractNumId="3" w15:restartNumberingAfterBreak="0">
+    <w:nsid w:val="0A3551C0"/>
+    <w:multiLevelType w:val="hybridMultilevel"/>
+    <w:tmpl w:val="E342D6D2"/>
+    <w:lvl w:ilvl="0" w:tplc="04090001">
+      <w:start w:val="1"/>
+      <w:numFmt w:val="bullet"/>
+      <w:lvlText w:val=""/>
+      <w:lvlJc w:val="left"/>
+      <w:pPr>
+        <w:ind w:left="720" w:hanging="360"/>
+      </w:pPr>
+      <w:rPr>
+        <w:rFonts w:ascii="Symbol" w:hAnsi="Symbol" w:hint="default"/>
+      </w:rPr>
+    </w:lvl>
+    <w:lvl w:ilvl="1" w:tplc="04090003" w:tentative="1">
+      <w:start w:val="1"/>
+      <w:numFmt w:val="bullet"/>
+      <w:lvlText w:val="o"/>
+      <w:lvlJc w:val="left"/>
+      <w:pPr>
+        <w:ind w:left="1440" w:hanging="360"/>
+      </w:pPr>
+      <w:rPr>
+        <w:rFonts w:ascii="Courier New" w:hAnsi="Courier New" w:cs="Courier New" w:hint="default"/>
+      </w:rPr>
+    </w:lvl>
+    <w:lvl w:ilvl="2" w:tplc="04090005" w:tentative="1">
+      <w:start w:val="1"/>
+      <w:numFmt w:val="bullet"/>
+      <w:lvlText w:val=""/>
+      <w:lvlJc w:val="left"/>
+      <w:pPr>
+        <w:ind w:left="2160" w:hanging="360"/>
+      </w:pPr>
+      <w:rPr>
+        <w:rFonts w:ascii="Wingdings" w:hAnsi="Wingdings" w:hint="default"/>
+      </w:rPr>
+    </w:lvl>
+    <w:lvl w:ilvl="3" w:tplc="04090001" w:tentative="1">
+      <w:start w:val="1"/>
+      <w:numFmt w:val="bullet"/>
+      <w:lvlText w:val=""/>
+      <w:lvlJc w:val="left"/>
+      <w:pPr>
+        <w:ind w:left="2880" w:hanging="360"/>
+      </w:pPr>
+      <w:rPr>
+        <w:rFonts w:ascii="Symbol" w:hAnsi="Symbol" w:hint="default"/>
+      </w:rPr>
+    </w:lvl>
+    <w:lvl w:ilvl="4" w:tplc="04090003" w:tentative="1">
+      <w:start w:val="1"/>
+      <w:numFmt w:val="bullet"/>
+      <w:lvlText w:val="o"/>
+      <w:lvlJc w:val="left"/>
+      <w:pPr>
+        <w:ind w:left="3600" w:hanging="360"/>
+      </w:pPr>
+      <w:rPr>
+        <w:rFonts w:ascii="Courier New" w:hAnsi="Courier New" w:cs="Courier New" w:hint="default"/>
+      </w:rPr>
+    </w:lvl>
+    <w:lvl w:ilvl="5" w:tplc="04090005" w:tentative="1">
+      <w:start w:val="1"/>
+      <w:numFmt w:val="bullet"/>
+      <w:lvlText w:val=""/>
+      <w:lvlJc w:val="left"/>
+      <w:pPr>
+        <w:ind w:left="4320" w:hanging="360"/>
+      </w:pPr>
+      <w:rPr>
+        <w:rFonts w:ascii="Wingdings" w:hAnsi="Wingdings" w:hint="default"/>
+      </w:rPr>
+    </w:lvl>
+    <w:lvl w:ilvl="6" w:tplc="04090001" w:tentative="1">
+      <w:start w:val="1"/>
+      <w:numFmt w:val="bullet"/>
+      <w:lvlText w:val=""/>
+      <w:lvlJc w:val="left"/>
+      <w:pPr>
+        <w:ind w:left="5040" w:hanging="360"/>
+      </w:pPr>
+      <w:rPr>
+        <w:rFonts w:ascii="Symbol" w:hAnsi="Symbol" w:hint="default"/>
+      </w:rPr>
+    </w:lvl>
+    <w:lvl w:ilvl="7" w:tplc="04090003" w:tentative="1">
+      <w:start w:val="1"/>
+      <w:numFmt w:val="bullet"/>
+      <w:lvlText w:val="o"/>
+      <w:lvlJc w:val="left"/>
+      <w:pPr>
+        <w:ind w:left="5760" w:hanging="360"/>
+      </w:pPr>
+      <w:rPr>
+        <w:rFonts w:ascii="Courier New" w:hAnsi="Courier New" w:cs="Courier New" w:hint="default"/>
+      </w:rPr>
+    </w:lvl>
+    <w:lvl w:ilvl="8" w:tplc="04090005" w:tentative="1">
+      <w:start w:val="1"/>
+      <w:numFmt w:val="bullet"/>
+      <w:lvlText w:val=""/>
+      <w:lvlJc w:val="left"/>
+      <w:pPr>
+        <w:ind w:left="6480" w:hanging="360"/>
+      </w:pPr>
+      <w:rPr>
+        <w:rFonts w:ascii="Wingdings" w:hAnsi="Wingdings" w:hint="default"/>
+      </w:rPr>
+    </w:lvl>
+  </w:abstractNum>
+  <w:abstractNum w:abstractNumId="4" w15:restartNumberingAfterBreak="0">
     <w:nsid w:val="0B821C5E"/>
     <w:multiLevelType w:val="multilevel"/>
     <w:tmpl w:val="0594773C"/>
@@ -3474,7 +3177,120 @@
       </w:rPr>
     </w:lvl>
   </w:abstractNum>
-  <w:abstractNum w:abstractNumId="3" w15:restartNumberingAfterBreak="0">
+  <w:abstractNum w:abstractNumId="5" w15:restartNumberingAfterBreak="0">
+    <w:nsid w:val="102A54A9"/>
+    <w:multiLevelType w:val="hybridMultilevel"/>
+    <w:tmpl w:val="3182B0A0"/>
+    <w:lvl w:ilvl="0" w:tplc="04090001">
+      <w:start w:val="1"/>
+      <w:numFmt w:val="bullet"/>
+      <w:lvlText w:val=""/>
+      <w:lvlJc w:val="left"/>
+      <w:pPr>
+        <w:ind w:left="720" w:hanging="360"/>
+      </w:pPr>
+      <w:rPr>
+        <w:rFonts w:ascii="Symbol" w:hAnsi="Symbol" w:hint="default"/>
+      </w:rPr>
+    </w:lvl>
+    <w:lvl w:ilvl="1" w:tplc="04090003" w:tentative="1">
+      <w:start w:val="1"/>
+      <w:numFmt w:val="bullet"/>
+      <w:lvlText w:val="o"/>
+      <w:lvlJc w:val="left"/>
+      <w:pPr>
+        <w:ind w:left="1440" w:hanging="360"/>
+      </w:pPr>
+      <w:rPr>
+        <w:rFonts w:ascii="Courier New" w:hAnsi="Courier New" w:cs="Courier New" w:hint="default"/>
+      </w:rPr>
+    </w:lvl>
+    <w:lvl w:ilvl="2" w:tplc="04090005" w:tentative="1">
+      <w:start w:val="1"/>
+      <w:numFmt w:val="bullet"/>
+      <w:lvlText w:val=""/>
+      <w:lvlJc w:val="left"/>
+      <w:pPr>
+        <w:ind w:left="2160" w:hanging="360"/>
+      </w:pPr>
+      <w:rPr>
+        <w:rFonts w:ascii="Wingdings" w:hAnsi="Wingdings" w:hint="default"/>
+      </w:rPr>
+    </w:lvl>
+    <w:lvl w:ilvl="3" w:tplc="04090001" w:tentative="1">
+      <w:start w:val="1"/>
+      <w:numFmt w:val="bullet"/>
+      <w:lvlText w:val=""/>
+      <w:lvlJc w:val="left"/>
+      <w:pPr>
+        <w:ind w:left="2880" w:hanging="360"/>
+      </w:pPr>
+      <w:rPr>
+        <w:rFonts w:ascii="Symbol" w:hAnsi="Symbol" w:hint="default"/>
+      </w:rPr>
+    </w:lvl>
+    <w:lvl w:ilvl="4" w:tplc="04090003" w:tentative="1">
+      <w:start w:val="1"/>
+      <w:numFmt w:val="bullet"/>
+      <w:lvlText w:val="o"/>
+      <w:lvlJc w:val="left"/>
+      <w:pPr>
+        <w:ind w:left="3600" w:hanging="360"/>
+      </w:pPr>
+      <w:rPr>
+        <w:rFonts w:ascii="Courier New" w:hAnsi="Courier New" w:cs="Courier New" w:hint="default"/>
+      </w:rPr>
+    </w:lvl>
+    <w:lvl w:ilvl="5" w:tplc="04090005" w:tentative="1">
+      <w:start w:val="1"/>
+      <w:numFmt w:val="bullet"/>
+      <w:lvlText w:val=""/>
+      <w:lvlJc w:val="left"/>
+      <w:pPr>
+        <w:ind w:left="4320" w:hanging="360"/>
+      </w:pPr>
+      <w:rPr>
+        <w:rFonts w:ascii="Wingdings" w:hAnsi="Wingdings" w:hint="default"/>
+      </w:rPr>
+    </w:lvl>
+    <w:lvl w:ilvl="6" w:tplc="04090001" w:tentative="1">
+      <w:start w:val="1"/>
+      <w:numFmt w:val="bullet"/>
+      <w:lvlText w:val=""/>
+      <w:lvlJc w:val="left"/>
+      <w:pPr>
+        <w:ind w:left="5040" w:hanging="360"/>
+      </w:pPr>
+      <w:rPr>
+        <w:rFonts w:ascii="Symbol" w:hAnsi="Symbol" w:hint="default"/>
+      </w:rPr>
+    </w:lvl>
+    <w:lvl w:ilvl="7" w:tplc="04090003" w:tentative="1">
+      <w:start w:val="1"/>
+      <w:numFmt w:val="bullet"/>
+      <w:lvlText w:val="o"/>
+      <w:lvlJc w:val="left"/>
+      <w:pPr>
+        <w:ind w:left="5760" w:hanging="360"/>
+      </w:pPr>
+      <w:rPr>
+        <w:rFonts w:ascii="Courier New" w:hAnsi="Courier New" w:cs="Courier New" w:hint="default"/>
+      </w:rPr>
+    </w:lvl>
+    <w:lvl w:ilvl="8" w:tplc="04090005" w:tentative="1">
+      <w:start w:val="1"/>
+      <w:numFmt w:val="bullet"/>
+      <w:lvlText w:val=""/>
+      <w:lvlJc w:val="left"/>
+      <w:pPr>
+        <w:ind w:left="6480" w:hanging="360"/>
+      </w:pPr>
+      <w:rPr>
+        <w:rFonts w:ascii="Wingdings" w:hAnsi="Wingdings" w:hint="default"/>
+      </w:rPr>
+    </w:lvl>
+  </w:abstractNum>
+  <w:abstractNum w:abstractNumId="6" w15:restartNumberingAfterBreak="0">
     <w:nsid w:val="1A6F4F59"/>
     <w:multiLevelType w:val="multilevel"/>
     <w:tmpl w:val="ABD0C2DE"/>
@@ -3623,7 +3439,233 @@
       </w:rPr>
     </w:lvl>
   </w:abstractNum>
-  <w:abstractNum w:abstractNumId="4" w15:restartNumberingAfterBreak="0">
+  <w:abstractNum w:abstractNumId="7" w15:restartNumberingAfterBreak="0">
+    <w:nsid w:val="1F9E1DF9"/>
+    <w:multiLevelType w:val="hybridMultilevel"/>
+    <w:tmpl w:val="03203D9A"/>
+    <w:lvl w:ilvl="0" w:tplc="04090001">
+      <w:start w:val="1"/>
+      <w:numFmt w:val="bullet"/>
+      <w:lvlText w:val=""/>
+      <w:lvlJc w:val="left"/>
+      <w:pPr>
+        <w:ind w:left="720" w:hanging="360"/>
+      </w:pPr>
+      <w:rPr>
+        <w:rFonts w:ascii="Symbol" w:hAnsi="Symbol" w:hint="default"/>
+      </w:rPr>
+    </w:lvl>
+    <w:lvl w:ilvl="1" w:tplc="04090003" w:tentative="1">
+      <w:start w:val="1"/>
+      <w:numFmt w:val="bullet"/>
+      <w:lvlText w:val="o"/>
+      <w:lvlJc w:val="left"/>
+      <w:pPr>
+        <w:ind w:left="1440" w:hanging="360"/>
+      </w:pPr>
+      <w:rPr>
+        <w:rFonts w:ascii="Courier New" w:hAnsi="Courier New" w:cs="Courier New" w:hint="default"/>
+      </w:rPr>
+    </w:lvl>
+    <w:lvl w:ilvl="2" w:tplc="04090005" w:tentative="1">
+      <w:start w:val="1"/>
+      <w:numFmt w:val="bullet"/>
+      <w:lvlText w:val=""/>
+      <w:lvlJc w:val="left"/>
+      <w:pPr>
+        <w:ind w:left="2160" w:hanging="360"/>
+      </w:pPr>
+      <w:rPr>
+        <w:rFonts w:ascii="Wingdings" w:hAnsi="Wingdings" w:hint="default"/>
+      </w:rPr>
+    </w:lvl>
+    <w:lvl w:ilvl="3" w:tplc="04090001" w:tentative="1">
+      <w:start w:val="1"/>
+      <w:numFmt w:val="bullet"/>
+      <w:lvlText w:val=""/>
+      <w:lvlJc w:val="left"/>
+      <w:pPr>
+        <w:ind w:left="2880" w:hanging="360"/>
+      </w:pPr>
+      <w:rPr>
+        <w:rFonts w:ascii="Symbol" w:hAnsi="Symbol" w:hint="default"/>
+      </w:rPr>
+    </w:lvl>
+    <w:lvl w:ilvl="4" w:tplc="04090003" w:tentative="1">
+      <w:start w:val="1"/>
+      <w:numFmt w:val="bullet"/>
+      <w:lvlText w:val="o"/>
+      <w:lvlJc w:val="left"/>
+      <w:pPr>
+        <w:ind w:left="3600" w:hanging="360"/>
+      </w:pPr>
+      <w:rPr>
+        <w:rFonts w:ascii="Courier New" w:hAnsi="Courier New" w:cs="Courier New" w:hint="default"/>
+      </w:rPr>
+    </w:lvl>
+    <w:lvl w:ilvl="5" w:tplc="04090005" w:tentative="1">
+      <w:start w:val="1"/>
+      <w:numFmt w:val="bullet"/>
+      <w:lvlText w:val=""/>
+      <w:lvlJc w:val="left"/>
+      <w:pPr>
+        <w:ind w:left="4320" w:hanging="360"/>
+      </w:pPr>
+      <w:rPr>
+        <w:rFonts w:ascii="Wingdings" w:hAnsi="Wingdings" w:hint="default"/>
+      </w:rPr>
+    </w:lvl>
+    <w:lvl w:ilvl="6" w:tplc="04090001" w:tentative="1">
+      <w:start w:val="1"/>
+      <w:numFmt w:val="bullet"/>
+      <w:lvlText w:val=""/>
+      <w:lvlJc w:val="left"/>
+      <w:pPr>
+        <w:ind w:left="5040" w:hanging="360"/>
+      </w:pPr>
+      <w:rPr>
+        <w:rFonts w:ascii="Symbol" w:hAnsi="Symbol" w:hint="default"/>
+      </w:rPr>
+    </w:lvl>
+    <w:lvl w:ilvl="7" w:tplc="04090003" w:tentative="1">
+      <w:start w:val="1"/>
+      <w:numFmt w:val="bullet"/>
+      <w:lvlText w:val="o"/>
+      <w:lvlJc w:val="left"/>
+      <w:pPr>
+        <w:ind w:left="5760" w:hanging="360"/>
+      </w:pPr>
+      <w:rPr>
+        <w:rFonts w:ascii="Courier New" w:hAnsi="Courier New" w:cs="Courier New" w:hint="default"/>
+      </w:rPr>
+    </w:lvl>
+    <w:lvl w:ilvl="8" w:tplc="04090005" w:tentative="1">
+      <w:start w:val="1"/>
+      <w:numFmt w:val="bullet"/>
+      <w:lvlText w:val=""/>
+      <w:lvlJc w:val="left"/>
+      <w:pPr>
+        <w:ind w:left="6480" w:hanging="360"/>
+      </w:pPr>
+      <w:rPr>
+        <w:rFonts w:ascii="Wingdings" w:hAnsi="Wingdings" w:hint="default"/>
+      </w:rPr>
+    </w:lvl>
+  </w:abstractNum>
+  <w:abstractNum w:abstractNumId="8" w15:restartNumberingAfterBreak="0">
+    <w:nsid w:val="20B278BF"/>
+    <w:multiLevelType w:val="hybridMultilevel"/>
+    <w:tmpl w:val="1D0A7DA6"/>
+    <w:lvl w:ilvl="0" w:tplc="04090001">
+      <w:start w:val="1"/>
+      <w:numFmt w:val="bullet"/>
+      <w:lvlText w:val=""/>
+      <w:lvlJc w:val="left"/>
+      <w:pPr>
+        <w:ind w:left="720" w:hanging="360"/>
+      </w:pPr>
+      <w:rPr>
+        <w:rFonts w:ascii="Symbol" w:hAnsi="Symbol" w:hint="default"/>
+      </w:rPr>
+    </w:lvl>
+    <w:lvl w:ilvl="1" w:tplc="04090003" w:tentative="1">
+      <w:start w:val="1"/>
+      <w:numFmt w:val="bullet"/>
+      <w:lvlText w:val="o"/>
+      <w:lvlJc w:val="left"/>
+      <w:pPr>
+        <w:ind w:left="1440" w:hanging="360"/>
+      </w:pPr>
+      <w:rPr>
+        <w:rFonts w:ascii="Courier New" w:hAnsi="Courier New" w:cs="Courier New" w:hint="default"/>
+      </w:rPr>
+    </w:lvl>
+    <w:lvl w:ilvl="2" w:tplc="04090005" w:tentative="1">
+      <w:start w:val="1"/>
+      <w:numFmt w:val="bullet"/>
+      <w:lvlText w:val=""/>
+      <w:lvlJc w:val="left"/>
+      <w:pPr>
+        <w:ind w:left="2160" w:hanging="360"/>
+      </w:pPr>
+      <w:rPr>
+        <w:rFonts w:ascii="Wingdings" w:hAnsi="Wingdings" w:hint="default"/>
+      </w:rPr>
+    </w:lvl>
+    <w:lvl w:ilvl="3" w:tplc="04090001" w:tentative="1">
+      <w:start w:val="1"/>
+      <w:numFmt w:val="bullet"/>
+      <w:lvlText w:val=""/>
+      <w:lvlJc w:val="left"/>
+      <w:pPr>
+        <w:ind w:left="2880" w:hanging="360"/>
+      </w:pPr>
+      <w:rPr>
+        <w:rFonts w:ascii="Symbol" w:hAnsi="Symbol" w:hint="default"/>
+      </w:rPr>
+    </w:lvl>
+    <w:lvl w:ilvl="4" w:tplc="04090003" w:tentative="1">
+      <w:start w:val="1"/>
+      <w:numFmt w:val="bullet"/>
+      <w:lvlText w:val="o"/>
+      <w:lvlJc w:val="left"/>
+      <w:pPr>
+        <w:ind w:left="3600" w:hanging="360"/>
+      </w:pPr>
+      <w:rPr>
+        <w:rFonts w:ascii="Courier New" w:hAnsi="Courier New" w:cs="Courier New" w:hint="default"/>
+      </w:rPr>
+    </w:lvl>
+    <w:lvl w:ilvl="5" w:tplc="04090005" w:tentative="1">
+      <w:start w:val="1"/>
+      <w:numFmt w:val="bullet"/>
+      <w:lvlText w:val=""/>
+      <w:lvlJc w:val="left"/>
+      <w:pPr>
+        <w:ind w:left="4320" w:hanging="360"/>
+      </w:pPr>
+      <w:rPr>
+        <w:rFonts w:ascii="Wingdings" w:hAnsi="Wingdings" w:hint="default"/>
+      </w:rPr>
+    </w:lvl>
+    <w:lvl w:ilvl="6" w:tplc="04090001" w:tentative="1">
+      <w:start w:val="1"/>
+      <w:numFmt w:val="bullet"/>
+      <w:lvlText w:val=""/>
+      <w:lvlJc w:val="left"/>
+      <w:pPr>
+        <w:ind w:left="5040" w:hanging="360"/>
+      </w:pPr>
+      <w:rPr>
+        <w:rFonts w:ascii="Symbol" w:hAnsi="Symbol" w:hint="default"/>
+      </w:rPr>
+    </w:lvl>
+    <w:lvl w:ilvl="7" w:tplc="04090003" w:tentative="1">
+      <w:start w:val="1"/>
+      <w:numFmt w:val="bullet"/>
+      <w:lvlText w:val="o"/>
+      <w:lvlJc w:val="left"/>
+      <w:pPr>
+        <w:ind w:left="5760" w:hanging="360"/>
+      </w:pPr>
+      <w:rPr>
+        <w:rFonts w:ascii="Courier New" w:hAnsi="Courier New" w:cs="Courier New" w:hint="default"/>
+      </w:rPr>
+    </w:lvl>
+    <w:lvl w:ilvl="8" w:tplc="04090005" w:tentative="1">
+      <w:start w:val="1"/>
+      <w:numFmt w:val="bullet"/>
+      <w:lvlText w:val=""/>
+      <w:lvlJc w:val="left"/>
+      <w:pPr>
+        <w:ind w:left="6480" w:hanging="360"/>
+      </w:pPr>
+      <w:rPr>
+        <w:rFonts w:ascii="Wingdings" w:hAnsi="Wingdings" w:hint="default"/>
+      </w:rPr>
+    </w:lvl>
+  </w:abstractNum>
+  <w:abstractNum w:abstractNumId="9" w15:restartNumberingAfterBreak="0">
     <w:nsid w:val="217D6712"/>
     <w:multiLevelType w:val="multilevel"/>
     <w:tmpl w:val="F7D8A2F4"/>
@@ -3772,7 +3814,7 @@
       </w:rPr>
     </w:lvl>
   </w:abstractNum>
-  <w:abstractNum w:abstractNumId="5" w15:restartNumberingAfterBreak="0">
+  <w:abstractNum w:abstractNumId="10" w15:restartNumberingAfterBreak="0">
     <w:nsid w:val="29753522"/>
     <w:multiLevelType w:val="multilevel"/>
     <w:tmpl w:val="383E0050"/>
@@ -3921,7 +3963,233 @@
       </w:rPr>
     </w:lvl>
   </w:abstractNum>
-  <w:abstractNum w:abstractNumId="6" w15:restartNumberingAfterBreak="0">
+  <w:abstractNum w:abstractNumId="11" w15:restartNumberingAfterBreak="0">
+    <w:nsid w:val="343357E0"/>
+    <w:multiLevelType w:val="hybridMultilevel"/>
+    <w:tmpl w:val="E736BEF4"/>
+    <w:lvl w:ilvl="0" w:tplc="04090001">
+      <w:start w:val="1"/>
+      <w:numFmt w:val="bullet"/>
+      <w:lvlText w:val=""/>
+      <w:lvlJc w:val="left"/>
+      <w:pPr>
+        <w:ind w:left="720" w:hanging="360"/>
+      </w:pPr>
+      <w:rPr>
+        <w:rFonts w:ascii="Symbol" w:hAnsi="Symbol" w:hint="default"/>
+      </w:rPr>
+    </w:lvl>
+    <w:lvl w:ilvl="1" w:tplc="04090003" w:tentative="1">
+      <w:start w:val="1"/>
+      <w:numFmt w:val="bullet"/>
+      <w:lvlText w:val="o"/>
+      <w:lvlJc w:val="left"/>
+      <w:pPr>
+        <w:ind w:left="1440" w:hanging="360"/>
+      </w:pPr>
+      <w:rPr>
+        <w:rFonts w:ascii="Courier New" w:hAnsi="Courier New" w:cs="Courier New" w:hint="default"/>
+      </w:rPr>
+    </w:lvl>
+    <w:lvl w:ilvl="2" w:tplc="04090005" w:tentative="1">
+      <w:start w:val="1"/>
+      <w:numFmt w:val="bullet"/>
+      <w:lvlText w:val=""/>
+      <w:lvlJc w:val="left"/>
+      <w:pPr>
+        <w:ind w:left="2160" w:hanging="360"/>
+      </w:pPr>
+      <w:rPr>
+        <w:rFonts w:ascii="Wingdings" w:hAnsi="Wingdings" w:hint="default"/>
+      </w:rPr>
+    </w:lvl>
+    <w:lvl w:ilvl="3" w:tplc="04090001" w:tentative="1">
+      <w:start w:val="1"/>
+      <w:numFmt w:val="bullet"/>
+      <w:lvlText w:val=""/>
+      <w:lvlJc w:val="left"/>
+      <w:pPr>
+        <w:ind w:left="2880" w:hanging="360"/>
+      </w:pPr>
+      <w:rPr>
+        <w:rFonts w:ascii="Symbol" w:hAnsi="Symbol" w:hint="default"/>
+      </w:rPr>
+    </w:lvl>
+    <w:lvl w:ilvl="4" w:tplc="04090003" w:tentative="1">
+      <w:start w:val="1"/>
+      <w:numFmt w:val="bullet"/>
+      <w:lvlText w:val="o"/>
+      <w:lvlJc w:val="left"/>
+      <w:pPr>
+        <w:ind w:left="3600" w:hanging="360"/>
+      </w:pPr>
+      <w:rPr>
+        <w:rFonts w:ascii="Courier New" w:hAnsi="Courier New" w:cs="Courier New" w:hint="default"/>
+      </w:rPr>
+    </w:lvl>
+    <w:lvl w:ilvl="5" w:tplc="04090005" w:tentative="1">
+      <w:start w:val="1"/>
+      <w:numFmt w:val="bullet"/>
+      <w:lvlText w:val=""/>
+      <w:lvlJc w:val="left"/>
+      <w:pPr>
+        <w:ind w:left="4320" w:hanging="360"/>
+      </w:pPr>
+      <w:rPr>
+        <w:rFonts w:ascii="Wingdings" w:hAnsi="Wingdings" w:hint="default"/>
+      </w:rPr>
+    </w:lvl>
+    <w:lvl w:ilvl="6" w:tplc="04090001" w:tentative="1">
+      <w:start w:val="1"/>
+      <w:numFmt w:val="bullet"/>
+      <w:lvlText w:val=""/>
+      <w:lvlJc w:val="left"/>
+      <w:pPr>
+        <w:ind w:left="5040" w:hanging="360"/>
+      </w:pPr>
+      <w:rPr>
+        <w:rFonts w:ascii="Symbol" w:hAnsi="Symbol" w:hint="default"/>
+      </w:rPr>
+    </w:lvl>
+    <w:lvl w:ilvl="7" w:tplc="04090003" w:tentative="1">
+      <w:start w:val="1"/>
+      <w:numFmt w:val="bullet"/>
+      <w:lvlText w:val="o"/>
+      <w:lvlJc w:val="left"/>
+      <w:pPr>
+        <w:ind w:left="5760" w:hanging="360"/>
+      </w:pPr>
+      <w:rPr>
+        <w:rFonts w:ascii="Courier New" w:hAnsi="Courier New" w:cs="Courier New" w:hint="default"/>
+      </w:rPr>
+    </w:lvl>
+    <w:lvl w:ilvl="8" w:tplc="04090005" w:tentative="1">
+      <w:start w:val="1"/>
+      <w:numFmt w:val="bullet"/>
+      <w:lvlText w:val=""/>
+      <w:lvlJc w:val="left"/>
+      <w:pPr>
+        <w:ind w:left="6480" w:hanging="360"/>
+      </w:pPr>
+      <w:rPr>
+        <w:rFonts w:ascii="Wingdings" w:hAnsi="Wingdings" w:hint="default"/>
+      </w:rPr>
+    </w:lvl>
+  </w:abstractNum>
+  <w:abstractNum w:abstractNumId="12" w15:restartNumberingAfterBreak="0">
+    <w:nsid w:val="343511F0"/>
+    <w:multiLevelType w:val="hybridMultilevel"/>
+    <w:tmpl w:val="8ED4080C"/>
+    <w:lvl w:ilvl="0" w:tplc="04090001">
+      <w:start w:val="1"/>
+      <w:numFmt w:val="bullet"/>
+      <w:lvlText w:val=""/>
+      <w:lvlJc w:val="left"/>
+      <w:pPr>
+        <w:ind w:left="720" w:hanging="360"/>
+      </w:pPr>
+      <w:rPr>
+        <w:rFonts w:ascii="Symbol" w:hAnsi="Symbol" w:hint="default"/>
+      </w:rPr>
+    </w:lvl>
+    <w:lvl w:ilvl="1" w:tplc="04090003" w:tentative="1">
+      <w:start w:val="1"/>
+      <w:numFmt w:val="bullet"/>
+      <w:lvlText w:val="o"/>
+      <w:lvlJc w:val="left"/>
+      <w:pPr>
+        <w:ind w:left="1440" w:hanging="360"/>
+      </w:pPr>
+      <w:rPr>
+        <w:rFonts w:ascii="Courier New" w:hAnsi="Courier New" w:cs="Courier New" w:hint="default"/>
+      </w:rPr>
+    </w:lvl>
+    <w:lvl w:ilvl="2" w:tplc="04090005" w:tentative="1">
+      <w:start w:val="1"/>
+      <w:numFmt w:val="bullet"/>
+      <w:lvlText w:val=""/>
+      <w:lvlJc w:val="left"/>
+      <w:pPr>
+        <w:ind w:left="2160" w:hanging="360"/>
+      </w:pPr>
+      <w:rPr>
+        <w:rFonts w:ascii="Wingdings" w:hAnsi="Wingdings" w:hint="default"/>
+      </w:rPr>
+    </w:lvl>
+    <w:lvl w:ilvl="3" w:tplc="04090001" w:tentative="1">
+      <w:start w:val="1"/>
+      <w:numFmt w:val="bullet"/>
+      <w:lvlText w:val=""/>
+      <w:lvlJc w:val="left"/>
+      <w:pPr>
+        <w:ind w:left="2880" w:hanging="360"/>
+      </w:pPr>
+      <w:rPr>
+        <w:rFonts w:ascii="Symbol" w:hAnsi="Symbol" w:hint="default"/>
+      </w:rPr>
+    </w:lvl>
+    <w:lvl w:ilvl="4" w:tplc="04090003" w:tentative="1">
+      <w:start w:val="1"/>
+      <w:numFmt w:val="bullet"/>
+      <w:lvlText w:val="o"/>
+      <w:lvlJc w:val="left"/>
+      <w:pPr>
+        <w:ind w:left="3600" w:hanging="360"/>
+      </w:pPr>
+      <w:rPr>
+        <w:rFonts w:ascii="Courier New" w:hAnsi="Courier New" w:cs="Courier New" w:hint="default"/>
+      </w:rPr>
+    </w:lvl>
+    <w:lvl w:ilvl="5" w:tplc="04090005" w:tentative="1">
+      <w:start w:val="1"/>
+      <w:numFmt w:val="bullet"/>
+      <w:lvlText w:val=""/>
+      <w:lvlJc w:val="left"/>
+      <w:pPr>
+        <w:ind w:left="4320" w:hanging="360"/>
+      </w:pPr>
+      <w:rPr>
+        <w:rFonts w:ascii="Wingdings" w:hAnsi="Wingdings" w:hint="default"/>
+      </w:rPr>
+    </w:lvl>
+    <w:lvl w:ilvl="6" w:tplc="04090001" w:tentative="1">
+      <w:start w:val="1"/>
+      <w:numFmt w:val="bullet"/>
+      <w:lvlText w:val=""/>
+      <w:lvlJc w:val="left"/>
+      <w:pPr>
+        <w:ind w:left="5040" w:hanging="360"/>
+      </w:pPr>
+      <w:rPr>
+        <w:rFonts w:ascii="Symbol" w:hAnsi="Symbol" w:hint="default"/>
+      </w:rPr>
+    </w:lvl>
+    <w:lvl w:ilvl="7" w:tplc="04090003" w:tentative="1">
+      <w:start w:val="1"/>
+      <w:numFmt w:val="bullet"/>
+      <w:lvlText w:val="o"/>
+      <w:lvlJc w:val="left"/>
+      <w:pPr>
+        <w:ind w:left="5760" w:hanging="360"/>
+      </w:pPr>
+      <w:rPr>
+        <w:rFonts w:ascii="Courier New" w:hAnsi="Courier New" w:cs="Courier New" w:hint="default"/>
+      </w:rPr>
+    </w:lvl>
+    <w:lvl w:ilvl="8" w:tplc="04090005" w:tentative="1">
+      <w:start w:val="1"/>
+      <w:numFmt w:val="bullet"/>
+      <w:lvlText w:val=""/>
+      <w:lvlJc w:val="left"/>
+      <w:pPr>
+        <w:ind w:left="6480" w:hanging="360"/>
+      </w:pPr>
+      <w:rPr>
+        <w:rFonts w:ascii="Wingdings" w:hAnsi="Wingdings" w:hint="default"/>
+      </w:rPr>
+    </w:lvl>
+  </w:abstractNum>
+  <w:abstractNum w:abstractNumId="13" w15:restartNumberingAfterBreak="0">
     <w:nsid w:val="37806ED1"/>
     <w:multiLevelType w:val="multilevel"/>
     <w:tmpl w:val="3322FCC2"/>
@@ -4070,7 +4338,233 @@
       </w:rPr>
     </w:lvl>
   </w:abstractNum>
-  <w:abstractNum w:abstractNumId="7" w15:restartNumberingAfterBreak="0">
+  <w:abstractNum w:abstractNumId="14" w15:restartNumberingAfterBreak="0">
+    <w:nsid w:val="38D20D52"/>
+    <w:multiLevelType w:val="hybridMultilevel"/>
+    <w:tmpl w:val="55144E9E"/>
+    <w:lvl w:ilvl="0" w:tplc="04090001">
+      <w:start w:val="1"/>
+      <w:numFmt w:val="bullet"/>
+      <w:lvlText w:val=""/>
+      <w:lvlJc w:val="left"/>
+      <w:pPr>
+        <w:ind w:left="720" w:hanging="360"/>
+      </w:pPr>
+      <w:rPr>
+        <w:rFonts w:ascii="Symbol" w:hAnsi="Symbol" w:hint="default"/>
+      </w:rPr>
+    </w:lvl>
+    <w:lvl w:ilvl="1" w:tplc="04090003" w:tentative="1">
+      <w:start w:val="1"/>
+      <w:numFmt w:val="bullet"/>
+      <w:lvlText w:val="o"/>
+      <w:lvlJc w:val="left"/>
+      <w:pPr>
+        <w:ind w:left="1440" w:hanging="360"/>
+      </w:pPr>
+      <w:rPr>
+        <w:rFonts w:ascii="Courier New" w:hAnsi="Courier New" w:cs="Courier New" w:hint="default"/>
+      </w:rPr>
+    </w:lvl>
+    <w:lvl w:ilvl="2" w:tplc="04090005" w:tentative="1">
+      <w:start w:val="1"/>
+      <w:numFmt w:val="bullet"/>
+      <w:lvlText w:val=""/>
+      <w:lvlJc w:val="left"/>
+      <w:pPr>
+        <w:ind w:left="2160" w:hanging="360"/>
+      </w:pPr>
+      <w:rPr>
+        <w:rFonts w:ascii="Wingdings" w:hAnsi="Wingdings" w:hint="default"/>
+      </w:rPr>
+    </w:lvl>
+    <w:lvl w:ilvl="3" w:tplc="04090001" w:tentative="1">
+      <w:start w:val="1"/>
+      <w:numFmt w:val="bullet"/>
+      <w:lvlText w:val=""/>
+      <w:lvlJc w:val="left"/>
+      <w:pPr>
+        <w:ind w:left="2880" w:hanging="360"/>
+      </w:pPr>
+      <w:rPr>
+        <w:rFonts w:ascii="Symbol" w:hAnsi="Symbol" w:hint="default"/>
+      </w:rPr>
+    </w:lvl>
+    <w:lvl w:ilvl="4" w:tplc="04090003" w:tentative="1">
+      <w:start w:val="1"/>
+      <w:numFmt w:val="bullet"/>
+      <w:lvlText w:val="o"/>
+      <w:lvlJc w:val="left"/>
+      <w:pPr>
+        <w:ind w:left="3600" w:hanging="360"/>
+      </w:pPr>
+      <w:rPr>
+        <w:rFonts w:ascii="Courier New" w:hAnsi="Courier New" w:cs="Courier New" w:hint="default"/>
+      </w:rPr>
+    </w:lvl>
+    <w:lvl w:ilvl="5" w:tplc="04090005" w:tentative="1">
+      <w:start w:val="1"/>
+      <w:numFmt w:val="bullet"/>
+      <w:lvlText w:val=""/>
+      <w:lvlJc w:val="left"/>
+      <w:pPr>
+        <w:ind w:left="4320" w:hanging="360"/>
+      </w:pPr>
+      <w:rPr>
+        <w:rFonts w:ascii="Wingdings" w:hAnsi="Wingdings" w:hint="default"/>
+      </w:rPr>
+    </w:lvl>
+    <w:lvl w:ilvl="6" w:tplc="04090001" w:tentative="1">
+      <w:start w:val="1"/>
+      <w:numFmt w:val="bullet"/>
+      <w:lvlText w:val=""/>
+      <w:lvlJc w:val="left"/>
+      <w:pPr>
+        <w:ind w:left="5040" w:hanging="360"/>
+      </w:pPr>
+      <w:rPr>
+        <w:rFonts w:ascii="Symbol" w:hAnsi="Symbol" w:hint="default"/>
+      </w:rPr>
+    </w:lvl>
+    <w:lvl w:ilvl="7" w:tplc="04090003" w:tentative="1">
+      <w:start w:val="1"/>
+      <w:numFmt w:val="bullet"/>
+      <w:lvlText w:val="o"/>
+      <w:lvlJc w:val="left"/>
+      <w:pPr>
+        <w:ind w:left="5760" w:hanging="360"/>
+      </w:pPr>
+      <w:rPr>
+        <w:rFonts w:ascii="Courier New" w:hAnsi="Courier New" w:cs="Courier New" w:hint="default"/>
+      </w:rPr>
+    </w:lvl>
+    <w:lvl w:ilvl="8" w:tplc="04090005" w:tentative="1">
+      <w:start w:val="1"/>
+      <w:numFmt w:val="bullet"/>
+      <w:lvlText w:val=""/>
+      <w:lvlJc w:val="left"/>
+      <w:pPr>
+        <w:ind w:left="6480" w:hanging="360"/>
+      </w:pPr>
+      <w:rPr>
+        <w:rFonts w:ascii="Wingdings" w:hAnsi="Wingdings" w:hint="default"/>
+      </w:rPr>
+    </w:lvl>
+  </w:abstractNum>
+  <w:abstractNum w:abstractNumId="15" w15:restartNumberingAfterBreak="0">
+    <w:nsid w:val="3AE40CA2"/>
+    <w:multiLevelType w:val="hybridMultilevel"/>
+    <w:tmpl w:val="A52AAB2C"/>
+    <w:lvl w:ilvl="0" w:tplc="04090001">
+      <w:start w:val="1"/>
+      <w:numFmt w:val="bullet"/>
+      <w:lvlText w:val=""/>
+      <w:lvlJc w:val="left"/>
+      <w:pPr>
+        <w:ind w:left="720" w:hanging="360"/>
+      </w:pPr>
+      <w:rPr>
+        <w:rFonts w:ascii="Symbol" w:hAnsi="Symbol" w:hint="default"/>
+      </w:rPr>
+    </w:lvl>
+    <w:lvl w:ilvl="1" w:tplc="04090003" w:tentative="1">
+      <w:start w:val="1"/>
+      <w:numFmt w:val="bullet"/>
+      <w:lvlText w:val="o"/>
+      <w:lvlJc w:val="left"/>
+      <w:pPr>
+        <w:ind w:left="1440" w:hanging="360"/>
+      </w:pPr>
+      <w:rPr>
+        <w:rFonts w:ascii="Courier New" w:hAnsi="Courier New" w:cs="Courier New" w:hint="default"/>
+      </w:rPr>
+    </w:lvl>
+    <w:lvl w:ilvl="2" w:tplc="04090005" w:tentative="1">
+      <w:start w:val="1"/>
+      <w:numFmt w:val="bullet"/>
+      <w:lvlText w:val=""/>
+      <w:lvlJc w:val="left"/>
+      <w:pPr>
+        <w:ind w:left="2160" w:hanging="360"/>
+      </w:pPr>
+      <w:rPr>
+        <w:rFonts w:ascii="Wingdings" w:hAnsi="Wingdings" w:hint="default"/>
+      </w:rPr>
+    </w:lvl>
+    <w:lvl w:ilvl="3" w:tplc="04090001" w:tentative="1">
+      <w:start w:val="1"/>
+      <w:numFmt w:val="bullet"/>
+      <w:lvlText w:val=""/>
+      <w:lvlJc w:val="left"/>
+      <w:pPr>
+        <w:ind w:left="2880" w:hanging="360"/>
+      </w:pPr>
+      <w:rPr>
+        <w:rFonts w:ascii="Symbol" w:hAnsi="Symbol" w:hint="default"/>
+      </w:rPr>
+    </w:lvl>
+    <w:lvl w:ilvl="4" w:tplc="04090003" w:tentative="1">
+      <w:start w:val="1"/>
+      <w:numFmt w:val="bullet"/>
+      <w:lvlText w:val="o"/>
+      <w:lvlJc w:val="left"/>
+      <w:pPr>
+        <w:ind w:left="3600" w:hanging="360"/>
+      </w:pPr>
+      <w:rPr>
+        <w:rFonts w:ascii="Courier New" w:hAnsi="Courier New" w:cs="Courier New" w:hint="default"/>
+      </w:rPr>
+    </w:lvl>
+    <w:lvl w:ilvl="5" w:tplc="04090005" w:tentative="1">
+      <w:start w:val="1"/>
+      <w:numFmt w:val="bullet"/>
+      <w:lvlText w:val=""/>
+      <w:lvlJc w:val="left"/>
+      <w:pPr>
+        <w:ind w:left="4320" w:hanging="360"/>
+      </w:pPr>
+      <w:rPr>
+        <w:rFonts w:ascii="Wingdings" w:hAnsi="Wingdings" w:hint="default"/>
+      </w:rPr>
+    </w:lvl>
+    <w:lvl w:ilvl="6" w:tplc="04090001" w:tentative="1">
+      <w:start w:val="1"/>
+      <w:numFmt w:val="bullet"/>
+      <w:lvlText w:val=""/>
+      <w:lvlJc w:val="left"/>
+      <w:pPr>
+        <w:ind w:left="5040" w:hanging="360"/>
+      </w:pPr>
+      <w:rPr>
+        <w:rFonts w:ascii="Symbol" w:hAnsi="Symbol" w:hint="default"/>
+      </w:rPr>
+    </w:lvl>
+    <w:lvl w:ilvl="7" w:tplc="04090003" w:tentative="1">
+      <w:start w:val="1"/>
+      <w:numFmt w:val="bullet"/>
+      <w:lvlText w:val="o"/>
+      <w:lvlJc w:val="left"/>
+      <w:pPr>
+        <w:ind w:left="5760" w:hanging="360"/>
+      </w:pPr>
+      <w:rPr>
+        <w:rFonts w:ascii="Courier New" w:hAnsi="Courier New" w:cs="Courier New" w:hint="default"/>
+      </w:rPr>
+    </w:lvl>
+    <w:lvl w:ilvl="8" w:tplc="04090005" w:tentative="1">
+      <w:start w:val="1"/>
+      <w:numFmt w:val="bullet"/>
+      <w:lvlText w:val=""/>
+      <w:lvlJc w:val="left"/>
+      <w:pPr>
+        <w:ind w:left="6480" w:hanging="360"/>
+      </w:pPr>
+      <w:rPr>
+        <w:rFonts w:ascii="Wingdings" w:hAnsi="Wingdings" w:hint="default"/>
+      </w:rPr>
+    </w:lvl>
+  </w:abstractNum>
+  <w:abstractNum w:abstractNumId="16" w15:restartNumberingAfterBreak="0">
     <w:nsid w:val="3CDB66E9"/>
     <w:multiLevelType w:val="multilevel"/>
     <w:tmpl w:val="6CA2159A"/>
@@ -4219,7 +4713,120 @@
       </w:rPr>
     </w:lvl>
   </w:abstractNum>
-  <w:abstractNum w:abstractNumId="8" w15:restartNumberingAfterBreak="0">
+  <w:abstractNum w:abstractNumId="17" w15:restartNumberingAfterBreak="0">
+    <w:nsid w:val="3E0A56B3"/>
+    <w:multiLevelType w:val="hybridMultilevel"/>
+    <w:tmpl w:val="A7F0388E"/>
+    <w:lvl w:ilvl="0" w:tplc="04090001">
+      <w:start w:val="1"/>
+      <w:numFmt w:val="bullet"/>
+      <w:lvlText w:val=""/>
+      <w:lvlJc w:val="left"/>
+      <w:pPr>
+        <w:ind w:left="720" w:hanging="360"/>
+      </w:pPr>
+      <w:rPr>
+        <w:rFonts w:ascii="Symbol" w:hAnsi="Symbol" w:hint="default"/>
+      </w:rPr>
+    </w:lvl>
+    <w:lvl w:ilvl="1" w:tplc="04090003" w:tentative="1">
+      <w:start w:val="1"/>
+      <w:numFmt w:val="bullet"/>
+      <w:lvlText w:val="o"/>
+      <w:lvlJc w:val="left"/>
+      <w:pPr>
+        <w:ind w:left="1440" w:hanging="360"/>
+      </w:pPr>
+      <w:rPr>
+        <w:rFonts w:ascii="Courier New" w:hAnsi="Courier New" w:cs="Courier New" w:hint="default"/>
+      </w:rPr>
+    </w:lvl>
+    <w:lvl w:ilvl="2" w:tplc="04090005" w:tentative="1">
+      <w:start w:val="1"/>
+      <w:numFmt w:val="bullet"/>
+      <w:lvlText w:val=""/>
+      <w:lvlJc w:val="left"/>
+      <w:pPr>
+        <w:ind w:left="2160" w:hanging="360"/>
+      </w:pPr>
+      <w:rPr>
+        <w:rFonts w:ascii="Wingdings" w:hAnsi="Wingdings" w:hint="default"/>
+      </w:rPr>
+    </w:lvl>
+    <w:lvl w:ilvl="3" w:tplc="04090001" w:tentative="1">
+      <w:start w:val="1"/>
+      <w:numFmt w:val="bullet"/>
+      <w:lvlText w:val=""/>
+      <w:lvlJc w:val="left"/>
+      <w:pPr>
+        <w:ind w:left="2880" w:hanging="360"/>
+      </w:pPr>
+      <w:rPr>
+        <w:rFonts w:ascii="Symbol" w:hAnsi="Symbol" w:hint="default"/>
+      </w:rPr>
+    </w:lvl>
+    <w:lvl w:ilvl="4" w:tplc="04090003" w:tentative="1">
+      <w:start w:val="1"/>
+      <w:numFmt w:val="bullet"/>
+      <w:lvlText w:val="o"/>
+      <w:lvlJc w:val="left"/>
+      <w:pPr>
+        <w:ind w:left="3600" w:hanging="360"/>
+      </w:pPr>
+      <w:rPr>
+        <w:rFonts w:ascii="Courier New" w:hAnsi="Courier New" w:cs="Courier New" w:hint="default"/>
+      </w:rPr>
+    </w:lvl>
+    <w:lvl w:ilvl="5" w:tplc="04090005" w:tentative="1">
+      <w:start w:val="1"/>
+      <w:numFmt w:val="bullet"/>
+      <w:lvlText w:val=""/>
+      <w:lvlJc w:val="left"/>
+      <w:pPr>
+        <w:ind w:left="4320" w:hanging="360"/>
+      </w:pPr>
+      <w:rPr>
+        <w:rFonts w:ascii="Wingdings" w:hAnsi="Wingdings" w:hint="default"/>
+      </w:rPr>
+    </w:lvl>
+    <w:lvl w:ilvl="6" w:tplc="04090001" w:tentative="1">
+      <w:start w:val="1"/>
+      <w:numFmt w:val="bullet"/>
+      <w:lvlText w:val=""/>
+      <w:lvlJc w:val="left"/>
+      <w:pPr>
+        <w:ind w:left="5040" w:hanging="360"/>
+      </w:pPr>
+      <w:rPr>
+        <w:rFonts w:ascii="Symbol" w:hAnsi="Symbol" w:hint="default"/>
+      </w:rPr>
+    </w:lvl>
+    <w:lvl w:ilvl="7" w:tplc="04090003" w:tentative="1">
+      <w:start w:val="1"/>
+      <w:numFmt w:val="bullet"/>
+      <w:lvlText w:val="o"/>
+      <w:lvlJc w:val="left"/>
+      <w:pPr>
+        <w:ind w:left="5760" w:hanging="360"/>
+      </w:pPr>
+      <w:rPr>
+        <w:rFonts w:ascii="Courier New" w:hAnsi="Courier New" w:cs="Courier New" w:hint="default"/>
+      </w:rPr>
+    </w:lvl>
+    <w:lvl w:ilvl="8" w:tplc="04090005" w:tentative="1">
+      <w:start w:val="1"/>
+      <w:numFmt w:val="bullet"/>
+      <w:lvlText w:val=""/>
+      <w:lvlJc w:val="left"/>
+      <w:pPr>
+        <w:ind w:left="6480" w:hanging="360"/>
+      </w:pPr>
+      <w:rPr>
+        <w:rFonts w:ascii="Wingdings" w:hAnsi="Wingdings" w:hint="default"/>
+      </w:rPr>
+    </w:lvl>
+  </w:abstractNum>
+  <w:abstractNum w:abstractNumId="18" w15:restartNumberingAfterBreak="0">
     <w:nsid w:val="40EB456A"/>
     <w:multiLevelType w:val="multilevel"/>
     <w:tmpl w:val="92041A04"/>
@@ -4368,7 +4975,233 @@
       </w:rPr>
     </w:lvl>
   </w:abstractNum>
-  <w:abstractNum w:abstractNumId="9" w15:restartNumberingAfterBreak="0">
+  <w:abstractNum w:abstractNumId="19" w15:restartNumberingAfterBreak="0">
+    <w:nsid w:val="43F07E48"/>
+    <w:multiLevelType w:val="hybridMultilevel"/>
+    <w:tmpl w:val="C04EECEE"/>
+    <w:lvl w:ilvl="0" w:tplc="04090001">
+      <w:start w:val="1"/>
+      <w:numFmt w:val="bullet"/>
+      <w:lvlText w:val=""/>
+      <w:lvlJc w:val="left"/>
+      <w:pPr>
+        <w:ind w:left="720" w:hanging="360"/>
+      </w:pPr>
+      <w:rPr>
+        <w:rFonts w:ascii="Symbol" w:hAnsi="Symbol" w:hint="default"/>
+      </w:rPr>
+    </w:lvl>
+    <w:lvl w:ilvl="1" w:tplc="04090003" w:tentative="1">
+      <w:start w:val="1"/>
+      <w:numFmt w:val="bullet"/>
+      <w:lvlText w:val="o"/>
+      <w:lvlJc w:val="left"/>
+      <w:pPr>
+        <w:ind w:left="1440" w:hanging="360"/>
+      </w:pPr>
+      <w:rPr>
+        <w:rFonts w:ascii="Courier New" w:hAnsi="Courier New" w:cs="Courier New" w:hint="default"/>
+      </w:rPr>
+    </w:lvl>
+    <w:lvl w:ilvl="2" w:tplc="04090005" w:tentative="1">
+      <w:start w:val="1"/>
+      <w:numFmt w:val="bullet"/>
+      <w:lvlText w:val=""/>
+      <w:lvlJc w:val="left"/>
+      <w:pPr>
+        <w:ind w:left="2160" w:hanging="360"/>
+      </w:pPr>
+      <w:rPr>
+        <w:rFonts w:ascii="Wingdings" w:hAnsi="Wingdings" w:hint="default"/>
+      </w:rPr>
+    </w:lvl>
+    <w:lvl w:ilvl="3" w:tplc="04090001" w:tentative="1">
+      <w:start w:val="1"/>
+      <w:numFmt w:val="bullet"/>
+      <w:lvlText w:val=""/>
+      <w:lvlJc w:val="left"/>
+      <w:pPr>
+        <w:ind w:left="2880" w:hanging="360"/>
+      </w:pPr>
+      <w:rPr>
+        <w:rFonts w:ascii="Symbol" w:hAnsi="Symbol" w:hint="default"/>
+      </w:rPr>
+    </w:lvl>
+    <w:lvl w:ilvl="4" w:tplc="04090003" w:tentative="1">
+      <w:start w:val="1"/>
+      <w:numFmt w:val="bullet"/>
+      <w:lvlText w:val="o"/>
+      <w:lvlJc w:val="left"/>
+      <w:pPr>
+        <w:ind w:left="3600" w:hanging="360"/>
+      </w:pPr>
+      <w:rPr>
+        <w:rFonts w:ascii="Courier New" w:hAnsi="Courier New" w:cs="Courier New" w:hint="default"/>
+      </w:rPr>
+    </w:lvl>
+    <w:lvl w:ilvl="5" w:tplc="04090005" w:tentative="1">
+      <w:start w:val="1"/>
+      <w:numFmt w:val="bullet"/>
+      <w:lvlText w:val=""/>
+      <w:lvlJc w:val="left"/>
+      <w:pPr>
+        <w:ind w:left="4320" w:hanging="360"/>
+      </w:pPr>
+      <w:rPr>
+        <w:rFonts w:ascii="Wingdings" w:hAnsi="Wingdings" w:hint="default"/>
+      </w:rPr>
+    </w:lvl>
+    <w:lvl w:ilvl="6" w:tplc="04090001" w:tentative="1">
+      <w:start w:val="1"/>
+      <w:numFmt w:val="bullet"/>
+      <w:lvlText w:val=""/>
+      <w:lvlJc w:val="left"/>
+      <w:pPr>
+        <w:ind w:left="5040" w:hanging="360"/>
+      </w:pPr>
+      <w:rPr>
+        <w:rFonts w:ascii="Symbol" w:hAnsi="Symbol" w:hint="default"/>
+      </w:rPr>
+    </w:lvl>
+    <w:lvl w:ilvl="7" w:tplc="04090003" w:tentative="1">
+      <w:start w:val="1"/>
+      <w:numFmt w:val="bullet"/>
+      <w:lvlText w:val="o"/>
+      <w:lvlJc w:val="left"/>
+      <w:pPr>
+        <w:ind w:left="5760" w:hanging="360"/>
+      </w:pPr>
+      <w:rPr>
+        <w:rFonts w:ascii="Courier New" w:hAnsi="Courier New" w:cs="Courier New" w:hint="default"/>
+      </w:rPr>
+    </w:lvl>
+    <w:lvl w:ilvl="8" w:tplc="04090005" w:tentative="1">
+      <w:start w:val="1"/>
+      <w:numFmt w:val="bullet"/>
+      <w:lvlText w:val=""/>
+      <w:lvlJc w:val="left"/>
+      <w:pPr>
+        <w:ind w:left="6480" w:hanging="360"/>
+      </w:pPr>
+      <w:rPr>
+        <w:rFonts w:ascii="Wingdings" w:hAnsi="Wingdings" w:hint="default"/>
+      </w:rPr>
+    </w:lvl>
+  </w:abstractNum>
+  <w:abstractNum w:abstractNumId="20" w15:restartNumberingAfterBreak="0">
+    <w:nsid w:val="49337348"/>
+    <w:multiLevelType w:val="hybridMultilevel"/>
+    <w:tmpl w:val="AF3E7FC2"/>
+    <w:lvl w:ilvl="0" w:tplc="04090001">
+      <w:start w:val="1"/>
+      <w:numFmt w:val="bullet"/>
+      <w:lvlText w:val=""/>
+      <w:lvlJc w:val="left"/>
+      <w:pPr>
+        <w:ind w:left="720" w:hanging="360"/>
+      </w:pPr>
+      <w:rPr>
+        <w:rFonts w:ascii="Symbol" w:hAnsi="Symbol" w:hint="default"/>
+      </w:rPr>
+    </w:lvl>
+    <w:lvl w:ilvl="1" w:tplc="04090003" w:tentative="1">
+      <w:start w:val="1"/>
+      <w:numFmt w:val="bullet"/>
+      <w:lvlText w:val="o"/>
+      <w:lvlJc w:val="left"/>
+      <w:pPr>
+        <w:ind w:left="1440" w:hanging="360"/>
+      </w:pPr>
+      <w:rPr>
+        <w:rFonts w:ascii="Courier New" w:hAnsi="Courier New" w:cs="Courier New" w:hint="default"/>
+      </w:rPr>
+    </w:lvl>
+    <w:lvl w:ilvl="2" w:tplc="04090005" w:tentative="1">
+      <w:start w:val="1"/>
+      <w:numFmt w:val="bullet"/>
+      <w:lvlText w:val=""/>
+      <w:lvlJc w:val="left"/>
+      <w:pPr>
+        <w:ind w:left="2160" w:hanging="360"/>
+      </w:pPr>
+      <w:rPr>
+        <w:rFonts w:ascii="Wingdings" w:hAnsi="Wingdings" w:hint="default"/>
+      </w:rPr>
+    </w:lvl>
+    <w:lvl w:ilvl="3" w:tplc="04090001" w:tentative="1">
+      <w:start w:val="1"/>
+      <w:numFmt w:val="bullet"/>
+      <w:lvlText w:val=""/>
+      <w:lvlJc w:val="left"/>
+      <w:pPr>
+        <w:ind w:left="2880" w:hanging="360"/>
+      </w:pPr>
+      <w:rPr>
+        <w:rFonts w:ascii="Symbol" w:hAnsi="Symbol" w:hint="default"/>
+      </w:rPr>
+    </w:lvl>
+    <w:lvl w:ilvl="4" w:tplc="04090003" w:tentative="1">
+      <w:start w:val="1"/>
+      <w:numFmt w:val="bullet"/>
+      <w:lvlText w:val="o"/>
+      <w:lvlJc w:val="left"/>
+      <w:pPr>
+        <w:ind w:left="3600" w:hanging="360"/>
+      </w:pPr>
+      <w:rPr>
+        <w:rFonts w:ascii="Courier New" w:hAnsi="Courier New" w:cs="Courier New" w:hint="default"/>
+      </w:rPr>
+    </w:lvl>
+    <w:lvl w:ilvl="5" w:tplc="04090005" w:tentative="1">
+      <w:start w:val="1"/>
+      <w:numFmt w:val="bullet"/>
+      <w:lvlText w:val=""/>
+      <w:lvlJc w:val="left"/>
+      <w:pPr>
+        <w:ind w:left="4320" w:hanging="360"/>
+      </w:pPr>
+      <w:rPr>
+        <w:rFonts w:ascii="Wingdings" w:hAnsi="Wingdings" w:hint="default"/>
+      </w:rPr>
+    </w:lvl>
+    <w:lvl w:ilvl="6" w:tplc="04090001" w:tentative="1">
+      <w:start w:val="1"/>
+      <w:numFmt w:val="bullet"/>
+      <w:lvlText w:val=""/>
+      <w:lvlJc w:val="left"/>
+      <w:pPr>
+        <w:ind w:left="5040" w:hanging="360"/>
+      </w:pPr>
+      <w:rPr>
+        <w:rFonts w:ascii="Symbol" w:hAnsi="Symbol" w:hint="default"/>
+      </w:rPr>
+    </w:lvl>
+    <w:lvl w:ilvl="7" w:tplc="04090003" w:tentative="1">
+      <w:start w:val="1"/>
+      <w:numFmt w:val="bullet"/>
+      <w:lvlText w:val="o"/>
+      <w:lvlJc w:val="left"/>
+      <w:pPr>
+        <w:ind w:left="5760" w:hanging="360"/>
+      </w:pPr>
+      <w:rPr>
+        <w:rFonts w:ascii="Courier New" w:hAnsi="Courier New" w:cs="Courier New" w:hint="default"/>
+      </w:rPr>
+    </w:lvl>
+    <w:lvl w:ilvl="8" w:tplc="04090005" w:tentative="1">
+      <w:start w:val="1"/>
+      <w:numFmt w:val="bullet"/>
+      <w:lvlText w:val=""/>
+      <w:lvlJc w:val="left"/>
+      <w:pPr>
+        <w:ind w:left="6480" w:hanging="360"/>
+      </w:pPr>
+      <w:rPr>
+        <w:rFonts w:ascii="Wingdings" w:hAnsi="Wingdings" w:hint="default"/>
+      </w:rPr>
+    </w:lvl>
+  </w:abstractNum>
+  <w:abstractNum w:abstractNumId="21" w15:restartNumberingAfterBreak="0">
     <w:nsid w:val="4DB42F65"/>
     <w:multiLevelType w:val="multilevel"/>
     <w:tmpl w:val="6BBEB18E"/>
@@ -4517,7 +5350,7 @@
       </w:rPr>
     </w:lvl>
   </w:abstractNum>
-  <w:abstractNum w:abstractNumId="10" w15:restartNumberingAfterBreak="0">
+  <w:abstractNum w:abstractNumId="22" w15:restartNumberingAfterBreak="0">
     <w:nsid w:val="4E9869DD"/>
     <w:multiLevelType w:val="multilevel"/>
     <w:tmpl w:val="05201F2A"/>
@@ -4666,7 +5499,7 @@
       </w:rPr>
     </w:lvl>
   </w:abstractNum>
-  <w:abstractNum w:abstractNumId="11" w15:restartNumberingAfterBreak="0">
+  <w:abstractNum w:abstractNumId="23" w15:restartNumberingAfterBreak="0">
     <w:nsid w:val="579D6291"/>
     <w:multiLevelType w:val="multilevel"/>
     <w:tmpl w:val="1B6A27F8"/>
@@ -4815,7 +5648,120 @@
       </w:rPr>
     </w:lvl>
   </w:abstractNum>
-  <w:abstractNum w:abstractNumId="12" w15:restartNumberingAfterBreak="0">
+  <w:abstractNum w:abstractNumId="24" w15:restartNumberingAfterBreak="0">
+    <w:nsid w:val="5D7A546C"/>
+    <w:multiLevelType w:val="hybridMultilevel"/>
+    <w:tmpl w:val="D85488C8"/>
+    <w:lvl w:ilvl="0" w:tplc="04090001">
+      <w:start w:val="1"/>
+      <w:numFmt w:val="bullet"/>
+      <w:lvlText w:val=""/>
+      <w:lvlJc w:val="left"/>
+      <w:pPr>
+        <w:ind w:left="720" w:hanging="360"/>
+      </w:pPr>
+      <w:rPr>
+        <w:rFonts w:ascii="Symbol" w:hAnsi="Symbol" w:hint="default"/>
+      </w:rPr>
+    </w:lvl>
+    <w:lvl w:ilvl="1" w:tplc="04090003" w:tentative="1">
+      <w:start w:val="1"/>
+      <w:numFmt w:val="bullet"/>
+      <w:lvlText w:val="o"/>
+      <w:lvlJc w:val="left"/>
+      <w:pPr>
+        <w:ind w:left="1440" w:hanging="360"/>
+      </w:pPr>
+      <w:rPr>
+        <w:rFonts w:ascii="Courier New" w:hAnsi="Courier New" w:cs="Courier New" w:hint="default"/>
+      </w:rPr>
+    </w:lvl>
+    <w:lvl w:ilvl="2" w:tplc="04090005" w:tentative="1">
+      <w:start w:val="1"/>
+      <w:numFmt w:val="bullet"/>
+      <w:lvlText w:val=""/>
+      <w:lvlJc w:val="left"/>
+      <w:pPr>
+        <w:ind w:left="2160" w:hanging="360"/>
+      </w:pPr>
+      <w:rPr>
+        <w:rFonts w:ascii="Wingdings" w:hAnsi="Wingdings" w:hint="default"/>
+      </w:rPr>
+    </w:lvl>
+    <w:lvl w:ilvl="3" w:tplc="04090001" w:tentative="1">
+      <w:start w:val="1"/>
+      <w:numFmt w:val="bullet"/>
+      <w:lvlText w:val=""/>
+      <w:lvlJc w:val="left"/>
+      <w:pPr>
+        <w:ind w:left="2880" w:hanging="360"/>
+      </w:pPr>
+      <w:rPr>
+        <w:rFonts w:ascii="Symbol" w:hAnsi="Symbol" w:hint="default"/>
+      </w:rPr>
+    </w:lvl>
+    <w:lvl w:ilvl="4" w:tplc="04090003" w:tentative="1">
+      <w:start w:val="1"/>
+      <w:numFmt w:val="bullet"/>
+      <w:lvlText w:val="o"/>
+      <w:lvlJc w:val="left"/>
+      <w:pPr>
+        <w:ind w:left="3600" w:hanging="360"/>
+      </w:pPr>
+      <w:rPr>
+        <w:rFonts w:ascii="Courier New" w:hAnsi="Courier New" w:cs="Courier New" w:hint="default"/>
+      </w:rPr>
+    </w:lvl>
+    <w:lvl w:ilvl="5" w:tplc="04090005" w:tentative="1">
+      <w:start w:val="1"/>
+      <w:numFmt w:val="bullet"/>
+      <w:lvlText w:val=""/>
+      <w:lvlJc w:val="left"/>
+      <w:pPr>
+        <w:ind w:left="4320" w:hanging="360"/>
+      </w:pPr>
+      <w:rPr>
+        <w:rFonts w:ascii="Wingdings" w:hAnsi="Wingdings" w:hint="default"/>
+      </w:rPr>
+    </w:lvl>
+    <w:lvl w:ilvl="6" w:tplc="04090001" w:tentative="1">
+      <w:start w:val="1"/>
+      <w:numFmt w:val="bullet"/>
+      <w:lvlText w:val=""/>
+      <w:lvlJc w:val="left"/>
+      <w:pPr>
+        <w:ind w:left="5040" w:hanging="360"/>
+      </w:pPr>
+      <w:rPr>
+        <w:rFonts w:ascii="Symbol" w:hAnsi="Symbol" w:hint="default"/>
+      </w:rPr>
+    </w:lvl>
+    <w:lvl w:ilvl="7" w:tplc="04090003" w:tentative="1">
+      <w:start w:val="1"/>
+      <w:numFmt w:val="bullet"/>
+      <w:lvlText w:val="o"/>
+      <w:lvlJc w:val="left"/>
+      <w:pPr>
+        <w:ind w:left="5760" w:hanging="360"/>
+      </w:pPr>
+      <w:rPr>
+        <w:rFonts w:ascii="Courier New" w:hAnsi="Courier New" w:cs="Courier New" w:hint="default"/>
+      </w:rPr>
+    </w:lvl>
+    <w:lvl w:ilvl="8" w:tplc="04090005" w:tentative="1">
+      <w:start w:val="1"/>
+      <w:numFmt w:val="bullet"/>
+      <w:lvlText w:val=""/>
+      <w:lvlJc w:val="left"/>
+      <w:pPr>
+        <w:ind w:left="6480" w:hanging="360"/>
+      </w:pPr>
+      <w:rPr>
+        <w:rFonts w:ascii="Wingdings" w:hAnsi="Wingdings" w:hint="default"/>
+      </w:rPr>
+    </w:lvl>
+  </w:abstractNum>
+  <w:abstractNum w:abstractNumId="25" w15:restartNumberingAfterBreak="0">
     <w:nsid w:val="61CC1829"/>
     <w:multiLevelType w:val="multilevel"/>
     <w:tmpl w:val="38AA6074"/>
@@ -4964,7 +5910,7 @@
       </w:rPr>
     </w:lvl>
   </w:abstractNum>
-  <w:abstractNum w:abstractNumId="13" w15:restartNumberingAfterBreak="0">
+  <w:abstractNum w:abstractNumId="26" w15:restartNumberingAfterBreak="0">
     <w:nsid w:val="63C3705E"/>
     <w:multiLevelType w:val="multilevel"/>
     <w:tmpl w:val="22322BB4"/>
@@ -5113,7 +6059,7 @@
       </w:rPr>
     </w:lvl>
   </w:abstractNum>
-  <w:abstractNum w:abstractNumId="14" w15:restartNumberingAfterBreak="0">
+  <w:abstractNum w:abstractNumId="27" w15:restartNumberingAfterBreak="0">
     <w:nsid w:val="658603DC"/>
     <w:multiLevelType w:val="multilevel"/>
     <w:tmpl w:val="70861EC4"/>
@@ -5262,7 +6208,7 @@
       </w:rPr>
     </w:lvl>
   </w:abstractNum>
-  <w:abstractNum w:abstractNumId="15" w15:restartNumberingAfterBreak="0">
+  <w:abstractNum w:abstractNumId="28" w15:restartNumberingAfterBreak="0">
     <w:nsid w:val="6837601B"/>
     <w:multiLevelType w:val="multilevel"/>
     <w:tmpl w:val="7C880162"/>
@@ -5411,7 +6357,7 @@
       </w:rPr>
     </w:lvl>
   </w:abstractNum>
-  <w:abstractNum w:abstractNumId="16" w15:restartNumberingAfterBreak="0">
+  <w:abstractNum w:abstractNumId="29" w15:restartNumberingAfterBreak="0">
     <w:nsid w:val="68D159B7"/>
     <w:multiLevelType w:val="multilevel"/>
     <w:tmpl w:val="FF8E7A24"/>
@@ -5560,7 +6506,346 @@
       </w:rPr>
     </w:lvl>
   </w:abstractNum>
-  <w:abstractNum w:abstractNumId="17" w15:restartNumberingAfterBreak="0">
+  <w:abstractNum w:abstractNumId="30" w15:restartNumberingAfterBreak="0">
+    <w:nsid w:val="6A1A41C6"/>
+    <w:multiLevelType w:val="hybridMultilevel"/>
+    <w:tmpl w:val="11122E32"/>
+    <w:lvl w:ilvl="0" w:tplc="04090001">
+      <w:start w:val="1"/>
+      <w:numFmt w:val="bullet"/>
+      <w:lvlText w:val=""/>
+      <w:lvlJc w:val="left"/>
+      <w:pPr>
+        <w:ind w:left="720" w:hanging="360"/>
+      </w:pPr>
+      <w:rPr>
+        <w:rFonts w:ascii="Symbol" w:hAnsi="Symbol" w:hint="default"/>
+      </w:rPr>
+    </w:lvl>
+    <w:lvl w:ilvl="1" w:tplc="04090003" w:tentative="1">
+      <w:start w:val="1"/>
+      <w:numFmt w:val="bullet"/>
+      <w:lvlText w:val="o"/>
+      <w:lvlJc w:val="left"/>
+      <w:pPr>
+        <w:ind w:left="1440" w:hanging="360"/>
+      </w:pPr>
+      <w:rPr>
+        <w:rFonts w:ascii="Courier New" w:hAnsi="Courier New" w:cs="Courier New" w:hint="default"/>
+      </w:rPr>
+    </w:lvl>
+    <w:lvl w:ilvl="2" w:tplc="04090005" w:tentative="1">
+      <w:start w:val="1"/>
+      <w:numFmt w:val="bullet"/>
+      <w:lvlText w:val=""/>
+      <w:lvlJc w:val="left"/>
+      <w:pPr>
+        <w:ind w:left="2160" w:hanging="360"/>
+      </w:pPr>
+      <w:rPr>
+        <w:rFonts w:ascii="Wingdings" w:hAnsi="Wingdings" w:hint="default"/>
+      </w:rPr>
+    </w:lvl>
+    <w:lvl w:ilvl="3" w:tplc="04090001" w:tentative="1">
+      <w:start w:val="1"/>
+      <w:numFmt w:val="bullet"/>
+      <w:lvlText w:val=""/>
+      <w:lvlJc w:val="left"/>
+      <w:pPr>
+        <w:ind w:left="2880" w:hanging="360"/>
+      </w:pPr>
+      <w:rPr>
+        <w:rFonts w:ascii="Symbol" w:hAnsi="Symbol" w:hint="default"/>
+      </w:rPr>
+    </w:lvl>
+    <w:lvl w:ilvl="4" w:tplc="04090003" w:tentative="1">
+      <w:start w:val="1"/>
+      <w:numFmt w:val="bullet"/>
+      <w:lvlText w:val="o"/>
+      <w:lvlJc w:val="left"/>
+      <w:pPr>
+        <w:ind w:left="3600" w:hanging="360"/>
+      </w:pPr>
+      <w:rPr>
+        <w:rFonts w:ascii="Courier New" w:hAnsi="Courier New" w:cs="Courier New" w:hint="default"/>
+      </w:rPr>
+    </w:lvl>
+    <w:lvl w:ilvl="5" w:tplc="04090005" w:tentative="1">
+      <w:start w:val="1"/>
+      <w:numFmt w:val="bullet"/>
+      <w:lvlText w:val=""/>
+      <w:lvlJc w:val="left"/>
+      <w:pPr>
+        <w:ind w:left="4320" w:hanging="360"/>
+      </w:pPr>
+      <w:rPr>
+        <w:rFonts w:ascii="Wingdings" w:hAnsi="Wingdings" w:hint="default"/>
+      </w:rPr>
+    </w:lvl>
+    <w:lvl w:ilvl="6" w:tplc="04090001" w:tentative="1">
+      <w:start w:val="1"/>
+      <w:numFmt w:val="bullet"/>
+      <w:lvlText w:val=""/>
+      <w:lvlJc w:val="left"/>
+      <w:pPr>
+        <w:ind w:left="5040" w:hanging="360"/>
+      </w:pPr>
+      <w:rPr>
+        <w:rFonts w:ascii="Symbol" w:hAnsi="Symbol" w:hint="default"/>
+      </w:rPr>
+    </w:lvl>
+    <w:lvl w:ilvl="7" w:tplc="04090003" w:tentative="1">
+      <w:start w:val="1"/>
+      <w:numFmt w:val="bullet"/>
+      <w:lvlText w:val="o"/>
+      <w:lvlJc w:val="left"/>
+      <w:pPr>
+        <w:ind w:left="5760" w:hanging="360"/>
+      </w:pPr>
+      <w:rPr>
+        <w:rFonts w:ascii="Courier New" w:hAnsi="Courier New" w:cs="Courier New" w:hint="default"/>
+      </w:rPr>
+    </w:lvl>
+    <w:lvl w:ilvl="8" w:tplc="04090005" w:tentative="1">
+      <w:start w:val="1"/>
+      <w:numFmt w:val="bullet"/>
+      <w:lvlText w:val=""/>
+      <w:lvlJc w:val="left"/>
+      <w:pPr>
+        <w:ind w:left="6480" w:hanging="360"/>
+      </w:pPr>
+      <w:rPr>
+        <w:rFonts w:ascii="Wingdings" w:hAnsi="Wingdings" w:hint="default"/>
+      </w:rPr>
+    </w:lvl>
+  </w:abstractNum>
+  <w:abstractNum w:abstractNumId="31" w15:restartNumberingAfterBreak="0">
+    <w:nsid w:val="704B347F"/>
+    <w:multiLevelType w:val="hybridMultilevel"/>
+    <w:tmpl w:val="714876DA"/>
+    <w:lvl w:ilvl="0" w:tplc="04090001">
+      <w:start w:val="1"/>
+      <w:numFmt w:val="bullet"/>
+      <w:lvlText w:val=""/>
+      <w:lvlJc w:val="left"/>
+      <w:pPr>
+        <w:ind w:left="720" w:hanging="360"/>
+      </w:pPr>
+      <w:rPr>
+        <w:rFonts w:ascii="Symbol" w:hAnsi="Symbol" w:hint="default"/>
+      </w:rPr>
+    </w:lvl>
+    <w:lvl w:ilvl="1" w:tplc="04090003" w:tentative="1">
+      <w:start w:val="1"/>
+      <w:numFmt w:val="bullet"/>
+      <w:lvlText w:val="o"/>
+      <w:lvlJc w:val="left"/>
+      <w:pPr>
+        <w:ind w:left="1440" w:hanging="360"/>
+      </w:pPr>
+      <w:rPr>
+        <w:rFonts w:ascii="Courier New" w:hAnsi="Courier New" w:cs="Courier New" w:hint="default"/>
+      </w:rPr>
+    </w:lvl>
+    <w:lvl w:ilvl="2" w:tplc="04090005" w:tentative="1">
+      <w:start w:val="1"/>
+      <w:numFmt w:val="bullet"/>
+      <w:lvlText w:val=""/>
+      <w:lvlJc w:val="left"/>
+      <w:pPr>
+        <w:ind w:left="2160" w:hanging="360"/>
+      </w:pPr>
+      <w:rPr>
+        <w:rFonts w:ascii="Wingdings" w:hAnsi="Wingdings" w:hint="default"/>
+      </w:rPr>
+    </w:lvl>
+    <w:lvl w:ilvl="3" w:tplc="04090001" w:tentative="1">
+      <w:start w:val="1"/>
+      <w:numFmt w:val="bullet"/>
+      <w:lvlText w:val=""/>
+      <w:lvlJc w:val="left"/>
+      <w:pPr>
+        <w:ind w:left="2880" w:hanging="360"/>
+      </w:pPr>
+      <w:rPr>
+        <w:rFonts w:ascii="Symbol" w:hAnsi="Symbol" w:hint="default"/>
+      </w:rPr>
+    </w:lvl>
+    <w:lvl w:ilvl="4" w:tplc="04090003" w:tentative="1">
+      <w:start w:val="1"/>
+      <w:numFmt w:val="bullet"/>
+      <w:lvlText w:val="o"/>
+      <w:lvlJc w:val="left"/>
+      <w:pPr>
+        <w:ind w:left="3600" w:hanging="360"/>
+      </w:pPr>
+      <w:rPr>
+        <w:rFonts w:ascii="Courier New" w:hAnsi="Courier New" w:cs="Courier New" w:hint="default"/>
+      </w:rPr>
+    </w:lvl>
+    <w:lvl w:ilvl="5" w:tplc="04090005" w:tentative="1">
+      <w:start w:val="1"/>
+      <w:numFmt w:val="bullet"/>
+      <w:lvlText w:val=""/>
+      <w:lvlJc w:val="left"/>
+      <w:pPr>
+        <w:ind w:left="4320" w:hanging="360"/>
+      </w:pPr>
+      <w:rPr>
+        <w:rFonts w:ascii="Wingdings" w:hAnsi="Wingdings" w:hint="default"/>
+      </w:rPr>
+    </w:lvl>
+    <w:lvl w:ilvl="6" w:tplc="04090001" w:tentative="1">
+      <w:start w:val="1"/>
+      <w:numFmt w:val="bullet"/>
+      <w:lvlText w:val=""/>
+      <w:lvlJc w:val="left"/>
+      <w:pPr>
+        <w:ind w:left="5040" w:hanging="360"/>
+      </w:pPr>
+      <w:rPr>
+        <w:rFonts w:ascii="Symbol" w:hAnsi="Symbol" w:hint="default"/>
+      </w:rPr>
+    </w:lvl>
+    <w:lvl w:ilvl="7" w:tplc="04090003" w:tentative="1">
+      <w:start w:val="1"/>
+      <w:numFmt w:val="bullet"/>
+      <w:lvlText w:val="o"/>
+      <w:lvlJc w:val="left"/>
+      <w:pPr>
+        <w:ind w:left="5760" w:hanging="360"/>
+      </w:pPr>
+      <w:rPr>
+        <w:rFonts w:ascii="Courier New" w:hAnsi="Courier New" w:cs="Courier New" w:hint="default"/>
+      </w:rPr>
+    </w:lvl>
+    <w:lvl w:ilvl="8" w:tplc="04090005" w:tentative="1">
+      <w:start w:val="1"/>
+      <w:numFmt w:val="bullet"/>
+      <w:lvlText w:val=""/>
+      <w:lvlJc w:val="left"/>
+      <w:pPr>
+        <w:ind w:left="6480" w:hanging="360"/>
+      </w:pPr>
+      <w:rPr>
+        <w:rFonts w:ascii="Wingdings" w:hAnsi="Wingdings" w:hint="default"/>
+      </w:rPr>
+    </w:lvl>
+  </w:abstractNum>
+  <w:abstractNum w:abstractNumId="32" w15:restartNumberingAfterBreak="0">
+    <w:nsid w:val="755915D2"/>
+    <w:multiLevelType w:val="hybridMultilevel"/>
+    <w:tmpl w:val="B2FC1D60"/>
+    <w:lvl w:ilvl="0" w:tplc="04090001">
+      <w:start w:val="1"/>
+      <w:numFmt w:val="bullet"/>
+      <w:lvlText w:val=""/>
+      <w:lvlJc w:val="left"/>
+      <w:pPr>
+        <w:ind w:left="720" w:hanging="360"/>
+      </w:pPr>
+      <w:rPr>
+        <w:rFonts w:ascii="Symbol" w:hAnsi="Symbol" w:hint="default"/>
+      </w:rPr>
+    </w:lvl>
+    <w:lvl w:ilvl="1" w:tplc="04090003" w:tentative="1">
+      <w:start w:val="1"/>
+      <w:numFmt w:val="bullet"/>
+      <w:lvlText w:val="o"/>
+      <w:lvlJc w:val="left"/>
+      <w:pPr>
+        <w:ind w:left="1440" w:hanging="360"/>
+      </w:pPr>
+      <w:rPr>
+        <w:rFonts w:ascii="Courier New" w:hAnsi="Courier New" w:cs="Courier New" w:hint="default"/>
+      </w:rPr>
+    </w:lvl>
+    <w:lvl w:ilvl="2" w:tplc="04090005" w:tentative="1">
+      <w:start w:val="1"/>
+      <w:numFmt w:val="bullet"/>
+      <w:lvlText w:val=""/>
+      <w:lvlJc w:val="left"/>
+      <w:pPr>
+        <w:ind w:left="2160" w:hanging="360"/>
+      </w:pPr>
+      <w:rPr>
+        <w:rFonts w:ascii="Wingdings" w:hAnsi="Wingdings" w:hint="default"/>
+      </w:rPr>
+    </w:lvl>
+    <w:lvl w:ilvl="3" w:tplc="04090001" w:tentative="1">
+      <w:start w:val="1"/>
+      <w:numFmt w:val="bullet"/>
+      <w:lvlText w:val=""/>
+      <w:lvlJc w:val="left"/>
+      <w:pPr>
+        <w:ind w:left="2880" w:hanging="360"/>
+      </w:pPr>
+      <w:rPr>
+        <w:rFonts w:ascii="Symbol" w:hAnsi="Symbol" w:hint="default"/>
+      </w:rPr>
+    </w:lvl>
+    <w:lvl w:ilvl="4" w:tplc="04090003" w:tentative="1">
+      <w:start w:val="1"/>
+      <w:numFmt w:val="bullet"/>
+      <w:lvlText w:val="o"/>
+      <w:lvlJc w:val="left"/>
+      <w:pPr>
+        <w:ind w:left="3600" w:hanging="360"/>
+      </w:pPr>
+      <w:rPr>
+        <w:rFonts w:ascii="Courier New" w:hAnsi="Courier New" w:cs="Courier New" w:hint="default"/>
+      </w:rPr>
+    </w:lvl>
+    <w:lvl w:ilvl="5" w:tplc="04090005" w:tentative="1">
+      <w:start w:val="1"/>
+      <w:numFmt w:val="bullet"/>
+      <w:lvlText w:val=""/>
+      <w:lvlJc w:val="left"/>
+      <w:pPr>
+        <w:ind w:left="4320" w:hanging="360"/>
+      </w:pPr>
+      <w:rPr>
+        <w:rFonts w:ascii="Wingdings" w:hAnsi="Wingdings" w:hint="default"/>
+      </w:rPr>
+    </w:lvl>
+    <w:lvl w:ilvl="6" w:tplc="04090001" w:tentative="1">
+      <w:start w:val="1"/>
+      <w:numFmt w:val="bullet"/>
+      <w:lvlText w:val=""/>
+      <w:lvlJc w:val="left"/>
+      <w:pPr>
+        <w:ind w:left="5040" w:hanging="360"/>
+      </w:pPr>
+      <w:rPr>
+        <w:rFonts w:ascii="Symbol" w:hAnsi="Symbol" w:hint="default"/>
+      </w:rPr>
+    </w:lvl>
+    <w:lvl w:ilvl="7" w:tplc="04090003" w:tentative="1">
+      <w:start w:val="1"/>
+      <w:numFmt w:val="bullet"/>
+      <w:lvlText w:val="o"/>
+      <w:lvlJc w:val="left"/>
+      <w:pPr>
+        <w:ind w:left="5760" w:hanging="360"/>
+      </w:pPr>
+      <w:rPr>
+        <w:rFonts w:ascii="Courier New" w:hAnsi="Courier New" w:cs="Courier New" w:hint="default"/>
+      </w:rPr>
+    </w:lvl>
+    <w:lvl w:ilvl="8" w:tplc="04090005" w:tentative="1">
+      <w:start w:val="1"/>
+      <w:numFmt w:val="bullet"/>
+      <w:lvlText w:val=""/>
+      <w:lvlJc w:val="left"/>
+      <w:pPr>
+        <w:ind w:left="6480" w:hanging="360"/>
+      </w:pPr>
+      <w:rPr>
+        <w:rFonts w:ascii="Wingdings" w:hAnsi="Wingdings" w:hint="default"/>
+      </w:rPr>
+    </w:lvl>
+  </w:abstractNum>
+  <w:abstractNum w:abstractNumId="33" w15:restartNumberingAfterBreak="0">
     <w:nsid w:val="75AD30B5"/>
     <w:multiLevelType w:val="multilevel"/>
     <w:tmpl w:val="A350C9D0"/>
@@ -5709,7 +6994,7 @@
       </w:rPr>
     </w:lvl>
   </w:abstractNum>
-  <w:abstractNum w:abstractNumId="18" w15:restartNumberingAfterBreak="0">
+  <w:abstractNum w:abstractNumId="34" w15:restartNumberingAfterBreak="0">
     <w:nsid w:val="78E77B2D"/>
     <w:multiLevelType w:val="multilevel"/>
     <w:tmpl w:val="913891DC"/>
@@ -5858,7 +7143,7 @@
       </w:rPr>
     </w:lvl>
   </w:abstractNum>
-  <w:abstractNum w:abstractNumId="19" w15:restartNumberingAfterBreak="0">
+  <w:abstractNum w:abstractNumId="35" w15:restartNumberingAfterBreak="0">
     <w:nsid w:val="7EA66BBA"/>
     <w:multiLevelType w:val="multilevel"/>
     <w:tmpl w:val="139233DC"/>
@@ -6007,7 +7292,7 @@
       </w:rPr>
     </w:lvl>
   </w:abstractNum>
-  <w:abstractNum w:abstractNumId="20" w15:restartNumberingAfterBreak="0">
+  <w:abstractNum w:abstractNumId="36" w15:restartNumberingAfterBreak="0">
     <w:nsid w:val="7F1B0106"/>
     <w:multiLevelType w:val="multilevel"/>
     <w:tmpl w:val="E8C6759A"/>
@@ -6156,7 +7441,7 @@
       </w:rPr>
     </w:lvl>
   </w:abstractNum>
-  <w:abstractNum w:abstractNumId="21" w15:restartNumberingAfterBreak="0">
+  <w:abstractNum w:abstractNumId="37" w15:restartNumberingAfterBreak="0">
     <w:nsid w:val="7FD9755E"/>
     <w:multiLevelType w:val="multilevel"/>
     <w:tmpl w:val="C504C464"/>
@@ -6306,70 +7591,118 @@
     </w:lvl>
   </w:abstractNum>
   <w:num w:numId="1" w16cid:durableId="1715540976">
-    <w:abstractNumId w:val="12"/>
+    <w:abstractNumId w:val="25"/>
   </w:num>
   <w:num w:numId="2" w16cid:durableId="761488933">
-    <w:abstractNumId w:val="3"/>
+    <w:abstractNumId w:val="6"/>
   </w:num>
   <w:num w:numId="3" w16cid:durableId="1640959637">
-    <w:abstractNumId w:val="17"/>
+    <w:abstractNumId w:val="33"/>
   </w:num>
   <w:num w:numId="4" w16cid:durableId="1813674061">
-    <w:abstractNumId w:val="21"/>
+    <w:abstractNumId w:val="37"/>
   </w:num>
   <w:num w:numId="5" w16cid:durableId="258031080">
-    <w:abstractNumId w:val="13"/>
+    <w:abstractNumId w:val="26"/>
   </w:num>
   <w:num w:numId="6" w16cid:durableId="242690138">
-    <w:abstractNumId w:val="20"/>
+    <w:abstractNumId w:val="36"/>
   </w:num>
   <w:num w:numId="7" w16cid:durableId="1468205223">
     <w:abstractNumId w:val="0"/>
   </w:num>
   <w:num w:numId="8" w16cid:durableId="843474912">
-    <w:abstractNumId w:val="4"/>
+    <w:abstractNumId w:val="9"/>
   </w:num>
   <w:num w:numId="9" w16cid:durableId="175385810">
+    <w:abstractNumId w:val="29"/>
+  </w:num>
+  <w:num w:numId="10" w16cid:durableId="484931670">
     <w:abstractNumId w:val="16"/>
   </w:num>
-  <w:num w:numId="10" w16cid:durableId="484931670">
-    <w:abstractNumId w:val="7"/>
+  <w:num w:numId="11" w16cid:durableId="1153107563">
+    <w:abstractNumId w:val="34"/>
   </w:num>
-  <w:num w:numId="11" w16cid:durableId="1153107563">
+  <w:num w:numId="12" w16cid:durableId="1780755071">
+    <w:abstractNumId w:val="23"/>
+  </w:num>
+  <w:num w:numId="13" w16cid:durableId="355040879">
+    <w:abstractNumId w:val="10"/>
+  </w:num>
+  <w:num w:numId="14" w16cid:durableId="1158762484">
     <w:abstractNumId w:val="18"/>
   </w:num>
-  <w:num w:numId="12" w16cid:durableId="1780755071">
-    <w:abstractNumId w:val="11"/>
-  </w:num>
-  <w:num w:numId="13" w16cid:durableId="355040879">
-    <w:abstractNumId w:val="5"/>
-  </w:num>
-  <w:num w:numId="14" w16cid:durableId="1158762484">
-    <w:abstractNumId w:val="8"/>
-  </w:num>
   <w:num w:numId="15" w16cid:durableId="475731443">
-    <w:abstractNumId w:val="10"/>
+    <w:abstractNumId w:val="22"/>
   </w:num>
   <w:num w:numId="16" w16cid:durableId="1095637604">
-    <w:abstractNumId w:val="19"/>
+    <w:abstractNumId w:val="35"/>
   </w:num>
   <w:num w:numId="17" w16cid:durableId="810173519">
-    <w:abstractNumId w:val="14"/>
+    <w:abstractNumId w:val="27"/>
   </w:num>
   <w:num w:numId="18" w16cid:durableId="988483737">
-    <w:abstractNumId w:val="2"/>
+    <w:abstractNumId w:val="4"/>
   </w:num>
   <w:num w:numId="19" w16cid:durableId="1700400189">
     <w:abstractNumId w:val="1"/>
   </w:num>
   <w:num w:numId="20" w16cid:durableId="688530891">
+    <w:abstractNumId w:val="28"/>
+  </w:num>
+  <w:num w:numId="21" w16cid:durableId="666639948">
+    <w:abstractNumId w:val="13"/>
+  </w:num>
+  <w:num w:numId="22" w16cid:durableId="1911454826">
+    <w:abstractNumId w:val="21"/>
+  </w:num>
+  <w:num w:numId="23" w16cid:durableId="1072890579">
+    <w:abstractNumId w:val="3"/>
+  </w:num>
+  <w:num w:numId="24" w16cid:durableId="838037929">
+    <w:abstractNumId w:val="17"/>
+  </w:num>
+  <w:num w:numId="25" w16cid:durableId="1381173962">
+    <w:abstractNumId w:val="5"/>
+  </w:num>
+  <w:num w:numId="26" w16cid:durableId="1977636390">
+    <w:abstractNumId w:val="12"/>
+  </w:num>
+  <w:num w:numId="27" w16cid:durableId="1823621924">
+    <w:abstractNumId w:val="32"/>
+  </w:num>
+  <w:num w:numId="28" w16cid:durableId="1803575461">
+    <w:abstractNumId w:val="31"/>
+  </w:num>
+  <w:num w:numId="29" w16cid:durableId="1795752927">
     <w:abstractNumId w:val="15"/>
   </w:num>
-  <w:num w:numId="21" w16cid:durableId="666639948">
-    <w:abstractNumId w:val="6"/>
+  <w:num w:numId="30" w16cid:durableId="734283047">
+    <w:abstractNumId w:val="14"/>
   </w:num>
-  <w:num w:numId="22" w16cid:durableId="1911454826">
-    <w:abstractNumId w:val="9"/>
+  <w:num w:numId="31" w16cid:durableId="1510868463">
+    <w:abstractNumId w:val="24"/>
+  </w:num>
+  <w:num w:numId="32" w16cid:durableId="262106263">
+    <w:abstractNumId w:val="8"/>
+  </w:num>
+  <w:num w:numId="33" w16cid:durableId="333529243">
+    <w:abstractNumId w:val="11"/>
+  </w:num>
+  <w:num w:numId="34" w16cid:durableId="1005285501">
+    <w:abstractNumId w:val="20"/>
+  </w:num>
+  <w:num w:numId="35" w16cid:durableId="282268343">
+    <w:abstractNumId w:val="7"/>
+  </w:num>
+  <w:num w:numId="36" w16cid:durableId="1043671739">
+    <w:abstractNumId w:val="2"/>
+  </w:num>
+  <w:num w:numId="37" w16cid:durableId="1692141656">
+    <w:abstractNumId w:val="19"/>
+  </w:num>
+  <w:num w:numId="38" w16cid:durableId="1274629397">
+    <w:abstractNumId w:val="30"/>
   </w:num>
 </w:numbering>
 </file>
@@ -6379,17 +7712,15 @@
   <w:docDefaults>
     <w:rPrDefault>
       <w:rPr>
-        <w:rFonts w:asciiTheme="minorHAnsi" w:eastAsiaTheme="minorHAnsi" w:hAnsiTheme="minorHAnsi" w:cstheme="minorBidi"/>
-        <w:kern w:val="2"/>
-        <w:sz w:val="24"/>
-        <w:szCs w:val="24"/>
+        <w:rFonts w:asciiTheme="minorHAnsi" w:eastAsiaTheme="minorEastAsia" w:hAnsiTheme="minorHAnsi" w:cstheme="minorBidi"/>
+        <w:sz w:val="21"/>
+        <w:szCs w:val="21"/>
         <w:lang w:val="en-US" w:eastAsia="en-US" w:bidi="ar-SA"/>
-        <w14:ligatures w14:val="standardContextual"/>
       </w:rPr>
     </w:rPrDefault>
     <w:pPrDefault>
       <w:pPr>
-        <w:spacing w:after="160" w:line="278" w:lineRule="auto"/>
+        <w:spacing w:after="160" w:line="300" w:lineRule="auto"/>
       </w:pPr>
     </w:pPrDefault>
   </w:docDefaults>
@@ -6460,7 +7791,7 @@
     <w:lsdException w:name="Closing" w:semiHidden="1" w:unhideWhenUsed="1"/>
     <w:lsdException w:name="Signature" w:semiHidden="1" w:unhideWhenUsed="1"/>
     <w:lsdException w:name="Default Paragraph Font" w:semiHidden="1" w:uiPriority="1" w:unhideWhenUsed="1"/>
-    <w:lsdException w:name="Body Text" w:semiHidden="1" w:uiPriority="1" w:unhideWhenUsed="1" w:qFormat="1"/>
+    <w:lsdException w:name="Body Text" w:semiHidden="1" w:uiPriority="1" w:unhideWhenUsed="1"/>
     <w:lsdException w:name="Body Text Indent" w:semiHidden="1" w:unhideWhenUsed="1"/>
     <w:lsdException w:name="List Continue" w:semiHidden="1" w:unhideWhenUsed="1"/>
     <w:lsdException w:name="List Continue 2" w:semiHidden="1" w:unhideWhenUsed="1"/>
@@ -6774,18 +8105,7 @@
   <w:style w:type="paragraph" w:default="1" w:styleId="Normal">
     <w:name w:val="Normal"/>
     <w:qFormat/>
-    <w:rsid w:val="0009051E"/>
-    <w:pPr>
-      <w:spacing w:after="0" w:line="240" w:lineRule="auto"/>
-      <w:jc w:val="both"/>
-    </w:pPr>
-    <w:rPr>
-      <w:rFonts w:ascii="Cambria" w:eastAsia="Times New Roman" w:hAnsi="Cambria" w:cs="Times New Roman"/>
-      <w:kern w:val="0"/>
-      <w:sz w:val="22"/>
-      <w:lang w:eastAsia="fr-FR"/>
-      <w14:ligatures w14:val="none"/>
-    </w:rPr>
+    <w:rsid w:val="0095745E"/>
   </w:style>
   <w:style w:type="paragraph" w:styleId="Heading1">
     <w:name w:val="heading 1"/>
@@ -6794,11 +8114,12 @@
     <w:link w:val="Heading1Char"/>
     <w:uiPriority w:val="9"/>
     <w:qFormat/>
-    <w:rsid w:val="00483AD4"/>
+    <w:rsid w:val="0095745E"/>
     <w:pPr>
       <w:keepNext/>
       <w:keepLines/>
-      <w:spacing w:before="360" w:after="80"/>
+      <w:spacing w:before="320" w:after="80" w:line="240" w:lineRule="auto"/>
+      <w:jc w:val="center"/>
       <w:outlineLvl w:val="0"/>
     </w:pPr>
     <w:rPr>
@@ -6816,16 +8137,16 @@
     <w:uiPriority w:val="9"/>
     <w:unhideWhenUsed/>
     <w:qFormat/>
-    <w:rsid w:val="00483AD4"/>
+    <w:rsid w:val="0095745E"/>
     <w:pPr>
       <w:keepNext/>
       <w:keepLines/>
-      <w:spacing w:before="160" w:after="80"/>
+      <w:spacing w:before="160" w:after="40" w:line="240" w:lineRule="auto"/>
+      <w:jc w:val="center"/>
       <w:outlineLvl w:val="1"/>
     </w:pPr>
     <w:rPr>
       <w:rFonts w:asciiTheme="majorHAnsi" w:eastAsiaTheme="majorEastAsia" w:hAnsiTheme="majorHAnsi" w:cstheme="majorBidi"/>
-      <w:color w:val="0F4761" w:themeColor="accent1" w:themeShade="BF"/>
       <w:sz w:val="32"/>
       <w:szCs w:val="32"/>
     </w:rPr>
@@ -6839,18 +8160,17 @@
     <w:semiHidden/>
     <w:unhideWhenUsed/>
     <w:qFormat/>
-    <w:rsid w:val="00483AD4"/>
+    <w:rsid w:val="0095745E"/>
     <w:pPr>
       <w:keepNext/>
       <w:keepLines/>
-      <w:spacing w:before="160" w:after="80"/>
+      <w:spacing w:before="160" w:after="0" w:line="240" w:lineRule="auto"/>
       <w:outlineLvl w:val="2"/>
     </w:pPr>
     <w:rPr>
-      <w:rFonts w:eastAsiaTheme="majorEastAsia" w:cstheme="majorBidi"/>
-      <w:color w:val="0F4761" w:themeColor="accent1" w:themeShade="BF"/>
-      <w:sz w:val="28"/>
-      <w:szCs w:val="28"/>
+      <w:rFonts w:asciiTheme="majorHAnsi" w:eastAsiaTheme="majorEastAsia" w:hAnsiTheme="majorHAnsi" w:cstheme="majorBidi"/>
+      <w:sz w:val="32"/>
+      <w:szCs w:val="32"/>
     </w:rPr>
   </w:style>
   <w:style w:type="paragraph" w:styleId="Heading4">
@@ -6862,18 +8182,19 @@
     <w:semiHidden/>
     <w:unhideWhenUsed/>
     <w:qFormat/>
-    <w:rsid w:val="00483AD4"/>
+    <w:rsid w:val="0095745E"/>
     <w:pPr>
       <w:keepNext/>
       <w:keepLines/>
-      <w:spacing w:before="80" w:after="40"/>
+      <w:spacing w:before="80" w:after="0"/>
       <w:outlineLvl w:val="3"/>
     </w:pPr>
     <w:rPr>
-      <w:rFonts w:eastAsiaTheme="majorEastAsia" w:cstheme="majorBidi"/>
+      <w:rFonts w:asciiTheme="majorHAnsi" w:eastAsiaTheme="majorEastAsia" w:hAnsiTheme="majorHAnsi" w:cstheme="majorBidi"/>
       <w:i/>
       <w:iCs/>
-      <w:color w:val="0F4761" w:themeColor="accent1" w:themeShade="BF"/>
+      <w:sz w:val="30"/>
+      <w:szCs w:val="30"/>
     </w:rPr>
   </w:style>
   <w:style w:type="paragraph" w:styleId="Heading5">
@@ -6885,16 +8206,17 @@
     <w:semiHidden/>
     <w:unhideWhenUsed/>
     <w:qFormat/>
-    <w:rsid w:val="00483AD4"/>
+    <w:rsid w:val="0095745E"/>
     <w:pPr>
       <w:keepNext/>
       <w:keepLines/>
-      <w:spacing w:before="80" w:after="40"/>
+      <w:spacing w:before="40" w:after="0"/>
       <w:outlineLvl w:val="4"/>
     </w:pPr>
     <w:rPr>
-      <w:rFonts w:eastAsiaTheme="majorEastAsia" w:cstheme="majorBidi"/>
-      <w:color w:val="0F4761" w:themeColor="accent1" w:themeShade="BF"/>
+      <w:rFonts w:asciiTheme="majorHAnsi" w:eastAsiaTheme="majorEastAsia" w:hAnsiTheme="majorHAnsi" w:cstheme="majorBidi"/>
+      <w:sz w:val="28"/>
+      <w:szCs w:val="28"/>
     </w:rPr>
   </w:style>
   <w:style w:type="paragraph" w:styleId="Heading6">
@@ -6906,18 +8228,19 @@
     <w:semiHidden/>
     <w:unhideWhenUsed/>
     <w:qFormat/>
-    <w:rsid w:val="00483AD4"/>
+    <w:rsid w:val="0095745E"/>
     <w:pPr>
       <w:keepNext/>
       <w:keepLines/>
-      <w:spacing w:before="40"/>
+      <w:spacing w:before="40" w:after="0"/>
       <w:outlineLvl w:val="5"/>
     </w:pPr>
     <w:rPr>
-      <w:rFonts w:eastAsiaTheme="majorEastAsia" w:cstheme="majorBidi"/>
+      <w:rFonts w:asciiTheme="majorHAnsi" w:eastAsiaTheme="majorEastAsia" w:hAnsiTheme="majorHAnsi" w:cstheme="majorBidi"/>
       <w:i/>
       <w:iCs/>
-      <w:color w:val="595959" w:themeColor="text1" w:themeTint="A6"/>
+      <w:sz w:val="26"/>
+      <w:szCs w:val="26"/>
     </w:rPr>
   </w:style>
   <w:style w:type="paragraph" w:styleId="Heading7">
@@ -6929,16 +8252,17 @@
     <w:semiHidden/>
     <w:unhideWhenUsed/>
     <w:qFormat/>
-    <w:rsid w:val="00483AD4"/>
+    <w:rsid w:val="0095745E"/>
     <w:pPr>
       <w:keepNext/>
       <w:keepLines/>
-      <w:spacing w:before="40"/>
+      <w:spacing w:before="40" w:after="0"/>
       <w:outlineLvl w:val="6"/>
     </w:pPr>
     <w:rPr>
-      <w:rFonts w:eastAsiaTheme="majorEastAsia" w:cstheme="majorBidi"/>
-      <w:color w:val="595959" w:themeColor="text1" w:themeTint="A6"/>
+      <w:rFonts w:asciiTheme="majorHAnsi" w:eastAsiaTheme="majorEastAsia" w:hAnsiTheme="majorHAnsi" w:cstheme="majorBidi"/>
+      <w:sz w:val="24"/>
+      <w:szCs w:val="24"/>
     </w:rPr>
   </w:style>
   <w:style w:type="paragraph" w:styleId="Heading8">
@@ -6950,17 +8274,19 @@
     <w:semiHidden/>
     <w:unhideWhenUsed/>
     <w:qFormat/>
-    <w:rsid w:val="00483AD4"/>
+    <w:rsid w:val="0095745E"/>
     <w:pPr>
       <w:keepNext/>
       <w:keepLines/>
+      <w:spacing w:before="40" w:after="0"/>
       <w:outlineLvl w:val="7"/>
     </w:pPr>
     <w:rPr>
-      <w:rFonts w:eastAsiaTheme="majorEastAsia" w:cstheme="majorBidi"/>
+      <w:rFonts w:asciiTheme="majorHAnsi" w:eastAsiaTheme="majorEastAsia" w:hAnsiTheme="majorHAnsi" w:cstheme="majorBidi"/>
       <w:i/>
       <w:iCs/>
-      <w:color w:val="272727" w:themeColor="text1" w:themeTint="D8"/>
+      <w:sz w:val="22"/>
+      <w:szCs w:val="22"/>
     </w:rPr>
   </w:style>
   <w:style w:type="paragraph" w:styleId="Heading9">
@@ -6972,15 +8298,18 @@
     <w:semiHidden/>
     <w:unhideWhenUsed/>
     <w:qFormat/>
-    <w:rsid w:val="00483AD4"/>
+    <w:rsid w:val="0095745E"/>
     <w:pPr>
       <w:keepNext/>
       <w:keepLines/>
+      <w:spacing w:before="40" w:after="0"/>
       <w:outlineLvl w:val="8"/>
     </w:pPr>
     <w:rPr>
-      <w:rFonts w:eastAsiaTheme="majorEastAsia" w:cstheme="majorBidi"/>
-      <w:color w:val="272727" w:themeColor="text1" w:themeTint="D8"/>
+      <w:b/>
+      <w:bCs/>
+      <w:i/>
+      <w:iCs/>
     </w:rPr>
   </w:style>
   <w:style w:type="character" w:default="1" w:styleId="DefaultParagraphFont">
@@ -7015,7 +8344,7 @@
     <w:basedOn w:val="DefaultParagraphFont"/>
     <w:link w:val="Heading1"/>
     <w:uiPriority w:val="9"/>
-    <w:rsid w:val="00483AD4"/>
+    <w:rsid w:val="0095745E"/>
     <w:rPr>
       <w:rFonts w:asciiTheme="majorHAnsi" w:eastAsiaTheme="majorEastAsia" w:hAnsiTheme="majorHAnsi" w:cstheme="majorBidi"/>
       <w:color w:val="0F4761" w:themeColor="accent1" w:themeShade="BF"/>
@@ -7028,10 +8357,9 @@
     <w:basedOn w:val="DefaultParagraphFont"/>
     <w:link w:val="Heading2"/>
     <w:uiPriority w:val="9"/>
-    <w:rsid w:val="00483AD4"/>
+    <w:rsid w:val="0095745E"/>
     <w:rPr>
       <w:rFonts w:asciiTheme="majorHAnsi" w:eastAsiaTheme="majorEastAsia" w:hAnsiTheme="majorHAnsi" w:cstheme="majorBidi"/>
-      <w:color w:val="0F4761" w:themeColor="accent1" w:themeShade="BF"/>
       <w:sz w:val="32"/>
       <w:szCs w:val="32"/>
     </w:rPr>
@@ -7042,12 +8370,11 @@
     <w:link w:val="Heading3"/>
     <w:uiPriority w:val="9"/>
     <w:semiHidden/>
-    <w:rsid w:val="00483AD4"/>
+    <w:rsid w:val="0095745E"/>
     <w:rPr>
-      <w:rFonts w:eastAsiaTheme="majorEastAsia" w:cstheme="majorBidi"/>
-      <w:color w:val="0F4761" w:themeColor="accent1" w:themeShade="BF"/>
-      <w:sz w:val="28"/>
-      <w:szCs w:val="28"/>
+      <w:rFonts w:asciiTheme="majorHAnsi" w:eastAsiaTheme="majorEastAsia" w:hAnsiTheme="majorHAnsi" w:cstheme="majorBidi"/>
+      <w:sz w:val="32"/>
+      <w:szCs w:val="32"/>
     </w:rPr>
   </w:style>
   <w:style w:type="character" w:customStyle="1" w:styleId="Heading4Char">
@@ -7056,12 +8383,13 @@
     <w:link w:val="Heading4"/>
     <w:uiPriority w:val="9"/>
     <w:semiHidden/>
-    <w:rsid w:val="00483AD4"/>
+    <w:rsid w:val="0095745E"/>
     <w:rPr>
-      <w:rFonts w:eastAsiaTheme="majorEastAsia" w:cstheme="majorBidi"/>
+      <w:rFonts w:asciiTheme="majorHAnsi" w:eastAsiaTheme="majorEastAsia" w:hAnsiTheme="majorHAnsi" w:cstheme="majorBidi"/>
       <w:i/>
       <w:iCs/>
-      <w:color w:val="0F4761" w:themeColor="accent1" w:themeShade="BF"/>
+      <w:sz w:val="30"/>
+      <w:szCs w:val="30"/>
     </w:rPr>
   </w:style>
   <w:style w:type="character" w:customStyle="1" w:styleId="Heading5Char">
@@ -7070,10 +8398,11 @@
     <w:link w:val="Heading5"/>
     <w:uiPriority w:val="9"/>
     <w:semiHidden/>
-    <w:rsid w:val="00483AD4"/>
+    <w:rsid w:val="0095745E"/>
     <w:rPr>
-      <w:rFonts w:eastAsiaTheme="majorEastAsia" w:cstheme="majorBidi"/>
-      <w:color w:val="0F4761" w:themeColor="accent1" w:themeShade="BF"/>
+      <w:rFonts w:asciiTheme="majorHAnsi" w:eastAsiaTheme="majorEastAsia" w:hAnsiTheme="majorHAnsi" w:cstheme="majorBidi"/>
+      <w:sz w:val="28"/>
+      <w:szCs w:val="28"/>
     </w:rPr>
   </w:style>
   <w:style w:type="character" w:customStyle="1" w:styleId="Heading6Char">
@@ -7082,12 +8411,13 @@
     <w:link w:val="Heading6"/>
     <w:uiPriority w:val="9"/>
     <w:semiHidden/>
-    <w:rsid w:val="00483AD4"/>
+    <w:rsid w:val="0095745E"/>
     <w:rPr>
-      <w:rFonts w:eastAsiaTheme="majorEastAsia" w:cstheme="majorBidi"/>
+      <w:rFonts w:asciiTheme="majorHAnsi" w:eastAsiaTheme="majorEastAsia" w:hAnsiTheme="majorHAnsi" w:cstheme="majorBidi"/>
       <w:i/>
       <w:iCs/>
-      <w:color w:val="595959" w:themeColor="text1" w:themeTint="A6"/>
+      <w:sz w:val="26"/>
+      <w:szCs w:val="26"/>
     </w:rPr>
   </w:style>
   <w:style w:type="character" w:customStyle="1" w:styleId="Heading7Char">
@@ -7096,10 +8426,11 @@
     <w:link w:val="Heading7"/>
     <w:uiPriority w:val="9"/>
     <w:semiHidden/>
-    <w:rsid w:val="00483AD4"/>
+    <w:rsid w:val="0095745E"/>
     <w:rPr>
-      <w:rFonts w:eastAsiaTheme="majorEastAsia" w:cstheme="majorBidi"/>
-      <w:color w:val="595959" w:themeColor="text1" w:themeTint="A6"/>
+      <w:rFonts w:asciiTheme="majorHAnsi" w:eastAsiaTheme="majorEastAsia" w:hAnsiTheme="majorHAnsi" w:cstheme="majorBidi"/>
+      <w:sz w:val="24"/>
+      <w:szCs w:val="24"/>
     </w:rPr>
   </w:style>
   <w:style w:type="character" w:customStyle="1" w:styleId="Heading8Char">
@@ -7108,12 +8439,13 @@
     <w:link w:val="Heading8"/>
     <w:uiPriority w:val="9"/>
     <w:semiHidden/>
-    <w:rsid w:val="00483AD4"/>
+    <w:rsid w:val="0095745E"/>
     <w:rPr>
-      <w:rFonts w:eastAsiaTheme="majorEastAsia" w:cstheme="majorBidi"/>
+      <w:rFonts w:asciiTheme="majorHAnsi" w:eastAsiaTheme="majorEastAsia" w:hAnsiTheme="majorHAnsi" w:cstheme="majorBidi"/>
       <w:i/>
       <w:iCs/>
-      <w:color w:val="272727" w:themeColor="text1" w:themeTint="D8"/>
+      <w:sz w:val="22"/>
+      <w:szCs w:val="22"/>
     </w:rPr>
   </w:style>
   <w:style w:type="character" w:customStyle="1" w:styleId="Heading9Char">
@@ -7122,10 +8454,12 @@
     <w:link w:val="Heading9"/>
     <w:uiPriority w:val="9"/>
     <w:semiHidden/>
-    <w:rsid w:val="00483AD4"/>
+    <w:rsid w:val="0095745E"/>
     <w:rPr>
-      <w:rFonts w:eastAsiaTheme="majorEastAsia" w:cstheme="majorBidi"/>
-      <w:color w:val="272727" w:themeColor="text1" w:themeTint="D8"/>
+      <w:b/>
+      <w:bCs/>
+      <w:i/>
+      <w:iCs/>
     </w:rPr>
   </w:style>
   <w:style w:type="paragraph" w:styleId="Title">
@@ -7135,17 +8469,23 @@
     <w:link w:val="TitleChar"/>
     <w:uiPriority w:val="10"/>
     <w:qFormat/>
-    <w:rsid w:val="00483AD4"/>
+    <w:rsid w:val="0095745E"/>
     <w:pPr>
-      <w:spacing w:after="80"/>
+      <w:pBdr>
+        <w:top w:val="single" w:sz="6" w:space="8" w:color="196B24" w:themeColor="accent3"/>
+        <w:bottom w:val="single" w:sz="6" w:space="8" w:color="196B24" w:themeColor="accent3"/>
+      </w:pBdr>
+      <w:spacing w:after="400" w:line="240" w:lineRule="auto"/>
       <w:contextualSpacing/>
+      <w:jc w:val="center"/>
     </w:pPr>
     <w:rPr>
       <w:rFonts w:asciiTheme="majorHAnsi" w:eastAsiaTheme="majorEastAsia" w:hAnsiTheme="majorHAnsi" w:cstheme="majorBidi"/>
-      <w:spacing w:val="-10"/>
-      <w:kern w:val="28"/>
-      <w:sz w:val="56"/>
-      <w:szCs w:val="56"/>
+      <w:caps/>
+      <w:color w:val="0E2841" w:themeColor="text2"/>
+      <w:spacing w:val="30"/>
+      <w:sz w:val="72"/>
+      <w:szCs w:val="72"/>
     </w:rPr>
   </w:style>
   <w:style w:type="character" w:customStyle="1" w:styleId="TitleChar">
@@ -7153,13 +8493,14 @@
     <w:basedOn w:val="DefaultParagraphFont"/>
     <w:link w:val="Title"/>
     <w:uiPriority w:val="10"/>
-    <w:rsid w:val="00483AD4"/>
+    <w:rsid w:val="0095745E"/>
     <w:rPr>
       <w:rFonts w:asciiTheme="majorHAnsi" w:eastAsiaTheme="majorEastAsia" w:hAnsiTheme="majorHAnsi" w:cstheme="majorBidi"/>
-      <w:spacing w:val="-10"/>
-      <w:kern w:val="28"/>
-      <w:sz w:val="56"/>
-      <w:szCs w:val="56"/>
+      <w:caps/>
+      <w:color w:val="0E2841" w:themeColor="text2"/>
+      <w:spacing w:val="30"/>
+      <w:sz w:val="72"/>
+      <w:szCs w:val="72"/>
     </w:rPr>
   </w:style>
   <w:style w:type="paragraph" w:styleId="Subtitle">
@@ -7169,16 +8510,15 @@
     <w:link w:val="SubtitleChar"/>
     <w:uiPriority w:val="11"/>
     <w:qFormat/>
-    <w:rsid w:val="00483AD4"/>
+    <w:rsid w:val="0095745E"/>
     <w:pPr>
       <w:numPr>
         <w:ilvl w:val="1"/>
       </w:numPr>
+      <w:jc w:val="center"/>
     </w:pPr>
     <w:rPr>
-      <w:rFonts w:eastAsiaTheme="majorEastAsia" w:cstheme="majorBidi"/>
-      <w:color w:val="595959" w:themeColor="text1" w:themeTint="A6"/>
-      <w:spacing w:val="15"/>
+      <w:color w:val="0E2841" w:themeColor="text2"/>
       <w:sz w:val="28"/>
       <w:szCs w:val="28"/>
     </w:rPr>
@@ -7188,11 +8528,9 @@
     <w:basedOn w:val="DefaultParagraphFont"/>
     <w:link w:val="Subtitle"/>
     <w:uiPriority w:val="11"/>
-    <w:rsid w:val="00483AD4"/>
+    <w:rsid w:val="0095745E"/>
     <w:rPr>
-      <w:rFonts w:eastAsiaTheme="majorEastAsia" w:cstheme="majorBidi"/>
-      <w:color w:val="595959" w:themeColor="text1" w:themeTint="A6"/>
-      <w:spacing w:val="15"/>
+      <w:color w:val="0E2841" w:themeColor="text2"/>
       <w:sz w:val="28"/>
       <w:szCs w:val="28"/>
     </w:rPr>
@@ -7204,15 +8542,18 @@
     <w:link w:val="QuoteChar"/>
     <w:uiPriority w:val="29"/>
     <w:qFormat/>
-    <w:rsid w:val="00483AD4"/>
+    <w:rsid w:val="0095745E"/>
     <w:pPr>
       <w:spacing w:before="160"/>
+      <w:ind w:left="720" w:right="720"/>
       <w:jc w:val="center"/>
     </w:pPr>
     <w:rPr>
       <w:i/>
       <w:iCs/>
-      <w:color w:val="404040" w:themeColor="text1" w:themeTint="BF"/>
+      <w:color w:val="124F1A" w:themeColor="accent3" w:themeShade="BF"/>
+      <w:sz w:val="24"/>
+      <w:szCs w:val="24"/>
     </w:rPr>
   </w:style>
   <w:style w:type="character" w:customStyle="1" w:styleId="QuoteChar">
@@ -7220,11 +8561,13 @@
     <w:basedOn w:val="DefaultParagraphFont"/>
     <w:link w:val="Quote"/>
     <w:uiPriority w:val="29"/>
-    <w:rsid w:val="00483AD4"/>
+    <w:rsid w:val="0095745E"/>
     <w:rPr>
       <w:i/>
       <w:iCs/>
-      <w:color w:val="404040" w:themeColor="text1" w:themeTint="BF"/>
+      <w:color w:val="124F1A" w:themeColor="accent3" w:themeShade="BF"/>
+      <w:sz w:val="24"/>
+      <w:szCs w:val="24"/>
     </w:rPr>
   </w:style>
   <w:style w:type="paragraph" w:styleId="ListParagraph">
@@ -7243,11 +8586,13 @@
     <w:basedOn w:val="DefaultParagraphFont"/>
     <w:uiPriority w:val="21"/>
     <w:qFormat/>
-    <w:rsid w:val="00483AD4"/>
+    <w:rsid w:val="0095745E"/>
     <w:rPr>
+      <w:b/>
+      <w:bCs/>
       <w:i/>
       <w:iCs/>
-      <w:color w:val="0F4761" w:themeColor="accent1" w:themeShade="BF"/>
+      <w:color w:val="auto"/>
     </w:rPr>
   </w:style>
   <w:style w:type="paragraph" w:styleId="IntenseQuote">
@@ -7257,20 +8602,18 @@
     <w:link w:val="IntenseQuoteChar"/>
     <w:uiPriority w:val="30"/>
     <w:qFormat/>
-    <w:rsid w:val="00483AD4"/>
+    <w:rsid w:val="0095745E"/>
     <w:pPr>
-      <w:pBdr>
-        <w:top w:val="single" w:sz="4" w:space="10" w:color="0F4761" w:themeColor="accent1" w:themeShade="BF"/>
-        <w:bottom w:val="single" w:sz="4" w:space="10" w:color="0F4761" w:themeColor="accent1" w:themeShade="BF"/>
-      </w:pBdr>
-      <w:spacing w:before="360" w:after="360"/>
-      <w:ind w:left="864" w:right="864"/>
+      <w:spacing w:before="160" w:line="276" w:lineRule="auto"/>
+      <w:ind w:left="936" w:right="936"/>
       <w:jc w:val="center"/>
     </w:pPr>
     <w:rPr>
-      <w:i/>
-      <w:iCs/>
+      <w:rFonts w:asciiTheme="majorHAnsi" w:eastAsiaTheme="majorEastAsia" w:hAnsiTheme="majorHAnsi" w:cstheme="majorBidi"/>
+      <w:caps/>
       <w:color w:val="0F4761" w:themeColor="accent1" w:themeShade="BF"/>
+      <w:sz w:val="28"/>
+      <w:szCs w:val="28"/>
     </w:rPr>
   </w:style>
   <w:style w:type="character" w:customStyle="1" w:styleId="IntenseQuoteChar">
@@ -7278,11 +8621,13 @@
     <w:basedOn w:val="DefaultParagraphFont"/>
     <w:link w:val="IntenseQuote"/>
     <w:uiPriority w:val="30"/>
-    <w:rsid w:val="00483AD4"/>
+    <w:rsid w:val="0095745E"/>
     <w:rPr>
-      <w:i/>
-      <w:iCs/>
+      <w:rFonts w:asciiTheme="majorHAnsi" w:eastAsiaTheme="majorEastAsia" w:hAnsiTheme="majorHAnsi" w:cstheme="majorBidi"/>
+      <w:caps/>
       <w:color w:val="0F4761" w:themeColor="accent1" w:themeShade="BF"/>
+      <w:sz w:val="28"/>
+      <w:szCs w:val="28"/>
     </w:rPr>
   </w:style>
   <w:style w:type="character" w:styleId="IntenseReference">
@@ -7290,13 +8635,15 @@
     <w:basedOn w:val="DefaultParagraphFont"/>
     <w:uiPriority w:val="32"/>
     <w:qFormat/>
-    <w:rsid w:val="00483AD4"/>
+    <w:rsid w:val="0095745E"/>
     <w:rPr>
       <w:b/>
       <w:bCs/>
+      <w:caps w:val="0"/>
       <w:smallCaps/>
-      <w:color w:val="0F4761" w:themeColor="accent1" w:themeShade="BF"/>
-      <w:spacing w:val="5"/>
+      <w:color w:val="auto"/>
+      <w:spacing w:val="0"/>
+      <w:u w:val="single"/>
     </w:rPr>
   </w:style>
   <w:style w:type="paragraph" w:styleId="NormalWeb">
@@ -7318,7 +8665,7 @@
     <w:basedOn w:val="DefaultParagraphFont"/>
     <w:uiPriority w:val="22"/>
     <w:qFormat/>
-    <w:rsid w:val="003373AC"/>
+    <w:rsid w:val="0095745E"/>
     <w:rPr>
       <w:b/>
       <w:bCs/>
@@ -7399,19 +8746,16 @@
     <w:basedOn w:val="Normal"/>
     <w:link w:val="BodyTextChar"/>
     <w:uiPriority w:val="1"/>
-    <w:qFormat/>
     <w:rsid w:val="00142A51"/>
     <w:pPr>
       <w:widowControl w:val="0"/>
       <w:autoSpaceDE w:val="0"/>
       <w:autoSpaceDN w:val="0"/>
-      <w:jc w:val="left"/>
     </w:pPr>
     <w:rPr>
       <w:rFonts w:ascii="Calibri" w:eastAsia="Calibri" w:hAnsi="Calibri" w:cs="Calibri"/>
       <w:sz w:val="28"/>
       <w:szCs w:val="28"/>
-      <w:lang w:eastAsia="en-US"/>
     </w:rPr>
   </w:style>
   <w:style w:type="character" w:customStyle="1" w:styleId="BodyTextChar">
@@ -7427,6 +8771,100 @@
       <w:szCs w:val="28"/>
       <w14:ligatures w14:val="none"/>
     </w:rPr>
+  </w:style>
+  <w:style w:type="paragraph" w:styleId="Caption">
+    <w:name w:val="caption"/>
+    <w:basedOn w:val="Normal"/>
+    <w:next w:val="Normal"/>
+    <w:uiPriority w:val="35"/>
+    <w:semiHidden/>
+    <w:unhideWhenUsed/>
+    <w:qFormat/>
+    <w:rsid w:val="0095745E"/>
+    <w:pPr>
+      <w:spacing w:line="240" w:lineRule="auto"/>
+    </w:pPr>
+    <w:rPr>
+      <w:b/>
+      <w:bCs/>
+      <w:color w:val="404040" w:themeColor="text1" w:themeTint="BF"/>
+      <w:sz w:val="16"/>
+      <w:szCs w:val="16"/>
+    </w:rPr>
+  </w:style>
+  <w:style w:type="character" w:styleId="Emphasis">
+    <w:name w:val="Emphasis"/>
+    <w:basedOn w:val="DefaultParagraphFont"/>
+    <w:uiPriority w:val="20"/>
+    <w:qFormat/>
+    <w:rsid w:val="0095745E"/>
+    <w:rPr>
+      <w:i/>
+      <w:iCs/>
+      <w:color w:val="000000" w:themeColor="text1"/>
+    </w:rPr>
+  </w:style>
+  <w:style w:type="paragraph" w:styleId="NoSpacing">
+    <w:name w:val="No Spacing"/>
+    <w:uiPriority w:val="1"/>
+    <w:qFormat/>
+    <w:rsid w:val="0095745E"/>
+    <w:pPr>
+      <w:spacing w:after="0" w:line="240" w:lineRule="auto"/>
+    </w:pPr>
+  </w:style>
+  <w:style w:type="character" w:styleId="SubtleEmphasis">
+    <w:name w:val="Subtle Emphasis"/>
+    <w:basedOn w:val="DefaultParagraphFont"/>
+    <w:uiPriority w:val="19"/>
+    <w:qFormat/>
+    <w:rsid w:val="0095745E"/>
+    <w:rPr>
+      <w:i/>
+      <w:iCs/>
+      <w:color w:val="595959" w:themeColor="text1" w:themeTint="A6"/>
+    </w:rPr>
+  </w:style>
+  <w:style w:type="character" w:styleId="SubtleReference">
+    <w:name w:val="Subtle Reference"/>
+    <w:basedOn w:val="DefaultParagraphFont"/>
+    <w:uiPriority w:val="31"/>
+    <w:qFormat/>
+    <w:rsid w:val="0095745E"/>
+    <w:rPr>
+      <w:caps w:val="0"/>
+      <w:smallCaps/>
+      <w:color w:val="404040" w:themeColor="text1" w:themeTint="BF"/>
+      <w:spacing w:val="0"/>
+      <w:u w:val="single" w:color="7F7F7F" w:themeColor="text1" w:themeTint="80"/>
+    </w:rPr>
+  </w:style>
+  <w:style w:type="character" w:styleId="BookTitle">
+    <w:name w:val="Book Title"/>
+    <w:basedOn w:val="DefaultParagraphFont"/>
+    <w:uiPriority w:val="33"/>
+    <w:qFormat/>
+    <w:rsid w:val="0095745E"/>
+    <w:rPr>
+      <w:b/>
+      <w:bCs/>
+      <w:caps w:val="0"/>
+      <w:smallCaps/>
+      <w:spacing w:val="0"/>
+    </w:rPr>
+  </w:style>
+  <w:style w:type="paragraph" w:styleId="TOCHeading">
+    <w:name w:val="TOC Heading"/>
+    <w:basedOn w:val="Heading1"/>
+    <w:next w:val="Normal"/>
+    <w:uiPriority w:val="39"/>
+    <w:semiHidden/>
+    <w:unhideWhenUsed/>
+    <w:qFormat/>
+    <w:rsid w:val="0095745E"/>
+    <w:pPr>
+      <w:outlineLvl w:val="9"/>
+    </w:pPr>
   </w:style>
 </w:styles>
 </file>
